--- a/Engineering/API/VSA_reader_v2.docx
+++ b/Engineering/API/VSA_reader_v2.docx
@@ -3621,654 +3621,211 @@
     <w:p/>
     <w:p>
       <w:r>
-        <w:t xml:space="preserve">Éditer la </w:t>
-      </w:r>
-      <w:proofErr w:type="spellStart"/>
-      <w:r>
-        <w:t>crontab</w:t>
-      </w:r>
-      <w:proofErr w:type="spellEnd"/>
-      <w:r>
-        <w:t xml:space="preserve"> : </w:t>
-      </w:r>
-      <w:proofErr w:type="spellStart"/>
+        <w:t xml:space="preserve">Éditer la crontab : </w:t>
+      </w:r>
       <w:r>
         <w:rPr>
           <w:color w:val="F093FC"/>
         </w:rPr>
-        <w:t>crontab</w:t>
-      </w:r>
-      <w:proofErr w:type="spellEnd"/>
+        <w:t>crontab -e</w:t>
+      </w:r>
+    </w:p>
+    <w:p>
+      <w:r>
+        <w:t xml:space="preserve">Voir la crontab actuelle : </w:t>
+      </w:r>
       <w:r>
         <w:rPr>
           <w:color w:val="F093FC"/>
         </w:rPr>
-        <w:t xml:space="preserve"> -e</w:t>
-      </w:r>
-    </w:p>
-    <w:p>
-      <w:r>
-        <w:t xml:space="preserve">Voir la </w:t>
-      </w:r>
-      <w:proofErr w:type="spellStart"/>
-      <w:r>
-        <w:t>crontab</w:t>
-      </w:r>
-      <w:proofErr w:type="spellEnd"/>
-      <w:r>
-        <w:t xml:space="preserve"> actuelle : </w:t>
-      </w:r>
-      <w:proofErr w:type="spellStart"/>
+        <w:t>crontab -l</w:t>
+      </w:r>
+    </w:p>
+    <w:p>
+      <w:r>
+        <w:t xml:space="preserve">Supprimer toute la crontab : </w:t>
+      </w:r>
       <w:r>
         <w:rPr>
           <w:color w:val="F093FC"/>
         </w:rPr>
-        <w:t>crontab</w:t>
-      </w:r>
-      <w:proofErr w:type="spellEnd"/>
+        <w:t>crontab -r</w:t>
+      </w:r>
+    </w:p>
+    <w:p/>
+    <w:p>
+      <w:r>
+        <w:t xml:space="preserve">Logs de tes scripts VSA </w:t>
+      </w:r>
+    </w:p>
+    <w:p>
+      <w:r>
+        <w:t xml:space="preserve">Sync bulk 10 min : </w:t>
+      </w:r>
       <w:r>
         <w:rPr>
           <w:color w:val="F093FC"/>
         </w:rPr>
-        <w:t xml:space="preserve"> -l</w:t>
-      </w:r>
-    </w:p>
-    <w:p>
-      <w:r>
-        <w:t xml:space="preserve">Supprimer toute la </w:t>
-      </w:r>
-      <w:proofErr w:type="spellStart"/>
-      <w:r>
-        <w:t>crontab</w:t>
-      </w:r>
-      <w:proofErr w:type="spellEnd"/>
-      <w:r>
-        <w:t xml:space="preserve"> : </w:t>
-      </w:r>
-      <w:proofErr w:type="spellStart"/>
+        <w:t>scripts/cron/sync_vsa_bulk.log</w:t>
+      </w:r>
+    </w:p>
+    <w:p>
+      <w:pPr>
+        <w:rPr>
+          <w:bdr w:val="single" w:sz="4" w:space="0" w:color="auto"/>
+        </w:rPr>
+      </w:pPr>
+      <w:r>
+        <w:t xml:space="preserve">Sync NDF : </w:t>
+      </w:r>
       <w:r>
         <w:rPr>
           <w:color w:val="F093FC"/>
         </w:rPr>
-        <w:t>crontab</w:t>
-      </w:r>
-      <w:proofErr w:type="spellEnd"/>
-      <w:r>
+        <w:t>scripts/cron/sync_vsa_bulk_ndf.log</w:t>
+      </w:r>
+    </w:p>
+    <w:p>
+      <w:pPr>
+        <w:rPr>
+          <w:bdr w:val="single" w:sz="4" w:space="0" w:color="auto"/>
+        </w:rPr>
+      </w:pPr>
+    </w:p>
+    <w:p>
+      <w:pPr>
+        <w:rPr>
+          <w:bdr w:val="single" w:sz="4" w:space="0" w:color="auto"/>
+        </w:rPr>
+      </w:pPr>
+    </w:p>
+    <w:p>
+      <w:r>
+        <w:t>Log du script (recommandé)</w:t>
+      </w:r>
+    </w:p>
+    <w:p>
+      <w:r>
+        <w:t>Tout (stdout + stderr) est écrit dans</w:t>
+      </w:r>
+      <w:r>
+        <w:rPr>
+          <w:rFonts w:ascii="Helvetica Neue" w:hAnsi="Helvetica Neue" w:cs="Helvetica Neue"/>
+        </w:rPr>
+        <w:t> </w:t>
+      </w:r>
+      <w:r>
+        <w:t>:</w:t>
+      </w:r>
+    </w:p>
+    <w:p>
+      <w:pPr>
         <w:rPr>
           <w:color w:val="F093FC"/>
         </w:rPr>
-        <w:t xml:space="preserve"> -r</w:t>
-      </w:r>
-    </w:p>
-    <w:p/>
-    <w:p>
-      <w:r>
-        <w:t xml:space="preserve">Logs de tes scripts VSA </w:t>
-      </w:r>
-    </w:p>
-    <w:p>
-      <w:r>
-        <w:t xml:space="preserve">Sync bulk 10 min : </w:t>
-      </w:r>
+      </w:pPr>
       <w:r>
         <w:rPr>
           <w:color w:val="F093FC"/>
         </w:rPr>
-        <w:t>scripts/</w:t>
-      </w:r>
-      <w:proofErr w:type="spellStart"/>
-      <w:r>
+        <w:t xml:space="preserve">   /var/www/iami-private-platform/scripts/cron/sync_vsa_bulk.log</w:t>
+      </w:r>
+    </w:p>
+    <w:p>
+      <w:r>
+        <w:t>Dernières exécutions et erreurs :</w:t>
+      </w:r>
+    </w:p>
+    <w:p>
+      <w:r>
+        <w:t xml:space="preserve">   tail -n 500 /var/www/iami-private-platform/scripts/cron/sync_vsa_bulk.log</w:t>
+      </w:r>
+    </w:p>
+    <w:p>
+      <w:r>
+        <w:t>Ou en temps réel :</w:t>
+      </w:r>
+    </w:p>
+    <w:p>
+      <w:pPr>
         <w:rPr>
           <w:color w:val="F093FC"/>
         </w:rPr>
-        <w:t>cron</w:t>
-      </w:r>
-      <w:proofErr w:type="spellEnd"/>
+      </w:pPr>
       <w:r>
         <w:rPr>
           <w:color w:val="F093FC"/>
         </w:rPr>
-        <w:t>/sync_vsa_bulk.log</w:t>
-      </w:r>
-    </w:p>
-    <w:p>
-      <w:pPr>
-        <w:rPr>
-          <w:bdr w:val="single" w:sz="4" w:space="0" w:color="auto"/>
-        </w:rPr>
-      </w:pPr>
-      <w:r>
-        <w:t xml:space="preserve">Sync NDF : </w:t>
-      </w:r>
-      <w:r>
+        <w:t xml:space="preserve">   tail -f /var/www/iami-private-platform/scripts/cron/sync_vsa_bulk.log</w:t>
+      </w:r>
+    </w:p>
+    <w:p>
+      <w:r>
+        <w:t>Vérifier que le cron a bien été exécuté</w:t>
+      </w:r>
+    </w:p>
+    <w:p>
+      <w:r>
+        <w:t>Sur Ubuntu/Debian, les exécutions cron sont dans syslog :</w:t>
+      </w:r>
+    </w:p>
+    <w:p>
+      <w:pPr>
         <w:rPr>
           <w:color w:val="F093FC"/>
         </w:rPr>
-        <w:t>scripts/</w:t>
-      </w:r>
-      <w:proofErr w:type="spellStart"/>
+      </w:pPr>
       <w:r>
         <w:rPr>
           <w:color w:val="F093FC"/>
         </w:rPr>
-        <w:t>cron</w:t>
-      </w:r>
-      <w:proofErr w:type="spellEnd"/>
-      <w:r>
+        <w:t xml:space="preserve">   grep CRON /var/log/syslog | tail -30</w:t>
+      </w:r>
+    </w:p>
+    <w:p>
+      <w:r>
+        <w:t>Ou avec journalctl si cron est géré par systemd :</w:t>
+      </w:r>
+    </w:p>
+    <w:p>
+      <w:pPr>
         <w:rPr>
           <w:color w:val="F093FC"/>
         </w:rPr>
-        <w:t>/sync_vsa_bulk_ndf.log</w:t>
-      </w:r>
-    </w:p>
-    <w:p>
-      <w:pPr>
-        <w:rPr>
-          <w:bdr w:val="single" w:sz="4" w:space="0" w:color="auto"/>
-        </w:rPr>
-      </w:pPr>
-    </w:p>
-    <w:p>
-      <w:pPr>
-        <w:rPr>
-          <w:bdr w:val="single" w:sz="4" w:space="0" w:color="auto"/>
-        </w:rPr>
-      </w:pPr>
-    </w:p>
-    <w:p>
-      <w:r>
-        <w:t>Log du script (recommandé)</w:t>
-      </w:r>
-    </w:p>
-    <w:p>
-      <w:r>
-        <w:t>Tout (</w:t>
-      </w:r>
-      <w:proofErr w:type="spellStart"/>
-      <w:r>
-        <w:t>stdout</w:t>
-      </w:r>
-      <w:proofErr w:type="spellEnd"/>
-      <w:r>
-        <w:t xml:space="preserve"> + </w:t>
-      </w:r>
-      <w:proofErr w:type="spellStart"/>
-      <w:r>
-        <w:t>stderr</w:t>
-      </w:r>
-      <w:proofErr w:type="spellEnd"/>
-      <w:r>
-        <w:t>) est écrit dans</w:t>
-      </w:r>
-      <w:r>
-        <w:rPr>
-          <w:rFonts w:ascii="Helvetica Neue" w:hAnsi="Helvetica Neue" w:cs="Helvetica Neue"/>
-        </w:rPr>
-        <w:t> </w:t>
-      </w:r>
-      <w:r>
-        <w:t>:</w:t>
-      </w:r>
-    </w:p>
-    <w:p>
-      <w:pPr>
+      </w:pPr>
+      <w:r>
         <w:rPr>
           <w:color w:val="F093FC"/>
         </w:rPr>
-      </w:pPr>
-      <w:r>
+        <w:t xml:space="preserve">   journalctl -u cron --since "1 hour ago" --no-pager</w:t>
+      </w:r>
+    </w:p>
+    <w:p>
+      <w:r>
+        <w:t>Vérifier ta crontab</w:t>
+      </w:r>
+    </w:p>
+    <w:p>
+      <w:pPr>
         <w:rPr>
           <w:color w:val="F093FC"/>
         </w:rPr>
-        <w:t xml:space="preserve">   /var/www/</w:t>
-      </w:r>
-      <w:proofErr w:type="spellStart"/>
+      </w:pPr>
       <w:r>
         <w:rPr>
           <w:color w:val="F093FC"/>
         </w:rPr>
-        <w:t>iami</w:t>
-      </w:r>
-      <w:proofErr w:type="spellEnd"/>
-      <w:r>
-        <w:rPr>
-          <w:color w:val="F093FC"/>
-        </w:rPr>
-        <w:t>-</w:t>
-      </w:r>
-      <w:proofErr w:type="spellStart"/>
-      <w:r>
-        <w:rPr>
-          <w:color w:val="F093FC"/>
-        </w:rPr>
-        <w:t>private</w:t>
-      </w:r>
-      <w:proofErr w:type="spellEnd"/>
-      <w:r>
-        <w:rPr>
-          <w:color w:val="F093FC"/>
-        </w:rPr>
-        <w:t>-platform/scripts/</w:t>
-      </w:r>
-      <w:proofErr w:type="spellStart"/>
-      <w:r>
-        <w:rPr>
-          <w:color w:val="F093FC"/>
-        </w:rPr>
-        <w:t>cron</w:t>
-      </w:r>
-      <w:proofErr w:type="spellEnd"/>
-      <w:r>
-        <w:rPr>
-          <w:color w:val="F093FC"/>
-        </w:rPr>
-        <w:t>/sync_vsa_bulk.log</w:t>
-      </w:r>
-    </w:p>
-    <w:p>
-      <w:r>
-        <w:t>Dernières exécutions et erreurs :</w:t>
-      </w:r>
-    </w:p>
-    <w:p>
-      <w:r>
-        <w:t xml:space="preserve">   </w:t>
-      </w:r>
-      <w:proofErr w:type="spellStart"/>
-      <w:proofErr w:type="gramStart"/>
-      <w:r>
-        <w:t>tail</w:t>
-      </w:r>
-      <w:proofErr w:type="spellEnd"/>
-      <w:proofErr w:type="gramEnd"/>
-      <w:r>
-        <w:t xml:space="preserve"> -n 500 /var/www/</w:t>
-      </w:r>
-      <w:proofErr w:type="spellStart"/>
-      <w:r>
-        <w:t>iami</w:t>
-      </w:r>
-      <w:proofErr w:type="spellEnd"/>
-      <w:r>
-        <w:t>-</w:t>
-      </w:r>
-      <w:proofErr w:type="spellStart"/>
-      <w:r>
-        <w:t>private</w:t>
-      </w:r>
-      <w:proofErr w:type="spellEnd"/>
-      <w:r>
-        <w:t>-platform/scripts/</w:t>
-      </w:r>
-      <w:proofErr w:type="spellStart"/>
-      <w:r>
-        <w:t>cron</w:t>
-      </w:r>
-      <w:proofErr w:type="spellEnd"/>
-      <w:r>
-        <w:t>/sync_vsa_bulk.log</w:t>
-      </w:r>
-    </w:p>
-    <w:p>
-      <w:r>
-        <w:t>Ou en temps réel :</w:t>
-      </w:r>
-    </w:p>
-    <w:p>
-      <w:pPr>
-        <w:rPr>
-          <w:color w:val="F093FC"/>
-        </w:rPr>
-      </w:pPr>
-      <w:r>
-        <w:rPr>
-          <w:color w:val="F093FC"/>
-        </w:rPr>
-        <w:t xml:space="preserve">   </w:t>
-      </w:r>
-      <w:proofErr w:type="spellStart"/>
-      <w:proofErr w:type="gramStart"/>
-      <w:r>
-        <w:rPr>
-          <w:color w:val="F093FC"/>
-        </w:rPr>
-        <w:t>tail</w:t>
-      </w:r>
-      <w:proofErr w:type="spellEnd"/>
-      <w:proofErr w:type="gramEnd"/>
-      <w:r>
-        <w:rPr>
-          <w:color w:val="F093FC"/>
-        </w:rPr>
-        <w:t xml:space="preserve"> -f /var/www/</w:t>
-      </w:r>
-      <w:proofErr w:type="spellStart"/>
-      <w:r>
-        <w:rPr>
-          <w:color w:val="F093FC"/>
-        </w:rPr>
-        <w:t>iami</w:t>
-      </w:r>
-      <w:proofErr w:type="spellEnd"/>
-      <w:r>
-        <w:rPr>
-          <w:color w:val="F093FC"/>
-        </w:rPr>
-        <w:t>-</w:t>
-      </w:r>
-      <w:proofErr w:type="spellStart"/>
-      <w:r>
-        <w:rPr>
-          <w:color w:val="F093FC"/>
-        </w:rPr>
-        <w:t>private</w:t>
-      </w:r>
-      <w:proofErr w:type="spellEnd"/>
-      <w:r>
-        <w:rPr>
-          <w:color w:val="F093FC"/>
-        </w:rPr>
-        <w:t>-platform/scripts/</w:t>
-      </w:r>
-      <w:proofErr w:type="spellStart"/>
-      <w:r>
-        <w:rPr>
-          <w:color w:val="F093FC"/>
-        </w:rPr>
-        <w:t>cron</w:t>
-      </w:r>
-      <w:proofErr w:type="spellEnd"/>
-      <w:r>
-        <w:rPr>
-          <w:color w:val="F093FC"/>
-        </w:rPr>
-        <w:t>/sync_vsa_bulk.log</w:t>
-      </w:r>
-    </w:p>
-    <w:p>
-      <w:r>
-        <w:t xml:space="preserve">Vérifier que le </w:t>
-      </w:r>
-      <w:proofErr w:type="spellStart"/>
-      <w:r>
-        <w:t>cron</w:t>
-      </w:r>
-      <w:proofErr w:type="spellEnd"/>
-      <w:r>
-        <w:t xml:space="preserve"> a bien été exécuté</w:t>
-      </w:r>
-    </w:p>
-    <w:p>
-      <w:r>
-        <w:t xml:space="preserve">Sur Ubuntu/Debian, les exécutions </w:t>
-      </w:r>
-      <w:proofErr w:type="spellStart"/>
-      <w:r>
-        <w:t>cron</w:t>
-      </w:r>
-      <w:proofErr w:type="spellEnd"/>
-      <w:r>
-        <w:t xml:space="preserve"> sont dans </w:t>
-      </w:r>
-      <w:proofErr w:type="spellStart"/>
-      <w:r>
-        <w:t>syslog</w:t>
-      </w:r>
-      <w:proofErr w:type="spellEnd"/>
-      <w:r>
-        <w:t xml:space="preserve"> :</w:t>
-      </w:r>
-    </w:p>
-    <w:p>
-      <w:pPr>
-        <w:rPr>
-          <w:color w:val="F093FC"/>
-        </w:rPr>
-      </w:pPr>
-      <w:r>
-        <w:rPr>
-          <w:color w:val="F093FC"/>
-        </w:rPr>
-        <w:t xml:space="preserve">   </w:t>
-      </w:r>
-      <w:proofErr w:type="spellStart"/>
-      <w:proofErr w:type="gramStart"/>
-      <w:r>
-        <w:rPr>
-          <w:color w:val="F093FC"/>
-        </w:rPr>
-        <w:t>grep</w:t>
-      </w:r>
-      <w:proofErr w:type="spellEnd"/>
-      <w:proofErr w:type="gramEnd"/>
-      <w:r>
-        <w:rPr>
-          <w:color w:val="F093FC"/>
-        </w:rPr>
-        <w:t xml:space="preserve"> CRON /var/log/</w:t>
-      </w:r>
-      <w:proofErr w:type="spellStart"/>
-      <w:r>
-        <w:rPr>
-          <w:color w:val="F093FC"/>
-        </w:rPr>
-        <w:t>syslog</w:t>
-      </w:r>
-      <w:proofErr w:type="spellEnd"/>
-      <w:r>
-        <w:rPr>
-          <w:color w:val="F093FC"/>
-        </w:rPr>
-        <w:t xml:space="preserve"> | </w:t>
-      </w:r>
-      <w:proofErr w:type="spellStart"/>
-      <w:r>
-        <w:rPr>
-          <w:color w:val="F093FC"/>
-        </w:rPr>
-        <w:t>tail</w:t>
-      </w:r>
-      <w:proofErr w:type="spellEnd"/>
-      <w:r>
-        <w:rPr>
-          <w:color w:val="F093FC"/>
-        </w:rPr>
-        <w:t xml:space="preserve"> -30</w:t>
-      </w:r>
-    </w:p>
-    <w:p>
-      <w:r>
-        <w:t xml:space="preserve">Ou avec </w:t>
-      </w:r>
-      <w:proofErr w:type="spellStart"/>
-      <w:r>
-        <w:t>journalctl</w:t>
-      </w:r>
-      <w:proofErr w:type="spellEnd"/>
-      <w:r>
-        <w:t xml:space="preserve"> si </w:t>
-      </w:r>
-      <w:proofErr w:type="spellStart"/>
-      <w:r>
-        <w:t>cron</w:t>
-      </w:r>
-      <w:proofErr w:type="spellEnd"/>
-      <w:r>
-        <w:t xml:space="preserve"> est géré par </w:t>
-      </w:r>
-      <w:proofErr w:type="spellStart"/>
-      <w:r>
-        <w:t>systemd</w:t>
-      </w:r>
-      <w:proofErr w:type="spellEnd"/>
-      <w:r>
-        <w:t xml:space="preserve"> :</w:t>
-      </w:r>
-    </w:p>
-    <w:p>
-      <w:pPr>
-        <w:rPr>
-          <w:color w:val="F093FC"/>
-        </w:rPr>
-      </w:pPr>
-      <w:r>
-        <w:rPr>
-          <w:color w:val="F093FC"/>
-        </w:rPr>
-        <w:t xml:space="preserve">   </w:t>
-      </w:r>
-      <w:proofErr w:type="spellStart"/>
-      <w:proofErr w:type="gramStart"/>
-      <w:r>
-        <w:rPr>
-          <w:color w:val="F093FC"/>
-        </w:rPr>
-        <w:t>journalctl</w:t>
-      </w:r>
-      <w:proofErr w:type="spellEnd"/>
-      <w:proofErr w:type="gramEnd"/>
-      <w:r>
-        <w:rPr>
-          <w:color w:val="F093FC"/>
-        </w:rPr>
-        <w:t xml:space="preserve"> -u </w:t>
-      </w:r>
-      <w:proofErr w:type="spellStart"/>
-      <w:r>
-        <w:rPr>
-          <w:color w:val="F093FC"/>
-        </w:rPr>
-        <w:t>cron</w:t>
-      </w:r>
-      <w:proofErr w:type="spellEnd"/>
-      <w:r>
-        <w:rPr>
-          <w:color w:val="F093FC"/>
-        </w:rPr>
-        <w:t xml:space="preserve"> --</w:t>
-      </w:r>
-      <w:proofErr w:type="spellStart"/>
-      <w:r>
-        <w:rPr>
-          <w:color w:val="F093FC"/>
-        </w:rPr>
-        <w:t>since</w:t>
-      </w:r>
-      <w:proofErr w:type="spellEnd"/>
-      <w:r>
-        <w:rPr>
-          <w:color w:val="F093FC"/>
-        </w:rPr>
-        <w:t xml:space="preserve"> "1 </w:t>
-      </w:r>
-      <w:proofErr w:type="spellStart"/>
-      <w:r>
-        <w:rPr>
-          <w:color w:val="F093FC"/>
-        </w:rPr>
-        <w:t>hour</w:t>
-      </w:r>
-      <w:proofErr w:type="spellEnd"/>
-      <w:r>
-        <w:rPr>
-          <w:color w:val="F093FC"/>
-        </w:rPr>
-        <w:t xml:space="preserve"> </w:t>
-      </w:r>
-      <w:proofErr w:type="spellStart"/>
-      <w:r>
-        <w:rPr>
-          <w:color w:val="F093FC"/>
-        </w:rPr>
-        <w:t>ago</w:t>
-      </w:r>
-      <w:proofErr w:type="spellEnd"/>
-      <w:r>
-        <w:rPr>
-          <w:color w:val="F093FC"/>
-        </w:rPr>
-        <w:t>" --no-pager</w:t>
-      </w:r>
-    </w:p>
-    <w:p>
-      <w:r>
-        <w:t xml:space="preserve">Vérifier ta </w:t>
-      </w:r>
-      <w:proofErr w:type="spellStart"/>
-      <w:r>
-        <w:t>crontab</w:t>
-      </w:r>
-      <w:proofErr w:type="spellEnd"/>
-    </w:p>
-    <w:p>
-      <w:pPr>
-        <w:rPr>
-          <w:color w:val="F093FC"/>
-        </w:rPr>
-      </w:pPr>
-      <w:r>
-        <w:rPr>
-          <w:color w:val="F093FC"/>
-        </w:rPr>
-        <w:t xml:space="preserve">   </w:t>
-      </w:r>
-      <w:proofErr w:type="spellStart"/>
-      <w:proofErr w:type="gramStart"/>
-      <w:r>
-        <w:rPr>
-          <w:color w:val="F093FC"/>
-        </w:rPr>
-        <w:t>crontab</w:t>
-      </w:r>
-      <w:proofErr w:type="spellEnd"/>
-      <w:proofErr w:type="gramEnd"/>
-      <w:r>
-        <w:rPr>
-          <w:color w:val="F093FC"/>
-        </w:rPr>
-        <w:t xml:space="preserve"> -l</w:t>
-      </w:r>
-    </w:p>
-    <w:p>
-      <w:r>
-        <w:t xml:space="preserve">(À lancer avec l’utilisateur qui a la </w:t>
-      </w:r>
-      <w:proofErr w:type="spellStart"/>
-      <w:r>
-        <w:t>crontab</w:t>
-      </w:r>
-      <w:proofErr w:type="spellEnd"/>
-      <w:r>
-        <w:t xml:space="preserve">, souvent </w:t>
-      </w:r>
-      <w:proofErr w:type="spellStart"/>
-      <w:r>
-        <w:t>ubuntu</w:t>
-      </w:r>
-      <w:proofErr w:type="spellEnd"/>
-      <w:r>
-        <w:t xml:space="preserve"> ou www-data.)</w:t>
-      </w:r>
-    </w:p>
-    <w:p>
-      <w:r>
-        <w:t xml:space="preserve">En résumé : la ligne */10 * * * * .../cron_sync_vsa_bulk.sh reste correcte ; pour les derniers déclenchements et les erreurs, utilise surtout </w:t>
-      </w:r>
-      <w:proofErr w:type="spellStart"/>
-      <w:r>
-        <w:t>tail</w:t>
-      </w:r>
-      <w:proofErr w:type="spellEnd"/>
-      <w:r>
-        <w:t xml:space="preserve"> sur scripts/</w:t>
-      </w:r>
-      <w:proofErr w:type="spellStart"/>
-      <w:r>
-        <w:t>cron</w:t>
-      </w:r>
-      <w:proofErr w:type="spellEnd"/>
-      <w:r>
-        <w:t>/sync_vsa_bulk.log.</w:t>
+        <w:t xml:space="preserve">   crontab -l</w:t>
+      </w:r>
+    </w:p>
+    <w:p>
+      <w:r>
+        <w:t>(À lancer avec l’utilisateur qui a la crontab, souvent ubuntu ou www-data.)</w:t>
+      </w:r>
+    </w:p>
+    <w:p>
+      <w:r>
+        <w:t>En résumé : la ligne */10 * * * * .../cron_sync_vsa_bulk.sh reste correcte ; pour les derniers déclenchements et les erreurs, utilise surtout tail sur scripts/cron/sync_vsa_bulk.log.</w:t>
       </w:r>
     </w:p>
     <w:p>
@@ -4371,17 +3928,7 @@
         <w:t>L’API est faite pour récupérer les informations depuis VSA</w:t>
       </w:r>
       <w:r>
-        <w:t xml:space="preserve">. Pour se connecter </w:t>
-      </w:r>
-      <w:proofErr w:type="spellStart"/>
-      <w:proofErr w:type="gramStart"/>
-      <w:r>
-        <w:t>a</w:t>
-      </w:r>
-      <w:proofErr w:type="spellEnd"/>
-      <w:proofErr w:type="gramEnd"/>
-      <w:r>
-        <w:t xml:space="preserve"> l’API il faut des mots de passe, Il faut également des mots de passe VSA api, VSA app, et potentiellement des mots de passe de la base </w:t>
+        <w:t xml:space="preserve">. Pour se connecter a l’API il faut des mots de passe, Il faut également des mots de passe VSA api, VSA app, et potentiellement des mots de passe de la base </w:t>
       </w:r>
       <w:r>
         <w:t>SQL</w:t>
@@ -4405,23 +3952,7 @@
     </w:p>
     <w:p>
       <w:r>
-        <w:t xml:space="preserve">Les updates sont </w:t>
-      </w:r>
-      <w:proofErr w:type="spellStart"/>
-      <w:r>
-        <w:t>prevus</w:t>
-      </w:r>
-      <w:proofErr w:type="spellEnd"/>
-      <w:r>
-        <w:t xml:space="preserve"> toutes les 5 mins pour les </w:t>
-      </w:r>
-      <w:proofErr w:type="spellStart"/>
-      <w:r>
-        <w:t>CVs</w:t>
-      </w:r>
-      <w:proofErr w:type="spellEnd"/>
-      <w:r>
-        <w:t xml:space="preserve">, les besoins, les clients, </w:t>
+        <w:t xml:space="preserve">Les updates sont prevus toutes les 5 mins pour les CVs, les besoins, les clients, </w:t>
       </w:r>
     </w:p>
     <w:p>
@@ -4441,28 +3972,7 @@
     </w:p>
     <w:p>
       <w:r>
-        <w:t xml:space="preserve">Les </w:t>
-      </w:r>
-      <w:proofErr w:type="spellStart"/>
-      <w:r>
-        <w:t>tokens</w:t>
-      </w:r>
-      <w:proofErr w:type="spellEnd"/>
-      <w:r>
-        <w:t xml:space="preserve"> d’identifications sont stockés dans </w:t>
-      </w:r>
-      <w:proofErr w:type="gramStart"/>
-      <w:r>
-        <w:t>des .</w:t>
-      </w:r>
-      <w:proofErr w:type="spellStart"/>
-      <w:r>
-        <w:t>env</w:t>
-      </w:r>
-      <w:proofErr w:type="spellEnd"/>
-      <w:proofErr w:type="gramEnd"/>
-      <w:r>
-        <w:t xml:space="preserve"> séparés par client pour permettre de s’assurer d’une séparation multi-tenant pour tous les clients. </w:t>
+        <w:t xml:space="preserve">Les tokens d’identifications sont stockés dans des .env séparés par client pour permettre de s’assurer d’une séparation multi-tenant pour tous les clients. </w:t>
       </w:r>
     </w:p>
     <w:p>
@@ -4500,31 +4010,8 @@
           <w:lang w:val="en-US"/>
         </w:rPr>
       </w:pPr>
-      <w:proofErr w:type="spellStart"/>
-      <w:proofErr w:type="gramStart"/>
-      <w:r>
-        <w:t>sudo</w:t>
-      </w:r>
-      <w:proofErr w:type="spellEnd"/>
-      <w:proofErr w:type="gramEnd"/>
-      <w:r>
-        <w:t xml:space="preserve"> </w:t>
-      </w:r>
-      <w:proofErr w:type="spellStart"/>
-      <w:r>
-        <w:t>journalctl</w:t>
-      </w:r>
-      <w:proofErr w:type="spellEnd"/>
-      <w:r>
-        <w:t xml:space="preserve"> -u </w:t>
-      </w:r>
-      <w:proofErr w:type="spellStart"/>
-      <w:r>
-        <w:t>vsa_reader</w:t>
-      </w:r>
-      <w:proofErr w:type="spellEnd"/>
-      <w:r>
-        <w:t xml:space="preserve"> -n 50 -f</w:t>
+      <w:r>
+        <w:t>sudo journalctl -u vsa_reader -n 50 -f</w:t>
       </w:r>
     </w:p>
     <w:p>
@@ -4534,158 +4021,29 @@
           <w:lang w:val="en-US"/>
         </w:rPr>
       </w:pPr>
-      <w:proofErr w:type="spellStart"/>
       <w:r>
         <w:rPr>
           <w:rStyle w:val="SubtleEmphasis"/>
           <w:lang w:val="en-US"/>
         </w:rPr>
-        <w:t>Redémarer</w:t>
-      </w:r>
-      <w:proofErr w:type="spellEnd"/>
-      <w:r>
-        <w:rPr>
-          <w:rStyle w:val="SubtleEmphasis"/>
-          <w:lang w:val="en-US"/>
-        </w:rPr>
-        <w:t>/</w:t>
-      </w:r>
-      <w:proofErr w:type="spellStart"/>
-      <w:r>
-        <w:rPr>
-          <w:rStyle w:val="SubtleEmphasis"/>
-          <w:lang w:val="en-US"/>
-        </w:rPr>
-        <w:t>arreter</w:t>
-      </w:r>
-      <w:proofErr w:type="spellEnd"/>
-      <w:r>
-        <w:rPr>
-          <w:rStyle w:val="SubtleEmphasis"/>
-          <w:lang w:val="en-US"/>
-        </w:rPr>
-        <w:t xml:space="preserve"> </w:t>
-      </w:r>
-      <w:proofErr w:type="spellStart"/>
-      <w:r>
-        <w:rPr>
-          <w:rStyle w:val="SubtleEmphasis"/>
-          <w:lang w:val="en-US"/>
-        </w:rPr>
-        <w:t>desactiver</w:t>
-      </w:r>
-      <w:proofErr w:type="spellEnd"/>
-    </w:p>
-    <w:p>
-      <w:r>
-        <w:t xml:space="preserve">   - </w:t>
-      </w:r>
-      <w:proofErr w:type="gramStart"/>
-      <w:r>
-        <w:t>Redémarrer:</w:t>
-      </w:r>
-      <w:proofErr w:type="gramEnd"/>
-      <w:r>
-        <w:t xml:space="preserve"> </w:t>
-      </w:r>
-      <w:proofErr w:type="spellStart"/>
-      <w:r>
-        <w:t>sudo</w:t>
-      </w:r>
-      <w:proofErr w:type="spellEnd"/>
-      <w:r>
-        <w:t xml:space="preserve"> </w:t>
-      </w:r>
-      <w:proofErr w:type="spellStart"/>
-      <w:r>
-        <w:t>systemctl</w:t>
-      </w:r>
-      <w:proofErr w:type="spellEnd"/>
-      <w:r>
-        <w:t xml:space="preserve"> restart </w:t>
-      </w:r>
-      <w:proofErr w:type="spellStart"/>
-      <w:r>
-        <w:t>vsa_reader</w:t>
-      </w:r>
-      <w:proofErr w:type="spellEnd"/>
-    </w:p>
-    <w:p>
-      <w:r>
-        <w:t xml:space="preserve">   - </w:t>
-      </w:r>
-      <w:proofErr w:type="gramStart"/>
-      <w:r>
-        <w:t>Arrêter:</w:t>
-      </w:r>
-      <w:proofErr w:type="gramEnd"/>
-      <w:r>
-        <w:t xml:space="preserve"> </w:t>
-      </w:r>
-      <w:proofErr w:type="spellStart"/>
-      <w:r>
-        <w:t>sudo</w:t>
-      </w:r>
-      <w:proofErr w:type="spellEnd"/>
-      <w:r>
-        <w:t xml:space="preserve"> </w:t>
-      </w:r>
-      <w:proofErr w:type="spellStart"/>
-      <w:r>
-        <w:t>systemctl</w:t>
-      </w:r>
-      <w:proofErr w:type="spellEnd"/>
-      <w:r>
-        <w:t xml:space="preserve"> stop </w:t>
-      </w:r>
-      <w:proofErr w:type="spellStart"/>
-      <w:r>
-        <w:t>vsa_reader</w:t>
-      </w:r>
-      <w:proofErr w:type="spellEnd"/>
+        <w:t>Redémarer/arreter desactiver</w:t>
+      </w:r>
+    </w:p>
+    <w:p>
+      <w:r>
+        <w:t xml:space="preserve">   - Redémarrer: sudo systemctl restart vsa_reader</w:t>
+      </w:r>
+    </w:p>
+    <w:p>
+      <w:r>
+        <w:t xml:space="preserve">   - Arrêter: sudo systemctl stop vsa_reader</w:t>
+      </w:r>
     </w:p>
     <w:p>
       <w:r>
         <w:lastRenderedPageBreak/>
-        <w:t xml:space="preserve">   - </w:t>
-      </w:r>
-      <w:proofErr w:type="gramStart"/>
-      <w:r>
-        <w:t>Désactiver:</w:t>
-      </w:r>
-      <w:proofErr w:type="gramEnd"/>
-      <w:r>
-        <w:t xml:space="preserve"> </w:t>
-      </w:r>
-      <w:proofErr w:type="spellStart"/>
-      <w:r>
-        <w:t>sudo</w:t>
-      </w:r>
-      <w:proofErr w:type="spellEnd"/>
-      <w:r>
-        <w:t xml:space="preserve"> </w:t>
-      </w:r>
-      <w:proofErr w:type="spellStart"/>
-      <w:r>
-        <w:t>systemctl</w:t>
-      </w:r>
-      <w:proofErr w:type="spellEnd"/>
-      <w:r>
-        <w:t xml:space="preserve"> </w:t>
-      </w:r>
-      <w:proofErr w:type="spellStart"/>
-      <w:r>
-        <w:t>disable</w:t>
-      </w:r>
-      <w:proofErr w:type="spellEnd"/>
-      <w:r>
-        <w:t xml:space="preserve"> </w:t>
-      </w:r>
-      <w:proofErr w:type="spellStart"/>
-      <w:r>
-        <w:t>vsa_reader</w:t>
-      </w:r>
-      <w:proofErr w:type="spellEnd"/>
+        <w:t xml:space="preserve">   - Désactiver: sudo systemctl disable vsa_reader</w:t>
+      </w:r>
     </w:p>
     <w:p>
       <w:pPr>
@@ -4813,19 +4171,8 @@
                 <w:b/>
                 <w:bCs/>
               </w:rPr>
-              <w:t>--client-</w:t>
+              <w:t>--client-subdomain</w:t>
             </w:r>
-            <w:proofErr w:type="spellStart"/>
-            <w:r>
-              <w:rPr>
-                <w:rStyle w:val="markdown-bold-text"/>
-                <w:rFonts w:eastAsiaTheme="majorEastAsia"/>
-                <w:b/>
-                <w:bCs/>
-              </w:rPr>
-              <w:t>subdomain</w:t>
-            </w:r>
-            <w:proofErr w:type="spellEnd"/>
             <w:r>
               <w:t> (obligatoire)</w:t>
             </w:r>
@@ -4845,29 +4192,8 @@
             <w:hideMark/>
           </w:tcPr>
           <w:p>
-            <w:proofErr w:type="spellStart"/>
             <w:r>
-              <w:t>Subdomain</w:t>
-            </w:r>
-            <w:proofErr w:type="spellEnd"/>
-            <w:r>
-              <w:t xml:space="preserve"> du client IAMI (</w:t>
-            </w:r>
-            <w:proofErr w:type="gramStart"/>
-            <w:r>
-              <w:t>ex:</w:t>
-            </w:r>
-            <w:proofErr w:type="gramEnd"/>
-            <w:r>
-              <w:t xml:space="preserve"> </w:t>
-            </w:r>
-            <w:proofErr w:type="spellStart"/>
-            <w:r>
-              <w:t>elitys</w:t>
-            </w:r>
-            <w:proofErr w:type="spellEnd"/>
-            <w:r>
-              <w:t>).</w:t>
+              <w:t>Subdomain du client IAMI (ex: elitys).</w:t>
             </w:r>
           </w:p>
         </w:tc>
@@ -4894,27 +4220,7 @@
                 <w:b/>
                 <w:bCs/>
               </w:rPr>
-              <w:t>--</w:t>
-            </w:r>
-            <w:proofErr w:type="spellStart"/>
-            <w:r>
-              <w:rPr>
-                <w:rStyle w:val="markdown-bold-text"/>
-                <w:rFonts w:eastAsiaTheme="majorEastAsia"/>
-                <w:b/>
-                <w:bCs/>
-              </w:rPr>
-              <w:t>sync</w:t>
-            </w:r>
-            <w:proofErr w:type="spellEnd"/>
-            <w:r>
-              <w:rPr>
-                <w:rStyle w:val="markdown-bold-text"/>
-                <w:rFonts w:eastAsiaTheme="majorEastAsia"/>
-                <w:b/>
-                <w:bCs/>
-              </w:rPr>
-              <w:t>-mode</w:t>
+              <w:t>--sync-mode</w:t>
             </w:r>
           </w:p>
         </w:tc>
@@ -4932,24 +4238,13 @@
             <w:hideMark/>
           </w:tcPr>
           <w:p>
-            <w:proofErr w:type="spellStart"/>
-            <w:proofErr w:type="gramStart"/>
             <w:r>
               <w:rPr>
                 <w:rStyle w:val="markdown-inline-code"/>
                 <w:rFonts w:ascii="Menlo" w:eastAsiaTheme="majorEastAsia" w:hAnsi="Menlo" w:cs="Menlo"/>
               </w:rPr>
-              <w:t>add</w:t>
+              <w:t>add-only</w:t>
             </w:r>
-            <w:proofErr w:type="gramEnd"/>
-            <w:r>
-              <w:rPr>
-                <w:rStyle w:val="markdown-inline-code"/>
-                <w:rFonts w:ascii="Menlo" w:eastAsiaTheme="majorEastAsia" w:hAnsi="Menlo" w:cs="Menlo"/>
-              </w:rPr>
-              <w:t>-only</w:t>
-            </w:r>
-            <w:proofErr w:type="spellEnd"/>
             <w:r>
               <w:t> = n’ajoute que les nouveaux ; </w:t>
             </w:r>
@@ -5026,7 +4321,6 @@
             <w:hideMark/>
           </w:tcPr>
           <w:p>
-            <w:proofErr w:type="gramStart"/>
             <w:r>
               <w:rPr>
                 <w:rStyle w:val="markdown-inline-code"/>
@@ -5034,7 +4328,6 @@
               </w:rPr>
               <w:t>all</w:t>
             </w:r>
-            <w:proofErr w:type="gramEnd"/>
             <w:r>
               <w:t> = tout ; </w:t>
             </w:r>
@@ -5043,17 +4336,8 @@
                 <w:rStyle w:val="markdown-inline-code"/>
                 <w:rFonts w:ascii="Menlo" w:eastAsiaTheme="majorEastAsia" w:hAnsi="Menlo" w:cs="Menlo"/>
               </w:rPr>
-              <w:t>cv-</w:t>
+              <w:t>cv-only</w:t>
             </w:r>
-            <w:proofErr w:type="spellStart"/>
-            <w:r>
-              <w:rPr>
-                <w:rStyle w:val="markdown-inline-code"/>
-                <w:rFonts w:ascii="Menlo" w:eastAsiaTheme="majorEastAsia" w:hAnsi="Menlo" w:cs="Menlo"/>
-              </w:rPr>
-              <w:t>only</w:t>
-            </w:r>
-            <w:proofErr w:type="spellEnd"/>
             <w:r>
               <w:t> = CV + entités ; </w:t>
             </w:r>
@@ -5062,17 +4346,8 @@
                 <w:rStyle w:val="markdown-inline-code"/>
                 <w:rFonts w:ascii="Menlo" w:eastAsiaTheme="majorEastAsia" w:hAnsi="Menlo" w:cs="Menlo"/>
               </w:rPr>
-              <w:t>besoin-</w:t>
+              <w:t>besoin-only</w:t>
             </w:r>
-            <w:proofErr w:type="spellStart"/>
-            <w:r>
-              <w:rPr>
-                <w:rStyle w:val="markdown-inline-code"/>
-                <w:rFonts w:ascii="Menlo" w:eastAsiaTheme="majorEastAsia" w:hAnsi="Menlo" w:cs="Menlo"/>
-              </w:rPr>
-              <w:t>only</w:t>
-            </w:r>
-            <w:proofErr w:type="spellEnd"/>
             <w:r>
               <w:t> = besoins ; </w:t>
             </w:r>
@@ -5111,19 +4386,8 @@
                 <w:b/>
                 <w:bCs/>
               </w:rPr>
-              <w:t>--</w:t>
+              <w:t>--sync-customers</w:t>
             </w:r>
-            <w:proofErr w:type="spellStart"/>
-            <w:r>
-              <w:rPr>
-                <w:rStyle w:val="markdown-bold-text"/>
-                <w:rFonts w:eastAsiaTheme="majorEastAsia"/>
-                <w:b/>
-                <w:bCs/>
-              </w:rPr>
-              <w:t>sync-customers</w:t>
-            </w:r>
-            <w:proofErr w:type="spellEnd"/>
           </w:p>
         </w:tc>
         <w:tc>
@@ -5168,27 +4432,7 @@
                 <w:b/>
                 <w:bCs/>
               </w:rPr>
-              <w:t>--</w:t>
-            </w:r>
-            <w:proofErr w:type="spellStart"/>
-            <w:r>
-              <w:rPr>
-                <w:rStyle w:val="markdown-bold-text"/>
-                <w:rFonts w:eastAsiaTheme="majorEastAsia"/>
-                <w:b/>
-                <w:bCs/>
-              </w:rPr>
-              <w:t>sync</w:t>
-            </w:r>
-            <w:proofErr w:type="spellEnd"/>
-            <w:r>
-              <w:rPr>
-                <w:rStyle w:val="markdown-bold-text"/>
-                <w:rFonts w:eastAsiaTheme="majorEastAsia"/>
-                <w:b/>
-                <w:bCs/>
-              </w:rPr>
-              <w:t>-besoins</w:t>
+              <w:t>--sync-besoins</w:t>
             </w:r>
           </w:p>
         </w:tc>
@@ -5234,27 +4478,7 @@
                 <w:b/>
                 <w:bCs/>
               </w:rPr>
-              <w:t>--</w:t>
-            </w:r>
-            <w:proofErr w:type="spellStart"/>
-            <w:r>
-              <w:rPr>
-                <w:rStyle w:val="markdown-bold-text"/>
-                <w:rFonts w:eastAsiaTheme="majorEastAsia"/>
-                <w:b/>
-                <w:bCs/>
-              </w:rPr>
-              <w:t>sync</w:t>
-            </w:r>
-            <w:proofErr w:type="spellEnd"/>
-            <w:r>
-              <w:rPr>
-                <w:rStyle w:val="markdown-bold-text"/>
-                <w:rFonts w:eastAsiaTheme="majorEastAsia"/>
-                <w:b/>
-                <w:bCs/>
-              </w:rPr>
-              <w:t>-contacts</w:t>
+              <w:t>--sync-contacts</w:t>
             </w:r>
           </w:p>
         </w:tc>
@@ -5273,15 +4497,7 @@
           </w:tcPr>
           <w:p>
             <w:r>
-              <w:t xml:space="preserve">Synchronise les contacts des </w:t>
-            </w:r>
-            <w:proofErr w:type="spellStart"/>
-            <w:r>
-              <w:t>customers</w:t>
-            </w:r>
-            <w:proofErr w:type="spellEnd"/>
-            <w:r>
-              <w:t>.</w:t>
+              <w:t>Synchronise les contacts des customers.</w:t>
             </w:r>
           </w:p>
         </w:tc>
@@ -5308,19 +4524,8 @@
                 <w:b/>
                 <w:bCs/>
               </w:rPr>
-              <w:t>--</w:t>
+              <w:t>--sync-cvs</w:t>
             </w:r>
-            <w:proofErr w:type="spellStart"/>
-            <w:r>
-              <w:rPr>
-                <w:rStyle w:val="markdown-bold-text"/>
-                <w:rFonts w:eastAsiaTheme="majorEastAsia"/>
-                <w:b/>
-                <w:bCs/>
-              </w:rPr>
-              <w:t>sync-cvs</w:t>
-            </w:r>
-            <w:proofErr w:type="spellEnd"/>
           </w:p>
         </w:tc>
         <w:tc>
@@ -5338,15 +4543,7 @@
           </w:tcPr>
           <w:p>
             <w:r>
-              <w:t>Synchronise les CV (</w:t>
-            </w:r>
-            <w:proofErr w:type="spellStart"/>
-            <w:r>
-              <w:t>users</w:t>
-            </w:r>
-            <w:proofErr w:type="spellEnd"/>
-            <w:r>
-              <w:t xml:space="preserve"> + candidates du flux bulk).</w:t>
+              <w:t>Synchronise les CV (users + candidates du flux bulk).</w:t>
             </w:r>
           </w:p>
         </w:tc>
@@ -5373,19 +4570,8 @@
                 <w:b/>
                 <w:bCs/>
               </w:rPr>
-              <w:t>--</w:t>
+              <w:t>--sync-entities</w:t>
             </w:r>
-            <w:proofErr w:type="spellStart"/>
-            <w:r>
-              <w:rPr>
-                <w:rStyle w:val="markdown-bold-text"/>
-                <w:rFonts w:eastAsiaTheme="majorEastAsia"/>
-                <w:b/>
-                <w:bCs/>
-              </w:rPr>
-              <w:t>sync-entities</w:t>
-            </w:r>
-            <w:proofErr w:type="spellEnd"/>
           </w:p>
         </w:tc>
         <w:tc>
@@ -5403,15 +4589,7 @@
           </w:tcPr>
           <w:p>
             <w:r>
-              <w:t>Synchronise les entités (</w:t>
-            </w:r>
-            <w:proofErr w:type="spellStart"/>
-            <w:r>
-              <w:t>business_units</w:t>
-            </w:r>
-            <w:proofErr w:type="spellEnd"/>
-            <w:r>
-              <w:t>).</w:t>
+              <w:t>Synchronise les entités (business_units).</w:t>
             </w:r>
           </w:p>
         </w:tc>
@@ -5438,27 +4616,7 @@
                 <w:b/>
                 <w:bCs/>
               </w:rPr>
-              <w:t>--</w:t>
-            </w:r>
-            <w:proofErr w:type="spellStart"/>
-            <w:r>
-              <w:rPr>
-                <w:rStyle w:val="markdown-bold-text"/>
-                <w:rFonts w:eastAsiaTheme="majorEastAsia"/>
-                <w:b/>
-                <w:bCs/>
-              </w:rPr>
-              <w:t>sync</w:t>
-            </w:r>
-            <w:proofErr w:type="spellEnd"/>
-            <w:r>
-              <w:rPr>
-                <w:rStyle w:val="markdown-bold-text"/>
-                <w:rFonts w:eastAsiaTheme="majorEastAsia"/>
-                <w:b/>
-                <w:bCs/>
-              </w:rPr>
-              <w:t>-all</w:t>
+              <w:t>--sync-all</w:t>
             </w:r>
           </w:p>
         </w:tc>
@@ -5477,23 +4635,7 @@
           </w:tcPr>
           <w:p>
             <w:r>
-              <w:t>Active tout (</w:t>
-            </w:r>
-            <w:proofErr w:type="spellStart"/>
-            <w:r>
-              <w:t>customers</w:t>
-            </w:r>
-            <w:proofErr w:type="spellEnd"/>
-            <w:r>
-              <w:t xml:space="preserve">, besoins, contacts, CV, </w:t>
-            </w:r>
-            <w:proofErr w:type="spellStart"/>
-            <w:r>
-              <w:t>entities</w:t>
-            </w:r>
-            <w:proofErr w:type="spellEnd"/>
-            <w:r>
-              <w:t>).</w:t>
+              <w:t>Active tout (customers, besoins, contacts, CV, entities).</w:t>
             </w:r>
           </w:p>
         </w:tc>
@@ -5540,15 +4682,7 @@
           </w:tcPr>
           <w:p>
             <w:r>
-              <w:t xml:space="preserve">Ne pas créer de profil CV sans PDF (par défaut on crée avec </w:t>
-            </w:r>
-            <w:proofErr w:type="spellStart"/>
-            <w:r>
-              <w:t>filename</w:t>
-            </w:r>
-            <w:proofErr w:type="spellEnd"/>
-            <w:r>
-              <w:t>=None).</w:t>
+              <w:t>Ne pas créer de profil CV sans PDF (par défaut on crée avec filename=None).</w:t>
             </w:r>
           </w:p>
         </w:tc>
@@ -5575,27 +4709,7 @@
                 <w:b/>
                 <w:bCs/>
               </w:rPr>
-              <w:t>--</w:t>
-            </w:r>
-            <w:proofErr w:type="spellStart"/>
-            <w:r>
-              <w:rPr>
-                <w:rStyle w:val="markdown-bold-text"/>
-                <w:rFonts w:eastAsiaTheme="majorEastAsia"/>
-                <w:b/>
-                <w:bCs/>
-              </w:rPr>
-              <w:t>sync</w:t>
-            </w:r>
-            <w:proofErr w:type="spellEnd"/>
-            <w:r>
-              <w:rPr>
-                <w:rStyle w:val="markdown-bold-text"/>
-                <w:rFonts w:eastAsiaTheme="majorEastAsia"/>
-                <w:b/>
-                <w:bCs/>
-              </w:rPr>
-              <w:t>-cv-source</w:t>
+              <w:t>--sync-cv-source</w:t>
             </w:r>
           </w:p>
         </w:tc>
@@ -5660,15 +4774,7 @@
           </w:tcPr>
           <w:p>
             <w:r>
-              <w:t xml:space="preserve">Simulation : </w:t>
-            </w:r>
-            <w:proofErr w:type="gramStart"/>
-            <w:r>
-              <w:t>aucun écriture</w:t>
-            </w:r>
-            <w:proofErr w:type="gramEnd"/>
-            <w:r>
-              <w:t xml:space="preserve"> en base.</w:t>
+              <w:t>Simulation : aucun écriture en base.</w:t>
             </w:r>
           </w:p>
         </w:tc>
@@ -5695,27 +4801,7 @@
                 <w:b/>
                 <w:bCs/>
               </w:rPr>
-              <w:t>--</w:t>
-            </w:r>
-            <w:proofErr w:type="spellStart"/>
-            <w:r>
-              <w:rPr>
-                <w:rStyle w:val="markdown-bold-text"/>
-                <w:rFonts w:eastAsiaTheme="majorEastAsia"/>
-                <w:b/>
-                <w:bCs/>
-              </w:rPr>
-              <w:t>env</w:t>
-            </w:r>
-            <w:proofErr w:type="spellEnd"/>
-            <w:r>
-              <w:rPr>
-                <w:rStyle w:val="markdown-bold-text"/>
-                <w:rFonts w:eastAsiaTheme="majorEastAsia"/>
-                <w:b/>
-                <w:bCs/>
-              </w:rPr>
-              <w:t>-file</w:t>
+              <w:t>--env-file</w:t>
             </w:r>
           </w:p>
         </w:tc>
@@ -5733,39 +4819,8 @@
             <w:hideMark/>
           </w:tcPr>
           <w:p>
-            <w:proofErr w:type="gramStart"/>
             <w:r>
-              <w:t>Fichier .</w:t>
-            </w:r>
-            <w:proofErr w:type="spellStart"/>
-            <w:r>
-              <w:t>env</w:t>
-            </w:r>
-            <w:proofErr w:type="spellEnd"/>
-            <w:proofErr w:type="gramEnd"/>
-            <w:r>
-              <w:t xml:space="preserve"> à charger (sinon : publish-v3, </w:t>
-            </w:r>
-            <w:proofErr w:type="spellStart"/>
-            <w:r>
-              <w:t>vsa_reader</w:t>
-            </w:r>
-            <w:proofErr w:type="spellEnd"/>
-            <w:r>
-              <w:t xml:space="preserve">, </w:t>
-            </w:r>
-            <w:proofErr w:type="gramStart"/>
-            <w:r>
-              <w:t>ou .</w:t>
-            </w:r>
-            <w:proofErr w:type="spellStart"/>
-            <w:r>
-              <w:t>env</w:t>
-            </w:r>
-            <w:proofErr w:type="spellEnd"/>
-            <w:proofErr w:type="gramEnd"/>
-            <w:r>
-              <w:t xml:space="preserve"> à la racine).</w:t>
+              <w:t>Fichier .env à charger (sinon : publish-v3, vsa_reader, ou .env à la racine).</w:t>
             </w:r>
           </w:p>
         </w:tc>
@@ -5792,27 +4847,7 @@
                 <w:b/>
                 <w:bCs/>
               </w:rPr>
-              <w:t>--</w:t>
-            </w:r>
-            <w:proofErr w:type="spellStart"/>
-            <w:r>
-              <w:rPr>
-                <w:rStyle w:val="markdown-bold-text"/>
-                <w:rFonts w:eastAsiaTheme="majorEastAsia"/>
-                <w:b/>
-                <w:bCs/>
-              </w:rPr>
-              <w:t>vsa</w:t>
-            </w:r>
-            <w:proofErr w:type="spellEnd"/>
-            <w:r>
-              <w:rPr>
-                <w:rStyle w:val="markdown-bold-text"/>
-                <w:rFonts w:eastAsiaTheme="majorEastAsia"/>
-                <w:b/>
-                <w:bCs/>
-              </w:rPr>
-              <w:t>-url</w:t>
+              <w:t>--vsa-url</w:t>
             </w:r>
           </w:p>
         </w:tc>
@@ -5874,19 +4909,8 @@
                 <w:b/>
                 <w:bCs/>
               </w:rPr>
-              <w:t>force-full-</w:t>
+              <w:t>force-full-sync</w:t>
             </w:r>
-            <w:proofErr w:type="spellStart"/>
-            <w:r>
-              <w:rPr>
-                <w:rStyle w:val="markdown-bold-text"/>
-                <w:rFonts w:eastAsiaTheme="majorEastAsia"/>
-                <w:b/>
-                <w:bCs/>
-              </w:rPr>
-              <w:t>sync</w:t>
-            </w:r>
-            <w:proofErr w:type="spellEnd"/>
           </w:p>
         </w:tc>
         <w:tc>
@@ -5906,52 +4930,13 @@
               <w:t>Permet de ne pas utili</w:t>
             </w:r>
             <w:r>
-              <w:t xml:space="preserve">ser le snapshot pour remettre a </w:t>
-            </w:r>
-            <w:proofErr w:type="spellStart"/>
-            <w:r>
-              <w:t>joru</w:t>
-            </w:r>
-            <w:proofErr w:type="spellEnd"/>
-            <w:r>
-              <w:t xml:space="preserve"> tous les champs au moment </w:t>
-            </w:r>
-            <w:proofErr w:type="spellStart"/>
-            <w:r>
-              <w:t>ou</w:t>
-            </w:r>
-            <w:proofErr w:type="spellEnd"/>
-            <w:r>
-              <w:t xml:space="preserve"> on ajoute/supprime une colonne, le snapshot est mis </w:t>
-            </w:r>
-            <w:proofErr w:type="spellStart"/>
-            <w:proofErr w:type="gramStart"/>
-            <w:r>
-              <w:t>a</w:t>
-            </w:r>
-            <w:proofErr w:type="spellEnd"/>
-            <w:proofErr w:type="gramEnd"/>
-            <w:r>
-              <w:t xml:space="preserve"> jour </w:t>
-            </w:r>
-            <w:proofErr w:type="spellStart"/>
-            <w:r>
-              <w:t>a</w:t>
-            </w:r>
-            <w:proofErr w:type="spellEnd"/>
-            <w:r>
-              <w:t xml:space="preserve"> ce moment la</w:t>
+              <w:t>ser le snapshot pour remettre a joru tous les champs au moment ou on ajoute/supprime une colonne, le snapshot est mis a jour a ce moment la</w:t>
             </w:r>
             <w:r>
               <w:t xml:space="preserve"> </w:t>
             </w:r>
-            <w:proofErr w:type="spellStart"/>
             <w:r>
-              <w:t>egalement</w:t>
-            </w:r>
-            <w:proofErr w:type="spellEnd"/>
-            <w:r>
-              <w:t xml:space="preserve"> </w:t>
+              <w:t xml:space="preserve">egalement </w:t>
             </w:r>
           </w:p>
         </w:tc>
@@ -5985,27 +4970,7 @@
                 <w:b/>
                 <w:bCs/>
               </w:rPr>
-              <w:t>--run-</w:t>
-            </w:r>
-            <w:proofErr w:type="spellStart"/>
-            <w:r>
-              <w:rPr>
-                <w:rStyle w:val="markdown-bold-text"/>
-                <w:rFonts w:eastAsiaTheme="majorEastAsia"/>
-                <w:b/>
-                <w:bCs/>
-              </w:rPr>
-              <w:t>competences</w:t>
-            </w:r>
-            <w:proofErr w:type="spellEnd"/>
-            <w:r>
-              <w:rPr>
-                <w:rStyle w:val="markdown-bold-text"/>
-                <w:rFonts w:eastAsiaTheme="majorEastAsia"/>
-                <w:b/>
-                <w:bCs/>
-              </w:rPr>
-              <w:t>-update</w:t>
+              <w:t>--run-competences-update</w:t>
             </w:r>
           </w:p>
         </w:tc>
@@ -6056,23 +5021,7 @@
         <w:t xml:space="preserve"> </w:t>
       </w:r>
       <w:r>
-        <w:t>télécharge le flux bulk, construit le mapping </w:t>
-      </w:r>
-      <w:proofErr w:type="spellStart"/>
-      <w:r>
-        <w:t>users</w:t>
-      </w:r>
-      <w:proofErr w:type="spellEnd"/>
-      <w:r>
-        <w:t xml:space="preserve">, puis selon les options : </w:t>
-      </w:r>
-      <w:proofErr w:type="spellStart"/>
-      <w:r>
-        <w:t>entities</w:t>
-      </w:r>
-      <w:proofErr w:type="spellEnd"/>
-      <w:r>
-        <w:t xml:space="preserve"> </w:t>
+        <w:t xml:space="preserve">télécharge le flux bulk, construit le mapping users, puis selon les options : entities </w:t>
       </w:r>
       <w:r>
         <w:rPr>
@@ -6081,15 +5030,7 @@
         <w:t>→</w:t>
       </w:r>
       <w:r>
-        <w:t xml:space="preserve"> </w:t>
-      </w:r>
-      <w:proofErr w:type="spellStart"/>
-      <w:r>
-        <w:t>customers</w:t>
-      </w:r>
-      <w:proofErr w:type="spellEnd"/>
-      <w:r>
-        <w:t xml:space="preserve">/prospects </w:t>
+        <w:t xml:space="preserve"> customers/prospects </w:t>
       </w:r>
       <w:r>
         <w:rPr>
@@ -6135,13 +5076,8 @@
       </w:pPr>
       <w:r>
         <w:lastRenderedPageBreak/>
-        <w:t xml:space="preserve">Tout synchroniser sauf les business Unit et les sources des </w:t>
-      </w:r>
-      <w:proofErr w:type="spellStart"/>
-      <w:r>
-        <w:t>CVs</w:t>
-      </w:r>
-      <w:proofErr w:type="spellEnd"/>
+        <w:t>Tout synchroniser sauf les business Unit et les sources des CVs</w:t>
+      </w:r>
     </w:p>
     <w:p>
       <w:pPr>
@@ -6160,14 +5096,12 @@
           <w:color w:val="E4E4E4"/>
         </w:rPr>
       </w:pPr>
-      <w:proofErr w:type="gramStart"/>
       <w:r>
         <w:rPr>
           <w:color w:val="EFB080"/>
         </w:rPr>
         <w:t>python</w:t>
       </w:r>
-      <w:proofErr w:type="gramEnd"/>
       <w:r>
         <w:rPr>
           <w:color w:val="E4E4E4"/>
@@ -6175,7 +5109,7 @@
         <w:t xml:space="preserve"> </w:t>
       </w:r>
       <w:r>
-        <w:t>scripts/migration/sync_vsa_bulk.py</w:t>
+        <w:t>scripts/migration/sync_vsa.py</w:t>
       </w:r>
       <w:r>
         <w:rPr>
@@ -6184,13 +5118,8 @@
         <w:t xml:space="preserve"> </w:t>
       </w:r>
       <w:r>
-        <w:t>--client-</w:t>
-      </w:r>
-      <w:proofErr w:type="spellStart"/>
-      <w:r>
-        <w:t>subdomain</w:t>
-      </w:r>
-      <w:proofErr w:type="spellEnd"/>
+        <w:t>--client-subdomain</w:t>
+      </w:r>
       <w:r>
         <w:rPr>
           <w:color w:val="E4E4E4"/>
@@ -6229,13 +5158,8 @@
         <w:t xml:space="preserve"> </w:t>
       </w:r>
       <w:r>
-        <w:t>--</w:t>
-      </w:r>
-      <w:proofErr w:type="spellStart"/>
-      <w:r>
-        <w:t>sync-customers</w:t>
-      </w:r>
-      <w:proofErr w:type="spellEnd"/>
+        <w:t>--sync-customers</w:t>
+      </w:r>
       <w:r>
         <w:rPr>
           <w:color w:val="E4E4E4"/>
@@ -6243,15 +5167,7 @@
         <w:t xml:space="preserve"> </w:t>
       </w:r>
       <w:r>
-        <w:t>--</w:t>
-      </w:r>
-      <w:proofErr w:type="spellStart"/>
-      <w:r>
-        <w:t>sync</w:t>
-      </w:r>
-      <w:proofErr w:type="spellEnd"/>
-      <w:r>
-        <w:t>-besoins</w:t>
+        <w:t>--sync-besoins</w:t>
       </w:r>
       <w:r>
         <w:rPr>
@@ -6260,15 +5176,7 @@
         <w:t xml:space="preserve"> </w:t>
       </w:r>
       <w:r>
-        <w:t>--</w:t>
-      </w:r>
-      <w:proofErr w:type="spellStart"/>
-      <w:r>
-        <w:t>sync</w:t>
-      </w:r>
-      <w:proofErr w:type="spellEnd"/>
-      <w:r>
-        <w:t>-contacts</w:t>
+        <w:t>--sync-contacts</w:t>
       </w:r>
       <w:r>
         <w:rPr>
@@ -6277,13 +5185,8 @@
         <w:t xml:space="preserve"> </w:t>
       </w:r>
       <w:r>
-        <w:t>--</w:t>
-      </w:r>
-      <w:proofErr w:type="spellStart"/>
-      <w:r>
-        <w:t>sync-cvs</w:t>
-      </w:r>
-      <w:proofErr w:type="spellEnd"/>
+        <w:t>--sync-cvs</w:t>
+      </w:r>
     </w:p>
     <w:p>
       <w:pPr>
@@ -6294,17 +5197,7 @@
         </w:numPr>
       </w:pPr>
       <w:r>
-        <w:t xml:space="preserve">Pour mettre </w:t>
-      </w:r>
-      <w:proofErr w:type="spellStart"/>
-      <w:proofErr w:type="gramStart"/>
-      <w:r>
-        <w:t>a</w:t>
-      </w:r>
-      <w:proofErr w:type="spellEnd"/>
-      <w:proofErr w:type="gramEnd"/>
-      <w:r>
-        <w:t xml:space="preserve"> jour les besoins </w:t>
+        <w:t xml:space="preserve">Pour mettre a jour les besoins </w:t>
       </w:r>
     </w:p>
     <w:p>
@@ -6319,14 +5212,12 @@
           <w:color w:val="E4E4E4"/>
         </w:rPr>
       </w:pPr>
-      <w:proofErr w:type="gramStart"/>
       <w:r>
         <w:rPr>
           <w:color w:val="EFB080"/>
         </w:rPr>
         <w:t>python</w:t>
       </w:r>
-      <w:proofErr w:type="gramEnd"/>
       <w:r>
         <w:rPr>
           <w:color w:val="E4E4E4"/>
@@ -6334,7 +5225,7 @@
         <w:t xml:space="preserve"> </w:t>
       </w:r>
       <w:r>
-        <w:t>scripts/migration/sync_vsa_bulk.py</w:t>
+        <w:t>scripts/migration/sync_vsa.py</w:t>
       </w:r>
       <w:r>
         <w:rPr>
@@ -6343,13 +5234,8 @@
         <w:t xml:space="preserve"> </w:t>
       </w:r>
       <w:r>
-        <w:t>--client-</w:t>
-      </w:r>
-      <w:proofErr w:type="spellStart"/>
-      <w:r>
-        <w:t>subdomain</w:t>
-      </w:r>
-      <w:proofErr w:type="spellEnd"/>
+        <w:t>--client-subdomain</w:t>
+      </w:r>
       <w:r>
         <w:rPr>
           <w:color w:val="E4E4E4"/>
@@ -6366,15 +5252,7 @@
         <w:t xml:space="preserve"> </w:t>
       </w:r>
       <w:r>
-        <w:t>--</w:t>
-      </w:r>
-      <w:proofErr w:type="spellStart"/>
-      <w:r>
-        <w:t>sync</w:t>
-      </w:r>
-      <w:proofErr w:type="spellEnd"/>
-      <w:r>
-        <w:t>-besoins</w:t>
+        <w:t>--sync-besoins</w:t>
       </w:r>
     </w:p>
     <w:p>
@@ -6386,33 +5264,7 @@
         </w:numPr>
       </w:pPr>
       <w:r>
-        <w:t xml:space="preserve">Pour mettre </w:t>
-      </w:r>
-      <w:proofErr w:type="spellStart"/>
-      <w:proofErr w:type="gramStart"/>
-      <w:r>
-        <w:t>a</w:t>
-      </w:r>
-      <w:proofErr w:type="spellEnd"/>
-      <w:proofErr w:type="gramEnd"/>
-      <w:r>
-        <w:t xml:space="preserve"> jour </w:t>
-      </w:r>
-      <w:proofErr w:type="spellStart"/>
-      <w:r>
-        <w:t>ndf</w:t>
-      </w:r>
-      <w:proofErr w:type="spellEnd"/>
-      <w:r>
-        <w:t xml:space="preserve">, avance et </w:t>
-      </w:r>
-      <w:proofErr w:type="spellStart"/>
-      <w:r>
-        <w:t>payback</w:t>
-      </w:r>
-      <w:proofErr w:type="spellEnd"/>
-      <w:r>
-        <w:t xml:space="preserve"> </w:t>
+        <w:t xml:space="preserve">Pour mettre a jour ndf, avance et payback </w:t>
       </w:r>
     </w:p>
     <w:p>
@@ -6427,14 +5279,12 @@
           <w:color w:val="E4E4E4"/>
         </w:rPr>
       </w:pPr>
-      <w:proofErr w:type="gramStart"/>
       <w:r>
         <w:rPr>
           <w:color w:val="EFB080"/>
         </w:rPr>
         <w:t>python</w:t>
       </w:r>
-      <w:proofErr w:type="gramEnd"/>
       <w:r>
         <w:rPr>
           <w:color w:val="E4E4E4"/>
@@ -6442,7 +5292,7 @@
         <w:t xml:space="preserve"> </w:t>
       </w:r>
       <w:r>
-        <w:t>scripts/migration/sync_vsa_bulk.py</w:t>
+        <w:t>scripts/migration/sync_vsa.py</w:t>
       </w:r>
       <w:r>
         <w:rPr>
@@ -6451,13 +5301,8 @@
         <w:t xml:space="preserve"> </w:t>
       </w:r>
       <w:r>
-        <w:t>--client-</w:t>
-      </w:r>
-      <w:proofErr w:type="spellStart"/>
-      <w:r>
-        <w:t>subdomain</w:t>
-      </w:r>
-      <w:proofErr w:type="spellEnd"/>
+        <w:t>--client-subdomain</w:t>
+      </w:r>
       <w:r>
         <w:rPr>
           <w:color w:val="E4E4E4"/>
@@ -6474,55 +5319,22 @@
         <w:t xml:space="preserve"> </w:t>
       </w:r>
       <w:r>
-        <w:t>--</w:t>
-      </w:r>
-      <w:proofErr w:type="spellStart"/>
-      <w:r>
-        <w:t>sync-ndf</w:t>
-      </w:r>
-      <w:proofErr w:type="spellEnd"/>
+        <w:t>--sync-ndf</w:t>
+      </w:r>
       <w:r>
         <w:rPr>
           <w:color w:val="E4E4E4"/>
         </w:rPr>
-        <w:t xml:space="preserve"> [--</w:t>
-      </w:r>
-      <w:proofErr w:type="spellStart"/>
+        <w:t xml:space="preserve"> [--ndf-from </w:t>
+      </w:r>
+      <w:r>
+        <w:t>2020-01-01]</w:t>
+      </w:r>
       <w:r>
         <w:rPr>
           <w:color w:val="E4E4E4"/>
         </w:rPr>
-        <w:t>ndf-from</w:t>
-      </w:r>
-      <w:proofErr w:type="spellEnd"/>
-      <w:r>
-        <w:rPr>
-          <w:color w:val="E4E4E4"/>
-        </w:rPr>
-        <w:t xml:space="preserve"> </w:t>
-      </w:r>
-      <w:r>
-        <w:t>2020-01-01]</w:t>
-      </w:r>
-      <w:r>
-        <w:rPr>
-          <w:color w:val="E4E4E4"/>
-        </w:rPr>
-        <w:t xml:space="preserve"> [--</w:t>
-      </w:r>
-      <w:proofErr w:type="spellStart"/>
-      <w:r>
-        <w:rPr>
-          <w:color w:val="E4E4E4"/>
-        </w:rPr>
-        <w:t>ndf</w:t>
-      </w:r>
-      <w:proofErr w:type="spellEnd"/>
-      <w:r>
-        <w:rPr>
-          <w:color w:val="E4E4E4"/>
-        </w:rPr>
-        <w:t xml:space="preserve">-to </w:t>
+        <w:t xml:space="preserve"> [--ndf-to </w:t>
       </w:r>
       <w:r>
         <w:t>2025-12-31]</w:t>
@@ -6537,13 +5349,8 @@
         </w:numPr>
       </w:pPr>
       <w:r>
-        <w:t xml:space="preserve">Tout et on replace les </w:t>
-      </w:r>
-      <w:proofErr w:type="spellStart"/>
-      <w:r>
-        <w:t>misisons</w:t>
-      </w:r>
-      <w:proofErr w:type="spellEnd"/>
+        <w:t>Tout et on replace les misisons</w:t>
+      </w:r>
     </w:p>
     <w:p>
       <w:pPr>
@@ -6557,14 +5364,12 @@
           <w:color w:val="E4E4E4"/>
         </w:rPr>
       </w:pPr>
-      <w:proofErr w:type="gramStart"/>
       <w:r>
         <w:rPr>
           <w:color w:val="EFB080"/>
         </w:rPr>
         <w:t>python</w:t>
       </w:r>
-      <w:proofErr w:type="gramEnd"/>
       <w:r>
         <w:rPr>
           <w:color w:val="E4E4E4"/>
@@ -6572,13 +5377,7 @@
         <w:t xml:space="preserve"> </w:t>
       </w:r>
       <w:r>
-        <w:t>scripts/migration/sync_vsa_bulk</w:t>
-      </w:r>
-      <w:r>
-        <w:t>_polars</w:t>
-      </w:r>
-      <w:r>
-        <w:t>.py</w:t>
+        <w:t>scripts/migration/sync_vsa.py</w:t>
       </w:r>
       <w:r>
         <w:rPr>
@@ -6612,24 +5411,17 @@
         <w:t xml:space="preserve">  </w:t>
       </w:r>
       <w:r>
-        <w:t>--client-</w:t>
-      </w:r>
-      <w:proofErr w:type="spellStart"/>
-      <w:r>
-        <w:t>subdomain</w:t>
-      </w:r>
-      <w:proofErr w:type="spellEnd"/>
+        <w:t>--client-subdomain</w:t>
+      </w:r>
       <w:r>
         <w:rPr>
           <w:color w:val="E4E4E4"/>
         </w:rPr>
         <w:t xml:space="preserve"> </w:t>
       </w:r>
-      <w:proofErr w:type="spellStart"/>
       <w:r>
         <w:t>elitys</w:t>
       </w:r>
-      <w:proofErr w:type="spellEnd"/>
       <w:r>
         <w:rPr>
           <w:color w:val="E4E4E4"/>
@@ -6662,15 +5454,7 @@
         <w:t xml:space="preserve">  </w:t>
       </w:r>
       <w:r>
-        <w:t>--</w:t>
-      </w:r>
-      <w:proofErr w:type="spellStart"/>
-      <w:r>
-        <w:t>sync</w:t>
-      </w:r>
-      <w:proofErr w:type="spellEnd"/>
-      <w:r>
-        <w:t>-all</w:t>
+        <w:t>--sync-all</w:t>
       </w:r>
       <w:r>
         <w:rPr>
@@ -6720,14 +5504,13 @@
           <w:color w:val="E4E4E4"/>
         </w:rPr>
       </w:pPr>
-      <w:proofErr w:type="gramStart"/>
+      <w:bookmarkStart w:id="6" w:name="OLE_LINK7"/>
       <w:r>
         <w:rPr>
           <w:color w:val="EFB080"/>
         </w:rPr>
         <w:t>python</w:t>
       </w:r>
-      <w:proofErr w:type="gramEnd"/>
       <w:r>
         <w:rPr>
           <w:color w:val="E4E4E4"/>
@@ -6735,13 +5518,7 @@
         <w:t xml:space="preserve"> </w:t>
       </w:r>
       <w:r>
-        <w:t>scripts/migration/sync_vsa_bulk</w:t>
-      </w:r>
-      <w:r>
-        <w:t>_polars</w:t>
-      </w:r>
-      <w:r>
-        <w:t>.py</w:t>
+        <w:t>scripts/migration/sync_vsa.py</w:t>
       </w:r>
       <w:r>
         <w:rPr>
@@ -6775,24 +5552,17 @@
         <w:t xml:space="preserve">  </w:t>
       </w:r>
       <w:r>
-        <w:t>--client-</w:t>
-      </w:r>
-      <w:proofErr w:type="spellStart"/>
-      <w:r>
-        <w:t>subdomain</w:t>
-      </w:r>
-      <w:proofErr w:type="spellEnd"/>
+        <w:t>--client-subdomain</w:t>
+      </w:r>
       <w:r>
         <w:rPr>
           <w:color w:val="E4E4E4"/>
         </w:rPr>
         <w:t xml:space="preserve"> </w:t>
       </w:r>
-      <w:proofErr w:type="spellStart"/>
       <w:r>
         <w:t>elitys</w:t>
       </w:r>
-      <w:proofErr w:type="spellEnd"/>
       <w:r>
         <w:rPr>
           <w:color w:val="E4E4E4"/>
@@ -6825,15 +5595,7 @@
         <w:t xml:space="preserve">  </w:t>
       </w:r>
       <w:r>
-        <w:t>--</w:t>
-      </w:r>
-      <w:proofErr w:type="spellStart"/>
-      <w:r>
-        <w:t>sync</w:t>
-      </w:r>
-      <w:proofErr w:type="spellEnd"/>
-      <w:r>
-        <w:t>-all</w:t>
+        <w:t>--sync-all</w:t>
       </w:r>
       <w:r>
         <w:rPr>
@@ -6841,12 +5603,14 @@
         </w:rPr>
         <w:t xml:space="preserve"> </w:t>
       </w:r>
+      <w:bookmarkStart w:id="7" w:name="OLE_LINK6"/>
       <w:r>
         <w:rPr>
           <w:color w:val="D6D6DD"/>
         </w:rPr>
         <w:t>\</w:t>
       </w:r>
+      <w:bookmarkEnd w:id="7"/>
     </w:p>
     <w:p>
       <w:pPr>
@@ -6869,6 +5633,15 @@
       <w:r>
         <w:t>--missions-replace</w:t>
       </w:r>
+      <w:r>
+        <w:t xml:space="preserve"> </w:t>
+      </w:r>
+      <w:r>
+        <w:rPr>
+          <w:color w:val="D6D6DD"/>
+        </w:rPr>
+        <w:t>\</w:t>
+      </w:r>
     </w:p>
     <w:p>
       <w:pPr>
@@ -6883,17 +5656,10 @@
         </w:rPr>
       </w:pPr>
       <w:r>
-        <w:t xml:space="preserve">  --run-</w:t>
-      </w:r>
-      <w:proofErr w:type="spellStart"/>
-      <w:r>
-        <w:t>competences</w:t>
-      </w:r>
-      <w:proofErr w:type="spellEnd"/>
-      <w:r>
-        <w:t>-update</w:t>
-      </w:r>
-    </w:p>
+        <w:t xml:space="preserve">  --run-competences-update</w:t>
+      </w:r>
+    </w:p>
+    <w:bookmarkEnd w:id="6"/>
     <w:p/>
     <w:p>
       <w:pPr>
@@ -6904,16 +5670,11 @@
         </w:numPr>
       </w:pPr>
       <w:r>
-        <w:t xml:space="preserve">Tout </w:t>
-      </w:r>
-      <w:proofErr w:type="spellStart"/>
-      <w:r>
-        <w:t>telecharg</w:t>
+        <w:t>Tout telecharg</w:t>
       </w:r>
       <w:r>
         <w:t>er</w:t>
       </w:r>
-      <w:proofErr w:type="spellEnd"/>
       <w:r>
         <w:t xml:space="preserve"> sans utiliser le snapsho</w:t>
       </w:r>
@@ -6930,53 +5691,8 @@
           <w:right w:val="single" w:sz="4" w:space="4" w:color="auto"/>
         </w:pBdr>
       </w:pPr>
-      <w:proofErr w:type="gramStart"/>
-      <w:r>
-        <w:t>python</w:t>
-      </w:r>
-      <w:proofErr w:type="gramEnd"/>
-      <w:r>
-        <w:t xml:space="preserve"> scripts/migration/sync_vsa_bulk_polars.py --client-</w:t>
-      </w:r>
-      <w:proofErr w:type="spellStart"/>
-      <w:r>
-        <w:t>subdomain</w:t>
-      </w:r>
-      <w:proofErr w:type="spellEnd"/>
-      <w:r>
-        <w:t xml:space="preserve"> </w:t>
-      </w:r>
-      <w:proofErr w:type="spellStart"/>
-      <w:r>
-        <w:t>elitys</w:t>
-      </w:r>
-      <w:proofErr w:type="spellEnd"/>
-      <w:r>
-        <w:t xml:space="preserve"> --</w:t>
-      </w:r>
-      <w:proofErr w:type="spellStart"/>
-      <w:r>
-        <w:t>sync</w:t>
-      </w:r>
-      <w:proofErr w:type="spellEnd"/>
-      <w:r>
-        <w:t>-all --force-full-</w:t>
-      </w:r>
-      <w:proofErr w:type="spellStart"/>
-      <w:r>
-        <w:t>sync</w:t>
-      </w:r>
-      <w:proofErr w:type="spellEnd"/>
-      <w:r>
-        <w:t xml:space="preserve"> --run-</w:t>
-      </w:r>
-      <w:proofErr w:type="spellStart"/>
-      <w:r>
-        <w:t>competences</w:t>
-      </w:r>
-      <w:proofErr w:type="spellEnd"/>
-      <w:r>
-        <w:t>-update</w:t>
+      <w:r>
+        <w:t>python scripts/migration/sync_vsa.py --client-subdomain elitys --sync-all --force-full-sync --run-competences-update</w:t>
       </w:r>
     </w:p>
     <w:p/>
@@ -6989,15 +5705,7 @@
         </w:numPr>
       </w:pPr>
       <w:r>
-        <w:t xml:space="preserve">Télécharger les notes de frais </w:t>
-      </w:r>
-      <w:proofErr w:type="spellStart"/>
-      <w:r>
-        <w:t>paybacks</w:t>
-      </w:r>
-      <w:proofErr w:type="spellEnd"/>
-      <w:r>
-        <w:t xml:space="preserve">… seulement </w:t>
+        <w:t xml:space="preserve">Télécharger les notes de frais paybacks… seulement </w:t>
       </w:r>
     </w:p>
     <w:p>
@@ -7009,89 +5717,29 @@
           <w:right w:val="single" w:sz="4" w:space="4" w:color="auto"/>
         </w:pBdr>
       </w:pPr>
-      <w:proofErr w:type="gramStart"/>
-      <w:r>
-        <w:t>python</w:t>
-      </w:r>
-      <w:proofErr w:type="gramEnd"/>
-      <w:r>
-        <w:t xml:space="preserve"> scripts/migration/sync_vsa_bulk.py --client-</w:t>
-      </w:r>
-      <w:proofErr w:type="spellStart"/>
-      <w:r>
-        <w:t>subdomain</w:t>
-      </w:r>
-      <w:proofErr w:type="spellEnd"/>
-      <w:r>
-        <w:t xml:space="preserve"> </w:t>
-      </w:r>
-      <w:proofErr w:type="spellStart"/>
-      <w:r>
-        <w:t>elitys</w:t>
-      </w:r>
-      <w:proofErr w:type="spellEnd"/>
-      <w:r>
-        <w:t xml:space="preserve"> --</w:t>
-      </w:r>
-      <w:proofErr w:type="spellStart"/>
-      <w:r>
-        <w:t>sync-ndf</w:t>
-      </w:r>
-      <w:proofErr w:type="spellEnd"/>
+      <w:r>
+        <w:t>python scripts/migration/sync_vsa.py --client-subdomain elitys --sync-ndf</w:t>
+      </w:r>
     </w:p>
     <w:p/>
     <w:p>
       <w:pPr>
         <w:pStyle w:val="Heading2"/>
       </w:pPr>
-      <w:bookmarkStart w:id="6" w:name="_Toc223364378"/>
-      <w:proofErr w:type="spellStart"/>
-      <w:r>
-        <w:t>Synchronier</w:t>
-      </w:r>
-      <w:proofErr w:type="spellEnd"/>
-      <w:r>
-        <w:t xml:space="preserve"> les sources des </w:t>
-      </w:r>
-      <w:proofErr w:type="spellStart"/>
-      <w:r>
-        <w:t>CVs</w:t>
-      </w:r>
-      <w:bookmarkEnd w:id="6"/>
-      <w:proofErr w:type="spellEnd"/>
-    </w:p>
-    <w:p>
-      <w:r>
-        <w:t xml:space="preserve">Par défaut on </w:t>
-      </w:r>
-      <w:proofErr w:type="spellStart"/>
-      <w:r>
-        <w:t>sne</w:t>
-      </w:r>
-      <w:proofErr w:type="spellEnd"/>
-      <w:r>
-        <w:t xml:space="preserve"> synchronise pas les sources des </w:t>
-      </w:r>
-      <w:proofErr w:type="spellStart"/>
-      <w:r>
-        <w:t>CVs</w:t>
-      </w:r>
-      <w:proofErr w:type="spellEnd"/>
-      <w:r>
-        <w:t xml:space="preserve">. SI je veux les synchroniser : </w:t>
-      </w:r>
-    </w:p>
-    <w:p>
-      <w:r>
-        <w:t>--</w:t>
-      </w:r>
-      <w:proofErr w:type="spellStart"/>
-      <w:r>
-        <w:t>sync</w:t>
-      </w:r>
-      <w:proofErr w:type="spellEnd"/>
-      <w:r>
-        <w:t>-cv-source</w:t>
+      <w:bookmarkStart w:id="8" w:name="_Toc223364378"/>
+      <w:r>
+        <w:t>Synchronier les sources des CVs</w:t>
+      </w:r>
+      <w:bookmarkEnd w:id="8"/>
+    </w:p>
+    <w:p>
+      <w:r>
+        <w:t xml:space="preserve">Par défaut on sne synchronise pas les sources des CVs. SI je veux les synchroniser : </w:t>
+      </w:r>
+    </w:p>
+    <w:p>
+      <w:r>
+        <w:t>--sync-cv-source</w:t>
       </w:r>
     </w:p>
     <w:p/>
@@ -7101,42 +5749,18 @@
       <w:pPr>
         <w:pStyle w:val="Heading2"/>
       </w:pPr>
-      <w:bookmarkStart w:id="7" w:name="_Toc222771750"/>
-      <w:bookmarkStart w:id="8" w:name="_Toc223364379"/>
+      <w:bookmarkStart w:id="9" w:name="_Toc222771750"/>
+      <w:bookmarkStart w:id="10" w:name="_Toc223364379"/>
       <w:r>
         <w:t>API v2</w:t>
       </w:r>
-      <w:bookmarkEnd w:id="7"/>
-      <w:bookmarkEnd w:id="8"/>
+      <w:bookmarkEnd w:id="9"/>
+      <w:bookmarkEnd w:id="10"/>
     </w:p>
     <w:p/>
     <w:p>
       <w:r>
-        <w:t xml:space="preserve">- la synchronisation va se </w:t>
-      </w:r>
-      <w:proofErr w:type="spellStart"/>
-      <w:r>
-        <w:t>declencher</w:t>
-      </w:r>
-      <w:proofErr w:type="spellEnd"/>
-      <w:r>
-        <w:t xml:space="preserve"> automatiquement toutes les n minutes (n=1 ou 2 ou 5 a </w:t>
-      </w:r>
-      <w:proofErr w:type="spellStart"/>
-      <w:r>
-        <w:t>definir</w:t>
-      </w:r>
-      <w:proofErr w:type="spellEnd"/>
-      <w:r>
-        <w:t xml:space="preserve">) et il faudra synchroniser tout </w:t>
-      </w:r>
-      <w:proofErr w:type="spellStart"/>
-      <w:r>
-        <w:t>vsa</w:t>
-      </w:r>
-      <w:proofErr w:type="spellEnd"/>
-      <w:r>
-        <w:t xml:space="preserve"> </w:t>
+        <w:t xml:space="preserve">- la synchronisation va se declencher automatiquement toutes les n minutes (n=1 ou 2 ou 5 a definir) et il faudra synchroniser tout vsa </w:t>
       </w:r>
     </w:p>
     <w:p>
@@ -7159,15 +5783,15 @@
           <w:numId w:val="6"/>
         </w:numPr>
       </w:pPr>
-      <w:bookmarkStart w:id="9" w:name="_Toc220086416"/>
-      <w:bookmarkStart w:id="10" w:name="_Toc222771755"/>
-      <w:bookmarkStart w:id="11" w:name="_Toc223364380"/>
+      <w:bookmarkStart w:id="11" w:name="_Toc220086416"/>
+      <w:bookmarkStart w:id="12" w:name="_Toc222771755"/>
+      <w:bookmarkStart w:id="13" w:name="_Toc223364380"/>
       <w:r>
         <w:t>Récupération des CVS</w:t>
       </w:r>
-      <w:bookmarkEnd w:id="9"/>
-      <w:bookmarkEnd w:id="10"/>
       <w:bookmarkEnd w:id="11"/>
+      <w:bookmarkEnd w:id="12"/>
+      <w:bookmarkEnd w:id="13"/>
     </w:p>
     <w:p/>
     <w:p>
@@ -7178,26 +5802,21 @@
           <w:numId w:val="6"/>
         </w:numPr>
       </w:pPr>
-      <w:bookmarkStart w:id="12" w:name="_Toc220086417"/>
-      <w:bookmarkStart w:id="13" w:name="_Toc222771756"/>
-      <w:bookmarkStart w:id="14" w:name="_Toc223364381"/>
+      <w:bookmarkStart w:id="14" w:name="_Toc220086417"/>
+      <w:bookmarkStart w:id="15" w:name="_Toc222771756"/>
+      <w:bookmarkStart w:id="16" w:name="_Toc223364381"/>
+      <w:r>
+        <w:t>Un client spécifique</w:t>
+      </w:r>
+      <w:bookmarkEnd w:id="14"/>
+      <w:bookmarkEnd w:id="15"/>
+      <w:bookmarkEnd w:id="16"/>
+    </w:p>
+    <w:p>
       <w:r>
         <w:lastRenderedPageBreak/>
-        <w:t>Un client spécifique</w:t>
-      </w:r>
-      <w:bookmarkEnd w:id="12"/>
-      <w:bookmarkEnd w:id="13"/>
-      <w:bookmarkEnd w:id="14"/>
-    </w:p>
-    <w:p>
-      <w:r>
-        <w:t xml:space="preserve"># Synchroniser tous les </w:t>
-      </w:r>
-      <w:proofErr w:type="spellStart"/>
-      <w:r>
-        <w:t>CVs</w:t>
-      </w:r>
-      <w:proofErr w:type="spellEnd"/>
+        <w:t># Synchroniser tous les CVs</w:t>
+      </w:r>
     </w:p>
     <w:p>
       <w:pPr>
@@ -7205,19 +5824,79 @@
           <w:color w:val="E4E4E4"/>
         </w:rPr>
       </w:pPr>
-      <w:proofErr w:type="gramStart"/>
       <w:r>
         <w:rPr>
           <w:color w:val="EFB080"/>
         </w:rPr>
-        <w:t>python</w:t>
-      </w:r>
-      <w:proofErr w:type="gramEnd"/>
+        <w:t>python3</w:t>
+      </w:r>
+      <w:r>
+        <w:rPr>
+          <w:color w:val="E4E4E4"/>
+        </w:rPr>
+        <w:t xml:space="preserve"> </w:t>
+      </w:r>
+      <w:r>
+        <w:t>scripts/migration/sync_from_vsa.py</w:t>
+      </w:r>
+      <w:r>
+        <w:rPr>
+          <w:color w:val="E4E4E4"/>
+        </w:rPr>
+        <w:t xml:space="preserve"> </w:t>
+      </w:r>
+      <w:r>
+        <w:t>--client-subdomain</w:t>
+      </w:r>
+      <w:r>
+        <w:rPr>
+          <w:color w:val="E4E4E4"/>
+        </w:rPr>
+        <w:t xml:space="preserve"> </w:t>
+      </w:r>
+      <w:r>
+        <w:rPr>
+          <w:color w:val="D6D6DD"/>
+        </w:rPr>
+        <w:t>&lt;</w:t>
+      </w:r>
+      <w:r>
+        <w:t>subdomai</w:t>
+      </w:r>
+      <w:r>
+        <w:rPr>
+          <w:color w:val="E4E4E4"/>
+        </w:rPr>
+        <w:t>n</w:t>
+      </w:r>
+      <w:r>
+        <w:rPr>
+          <w:color w:val="D6D6DD"/>
+        </w:rPr>
+        <w:t>&gt;</w:t>
+      </w:r>
+      <w:r>
+        <w:rPr>
+          <w:color w:val="E4E4E4"/>
+        </w:rPr>
+        <w:t xml:space="preserve"> </w:t>
+      </w:r>
+      <w:r>
+        <w:t>--sync-cvs</w:t>
+      </w:r>
+    </w:p>
+    <w:p/>
+    <w:p>
+      <w:pPr>
+        <w:rPr>
+          <w:color w:val="E4E4E4"/>
+        </w:rPr>
+      </w:pPr>
       <w:r>
         <w:rPr>
           <w:color w:val="EFB080"/>
         </w:rPr>
-        <w:t>3</w:t>
+        <w:t>python3</w:t>
       </w:r>
       <w:r>
         <w:rPr>
@@ -7235,13 +5914,8 @@
         <w:t xml:space="preserve"> </w:t>
       </w:r>
       <w:r>
-        <w:t>--client-</w:t>
-      </w:r>
-      <w:proofErr w:type="spellStart"/>
-      <w:r>
-        <w:t>subdomain</w:t>
-      </w:r>
-      <w:proofErr w:type="spellEnd"/>
+        <w:t>--client-subdomain</w:t>
+      </w:r>
       <w:r>
         <w:rPr>
           <w:color w:val="E4E4E4"/>
@@ -7252,112 +5926,17 @@
         <w:rPr>
           <w:color w:val="D6D6DD"/>
         </w:rPr>
-        <w:t>&lt;</w:t>
-      </w:r>
-      <w:proofErr w:type="spellStart"/>
-      <w:r>
-        <w:t>subdomai</w:t>
+        <w:t>elitys</w:t>
       </w:r>
       <w:r>
         <w:rPr>
           <w:color w:val="E4E4E4"/>
         </w:rPr>
-        <w:t>n</w:t>
-      </w:r>
-      <w:proofErr w:type="spellEnd"/>
-      <w:r>
-        <w:rPr>
-          <w:color w:val="D6D6DD"/>
-        </w:rPr>
-        <w:t>&gt;</w:t>
-      </w:r>
-      <w:r>
-        <w:rPr>
-          <w:color w:val="E4E4E4"/>
-        </w:rPr>
         <w:t xml:space="preserve"> </w:t>
       </w:r>
       <w:r>
-        <w:t>--</w:t>
-      </w:r>
-      <w:proofErr w:type="spellStart"/>
-      <w:r>
-        <w:t>sync-cvs</w:t>
-      </w:r>
-      <w:proofErr w:type="spellEnd"/>
-    </w:p>
-    <w:p/>
-    <w:p>
-      <w:pPr>
-        <w:rPr>
-          <w:color w:val="E4E4E4"/>
-        </w:rPr>
-      </w:pPr>
-      <w:proofErr w:type="gramStart"/>
-      <w:r>
-        <w:rPr>
-          <w:color w:val="EFB080"/>
-        </w:rPr>
-        <w:t>python</w:t>
-      </w:r>
-      <w:proofErr w:type="gramEnd"/>
-      <w:r>
-        <w:rPr>
-          <w:color w:val="EFB080"/>
-        </w:rPr>
-        <w:t>3</w:t>
-      </w:r>
-      <w:r>
-        <w:rPr>
-          <w:color w:val="E4E4E4"/>
-        </w:rPr>
-        <w:t xml:space="preserve"> </w:t>
-      </w:r>
-      <w:r>
-        <w:t>scripts/migration/sync_from_vsa.py</w:t>
-      </w:r>
-      <w:r>
-        <w:rPr>
-          <w:color w:val="E4E4E4"/>
-        </w:rPr>
-        <w:t xml:space="preserve"> </w:t>
-      </w:r>
-      <w:r>
-        <w:t>--client-</w:t>
-      </w:r>
-      <w:proofErr w:type="spellStart"/>
-      <w:r>
-        <w:t>subdomain</w:t>
-      </w:r>
-      <w:proofErr w:type="spellEnd"/>
-      <w:r>
-        <w:rPr>
-          <w:color w:val="E4E4E4"/>
-        </w:rPr>
-        <w:t xml:space="preserve"> </w:t>
-      </w:r>
-      <w:proofErr w:type="spellStart"/>
-      <w:r>
-        <w:rPr>
-          <w:color w:val="D6D6DD"/>
-        </w:rPr>
-        <w:t>elitys</w:t>
-      </w:r>
-      <w:proofErr w:type="spellEnd"/>
-      <w:r>
-        <w:rPr>
-          <w:color w:val="E4E4E4"/>
-        </w:rPr>
-        <w:t xml:space="preserve"> </w:t>
-      </w:r>
-      <w:r>
-        <w:t>--</w:t>
-      </w:r>
-      <w:proofErr w:type="spellStart"/>
-      <w:r>
-        <w:t>sync-cvs</w:t>
-      </w:r>
-      <w:proofErr w:type="spellEnd"/>
+        <w:t>--sync-cvs</w:t>
+      </w:r>
     </w:p>
     <w:p/>
     <w:p/>
@@ -7369,15 +5948,15 @@
           <w:numId w:val="6"/>
         </w:numPr>
       </w:pPr>
-      <w:bookmarkStart w:id="15" w:name="_Toc220086418"/>
-      <w:bookmarkStart w:id="16" w:name="_Toc222771757"/>
-      <w:bookmarkStart w:id="17" w:name="_Toc223364382"/>
+      <w:bookmarkStart w:id="17" w:name="_Toc220086418"/>
+      <w:bookmarkStart w:id="18" w:name="_Toc222771757"/>
+      <w:bookmarkStart w:id="19" w:name="_Toc223364382"/>
       <w:r>
         <w:t>Un CV spécifique</w:t>
       </w:r>
-      <w:bookmarkEnd w:id="15"/>
-      <w:bookmarkEnd w:id="16"/>
       <w:bookmarkEnd w:id="17"/>
+      <w:bookmarkEnd w:id="18"/>
+      <w:bookmarkEnd w:id="19"/>
     </w:p>
     <w:p>
       <w:r>
@@ -7385,19 +5964,88 @@
       </w:r>
     </w:p>
     <w:p>
-      <w:proofErr w:type="gramStart"/>
       <w:r>
         <w:rPr>
           <w:color w:val="EFB080"/>
         </w:rPr>
-        <w:t>python</w:t>
-      </w:r>
-      <w:proofErr w:type="gramEnd"/>
+        <w:t>python3</w:t>
+      </w:r>
+      <w:r>
+        <w:rPr>
+          <w:color w:val="E4E4E4"/>
+        </w:rPr>
+        <w:t xml:space="preserve"> </w:t>
+      </w:r>
+      <w:r>
+        <w:t>scripts/migration/sync_from_vsa.py</w:t>
+      </w:r>
+      <w:r>
+        <w:rPr>
+          <w:color w:val="E4E4E4"/>
+        </w:rPr>
+        <w:t xml:space="preserve"> </w:t>
+      </w:r>
+      <w:r>
+        <w:t>--client-subdomain</w:t>
+      </w:r>
+      <w:r>
+        <w:rPr>
+          <w:color w:val="E4E4E4"/>
+        </w:rPr>
+        <w:t xml:space="preserve"> </w:t>
+      </w:r>
+      <w:r>
+        <w:rPr>
+          <w:color w:val="D6D6DD"/>
+        </w:rPr>
+        <w:t>&lt;</w:t>
+      </w:r>
+      <w:r>
+        <w:t>subdomai</w:t>
+      </w:r>
+      <w:r>
+        <w:rPr>
+          <w:color w:val="E4E4E4"/>
+        </w:rPr>
+        <w:t>n</w:t>
+      </w:r>
+      <w:r>
+        <w:rPr>
+          <w:color w:val="D6D6DD"/>
+        </w:rPr>
+        <w:t>&gt;</w:t>
+      </w:r>
+      <w:r>
+        <w:rPr>
+          <w:color w:val="E4E4E4"/>
+        </w:rPr>
+        <w:t xml:space="preserve"> </w:t>
+      </w:r>
+      <w:r>
+        <w:t>--cv-filename</w:t>
+      </w:r>
+      <w:r>
+        <w:rPr>
+          <w:color w:val="E4E4E4"/>
+        </w:rPr>
+        <w:t xml:space="preserve"> </w:t>
+      </w:r>
+      <w:r>
+        <w:t>"nom_du_fichier.pdf"</w:t>
+      </w:r>
+    </w:p>
+    <w:p/>
+    <w:p>
+      <w:pPr>
+        <w:rPr>
+          <w:color w:val="E4E4E4"/>
+        </w:rPr>
+      </w:pPr>
       <w:r>
         <w:rPr>
           <w:color w:val="EFB080"/>
         </w:rPr>
-        <w:t>3</w:t>
+        <w:t>python3</w:t>
       </w:r>
       <w:r>
         <w:rPr>
@@ -7415,13 +6063,8 @@
         <w:t xml:space="preserve"> </w:t>
       </w:r>
       <w:r>
-        <w:t>--client-</w:t>
-      </w:r>
-      <w:proofErr w:type="spellStart"/>
-      <w:r>
-        <w:t>subdomain</w:t>
-      </w:r>
-      <w:proofErr w:type="spellEnd"/>
+        <w:t>--client-subdomain</w:t>
+      </w:r>
       <w:r>
         <w:rPr>
           <w:color w:val="E4E4E4"/>
@@ -7432,121 +6075,17 @@
         <w:rPr>
           <w:color w:val="D6D6DD"/>
         </w:rPr>
-        <w:t>&lt;</w:t>
-      </w:r>
-      <w:proofErr w:type="spellStart"/>
-      <w:r>
-        <w:t>subdomai</w:t>
+        <w:t>elitys</w:t>
       </w:r>
       <w:r>
         <w:rPr>
           <w:color w:val="E4E4E4"/>
         </w:rPr>
-        <w:t>n</w:t>
-      </w:r>
-      <w:proofErr w:type="spellEnd"/>
-      <w:r>
-        <w:rPr>
-          <w:color w:val="D6D6DD"/>
-        </w:rPr>
-        <w:t>&gt;</w:t>
-      </w:r>
-      <w:r>
-        <w:rPr>
-          <w:color w:val="E4E4E4"/>
-        </w:rPr>
         <w:t xml:space="preserve"> </w:t>
       </w:r>
       <w:r>
-        <w:t>--cv-</w:t>
-      </w:r>
-      <w:proofErr w:type="spellStart"/>
-      <w:r>
-        <w:t>filename</w:t>
-      </w:r>
-      <w:proofErr w:type="spellEnd"/>
-      <w:r>
-        <w:rPr>
-          <w:color w:val="E4E4E4"/>
-        </w:rPr>
-        <w:t xml:space="preserve"> </w:t>
-      </w:r>
-      <w:r>
-        <w:t>"nom_du_fichier.pdf"</w:t>
-      </w:r>
-    </w:p>
-    <w:p/>
-    <w:p>
-      <w:pPr>
-        <w:rPr>
-          <w:color w:val="E4E4E4"/>
-        </w:rPr>
-      </w:pPr>
-      <w:proofErr w:type="gramStart"/>
-      <w:r>
-        <w:rPr>
-          <w:color w:val="EFB080"/>
-        </w:rPr>
-        <w:t>python</w:t>
-      </w:r>
-      <w:proofErr w:type="gramEnd"/>
-      <w:r>
-        <w:rPr>
-          <w:color w:val="EFB080"/>
-        </w:rPr>
-        <w:t>3</w:t>
-      </w:r>
-      <w:r>
-        <w:rPr>
-          <w:color w:val="E4E4E4"/>
-        </w:rPr>
-        <w:t xml:space="preserve"> </w:t>
-      </w:r>
-      <w:r>
-        <w:t>scripts/migration/sync_from_vsa.py</w:t>
-      </w:r>
-      <w:r>
-        <w:rPr>
-          <w:color w:val="E4E4E4"/>
-        </w:rPr>
-        <w:t xml:space="preserve"> </w:t>
-      </w:r>
-      <w:r>
-        <w:t>--client-</w:t>
-      </w:r>
-      <w:proofErr w:type="spellStart"/>
-      <w:r>
-        <w:t>subdomain</w:t>
-      </w:r>
-      <w:proofErr w:type="spellEnd"/>
-      <w:r>
-        <w:rPr>
-          <w:color w:val="E4E4E4"/>
-        </w:rPr>
-        <w:t xml:space="preserve"> </w:t>
-      </w:r>
-      <w:proofErr w:type="spellStart"/>
-      <w:r>
-        <w:rPr>
-          <w:color w:val="D6D6DD"/>
-        </w:rPr>
-        <w:t>elitys</w:t>
-      </w:r>
-      <w:proofErr w:type="spellEnd"/>
-      <w:r>
-        <w:rPr>
-          <w:color w:val="E4E4E4"/>
-        </w:rPr>
-        <w:t xml:space="preserve"> </w:t>
-      </w:r>
-      <w:r>
-        <w:t>--cv-</w:t>
-      </w:r>
-      <w:proofErr w:type="spellStart"/>
-      <w:r>
-        <w:t>filename</w:t>
-      </w:r>
-      <w:proofErr w:type="spellEnd"/>
+        <w:t>--cv-filename</w:t>
+      </w:r>
       <w:r>
         <w:rPr>
           <w:color w:val="E4E4E4"/>
@@ -7567,15 +6106,15 @@
           <w:numId w:val="6"/>
         </w:numPr>
       </w:pPr>
-      <w:bookmarkStart w:id="18" w:name="_Toc220086419"/>
-      <w:bookmarkStart w:id="19" w:name="_Toc222771758"/>
-      <w:bookmarkStart w:id="20" w:name="_Toc223364383"/>
+      <w:bookmarkStart w:id="20" w:name="_Toc220086419"/>
+      <w:bookmarkStart w:id="21" w:name="_Toc222771758"/>
+      <w:bookmarkStart w:id="22" w:name="_Toc223364383"/>
       <w:r>
         <w:t>Mode test</w:t>
       </w:r>
-      <w:bookmarkEnd w:id="18"/>
-      <w:bookmarkEnd w:id="19"/>
       <w:bookmarkEnd w:id="20"/>
+      <w:bookmarkEnd w:id="21"/>
+      <w:bookmarkEnd w:id="22"/>
     </w:p>
     <w:p>
       <w:r>
@@ -7588,19 +6127,11 @@
           <w:color w:val="E4E4E4"/>
         </w:rPr>
       </w:pPr>
-      <w:proofErr w:type="gramStart"/>
       <w:r>
         <w:rPr>
           <w:color w:val="EFB080"/>
         </w:rPr>
-        <w:t>python</w:t>
-      </w:r>
-      <w:proofErr w:type="gramEnd"/>
-      <w:r>
-        <w:rPr>
-          <w:color w:val="EFB080"/>
-        </w:rPr>
-        <w:t>3</w:t>
+        <w:t>python3</w:t>
       </w:r>
       <w:r>
         <w:rPr>
@@ -7618,13 +6149,8 @@
         <w:t xml:space="preserve"> </w:t>
       </w:r>
       <w:r>
-        <w:t>--client-</w:t>
-      </w:r>
-      <w:proofErr w:type="spellStart"/>
-      <w:r>
-        <w:t>subdomain</w:t>
-      </w:r>
-      <w:proofErr w:type="spellEnd"/>
+        <w:t>--client-subdomain</w:t>
+      </w:r>
       <w:r>
         <w:rPr>
           <w:color w:val="E4E4E4"/>
@@ -7637,7 +6163,6 @@
         </w:rPr>
         <w:t>&lt;</w:t>
       </w:r>
-      <w:proofErr w:type="spellStart"/>
       <w:r>
         <w:t>subdomai</w:t>
       </w:r>
@@ -7647,7 +6172,6 @@
         </w:rPr>
         <w:t>n</w:t>
       </w:r>
-      <w:proofErr w:type="spellEnd"/>
       <w:r>
         <w:rPr>
           <w:color w:val="D6D6DD"/>
@@ -7661,13 +6185,8 @@
         <w:t xml:space="preserve"> </w:t>
       </w:r>
       <w:r>
-        <w:t>--</w:t>
-      </w:r>
-      <w:proofErr w:type="spellStart"/>
-      <w:r>
-        <w:t>sync-cvs</w:t>
-      </w:r>
-      <w:proofErr w:type="spellEnd"/>
+        <w:t>--sync-cvs</w:t>
+      </w:r>
       <w:r>
         <w:rPr>
           <w:color w:val="E4E4E4"/>
@@ -7687,15 +6206,15 @@
           <w:numId w:val="6"/>
         </w:numPr>
       </w:pPr>
-      <w:bookmarkStart w:id="21" w:name="_Toc220086420"/>
-      <w:bookmarkStart w:id="22" w:name="_Toc222771759"/>
-      <w:bookmarkStart w:id="23" w:name="_Toc223364384"/>
+      <w:bookmarkStart w:id="23" w:name="_Toc220086420"/>
+      <w:bookmarkStart w:id="24" w:name="_Toc222771759"/>
+      <w:bookmarkStart w:id="25" w:name="_Toc223364384"/>
       <w:r>
         <w:t>Uniquement un statut</w:t>
       </w:r>
-      <w:bookmarkEnd w:id="21"/>
-      <w:bookmarkEnd w:id="22"/>
       <w:bookmarkEnd w:id="23"/>
+      <w:bookmarkEnd w:id="24"/>
+      <w:bookmarkEnd w:id="25"/>
       <w:r>
         <w:t xml:space="preserve"> </w:t>
       </w:r>
@@ -7719,49 +6238,12 @@
     </w:p>
     <w:p>
       <w:r>
-        <w:t># Synchroniser uniquement les candidats (</w:t>
-      </w:r>
-      <w:proofErr w:type="spellStart"/>
-      <w:r>
-        <w:t>cand</w:t>
-      </w:r>
-      <w:proofErr w:type="spellEnd"/>
-      <w:r>
-        <w:t>-XXX)</w:t>
-      </w:r>
-    </w:p>
-    <w:p>
-      <w:proofErr w:type="gramStart"/>
-      <w:r>
-        <w:t>python</w:t>
-      </w:r>
-      <w:proofErr w:type="gramEnd"/>
-      <w:r>
-        <w:t xml:space="preserve"> scripts/migration/sync_from_vsa.py --client-</w:t>
-      </w:r>
-      <w:proofErr w:type="spellStart"/>
-      <w:r>
-        <w:t>subdomain</w:t>
-      </w:r>
-      <w:proofErr w:type="spellEnd"/>
-      <w:r>
-        <w:t xml:space="preserve"> &lt;</w:t>
-      </w:r>
-      <w:proofErr w:type="spellStart"/>
-      <w:r>
-        <w:t>subdomain</w:t>
-      </w:r>
-      <w:proofErr w:type="spellEnd"/>
-      <w:r>
-        <w:t>&gt; --</w:t>
-      </w:r>
-      <w:proofErr w:type="spellStart"/>
-      <w:r>
-        <w:t>sync-cvs</w:t>
-      </w:r>
-      <w:proofErr w:type="spellEnd"/>
-      <w:r>
-        <w:t xml:space="preserve"> --cv-type candidat</w:t>
+        <w:t># Synchroniser uniquement les candidats (cand-XXX)</w:t>
+      </w:r>
+    </w:p>
+    <w:p>
+      <w:r>
+        <w:t>python scripts/migration/sync_from_vsa.py --client-subdomain &lt;subdomain&gt; --sync-cvs --cv-type candidat</w:t>
       </w:r>
     </w:p>
     <w:p>
@@ -7778,83 +6260,23 @@
     </w:p>
     <w:p>
       <w:r>
-        <w:t># Synchroniser uniquement les internes (</w:t>
-      </w:r>
-      <w:proofErr w:type="spellStart"/>
-      <w:r>
-        <w:t>int</w:t>
-      </w:r>
-      <w:proofErr w:type="spellEnd"/>
-      <w:r>
-        <w:t>-XXX)</w:t>
-      </w:r>
-    </w:p>
-    <w:p>
-      <w:proofErr w:type="gramStart"/>
-      <w:r>
-        <w:t>python</w:t>
-      </w:r>
-      <w:proofErr w:type="gramEnd"/>
-      <w:r>
-        <w:t xml:space="preserve"> scripts/migration/sync_from_vsa.py --client-</w:t>
-      </w:r>
-      <w:proofErr w:type="spellStart"/>
-      <w:r>
-        <w:t>subdomain</w:t>
-      </w:r>
-      <w:proofErr w:type="spellEnd"/>
-      <w:r>
-        <w:t xml:space="preserve"> &lt;</w:t>
-      </w:r>
-      <w:proofErr w:type="spellStart"/>
-      <w:r>
-        <w:t>subdomain</w:t>
-      </w:r>
-      <w:proofErr w:type="spellEnd"/>
-      <w:r>
-        <w:t>&gt; --</w:t>
-      </w:r>
-      <w:proofErr w:type="spellStart"/>
-      <w:r>
-        <w:t>sync-cvs</w:t>
-      </w:r>
-      <w:proofErr w:type="spellEnd"/>
-      <w:r>
-        <w:t xml:space="preserve"> --cv-type interne</w:t>
-      </w:r>
-    </w:p>
-    <w:p>
-      <w:proofErr w:type="gramStart"/>
-      <w:r>
-        <w:t>python</w:t>
-      </w:r>
-      <w:proofErr w:type="gramEnd"/>
-      <w:r>
-        <w:t xml:space="preserve"> scripts/migration/sync_from_vsa.py --client-</w:t>
-      </w:r>
-      <w:proofErr w:type="spellStart"/>
-      <w:r>
-        <w:t>subdomain</w:t>
-      </w:r>
-      <w:proofErr w:type="spellEnd"/>
-      <w:r>
-        <w:t xml:space="preserve"> </w:t>
-      </w:r>
-      <w:proofErr w:type="spellStart"/>
+        <w:t># Synchroniser uniquement les internes (int-XXX)</w:t>
+      </w:r>
+    </w:p>
+    <w:p>
+      <w:r>
+        <w:t>python scripts/migration/sync_from_vsa.py --client-subdomain &lt;subdomain&gt; --sync-cvs --cv-type interne</w:t>
+      </w:r>
+    </w:p>
+    <w:p>
+      <w:r>
+        <w:t xml:space="preserve">python scripts/migration/sync_from_vsa.py --client-subdomain </w:t>
+      </w:r>
       <w:r>
         <w:t>elitys</w:t>
       </w:r>
-      <w:proofErr w:type="spellEnd"/>
-      <w:r>
-        <w:t xml:space="preserve"> --</w:t>
-      </w:r>
-      <w:proofErr w:type="spellStart"/>
-      <w:r>
-        <w:t>sync-cvs</w:t>
-      </w:r>
-      <w:proofErr w:type="spellEnd"/>
-      <w:r>
-        <w:t xml:space="preserve"> --cv-type interne</w:t>
+      <w:r>
+        <w:t xml:space="preserve"> --sync-cvs --cv-type interne</w:t>
       </w:r>
     </w:p>
     <w:p>
@@ -7872,49 +6294,12 @@
     <w:p/>
     <w:p>
       <w:r>
-        <w:t># Synchroniser uniquement les externes (</w:t>
-      </w:r>
-      <w:proofErr w:type="spellStart"/>
-      <w:r>
-        <w:t>ext</w:t>
-      </w:r>
-      <w:proofErr w:type="spellEnd"/>
-      <w:r>
-        <w:t>-XXX)</w:t>
-      </w:r>
-    </w:p>
-    <w:p>
-      <w:proofErr w:type="gramStart"/>
-      <w:r>
-        <w:t>python</w:t>
-      </w:r>
-      <w:proofErr w:type="gramEnd"/>
-      <w:r>
-        <w:t xml:space="preserve"> scripts/migration/sync_from_vsa.py --client-</w:t>
-      </w:r>
-      <w:proofErr w:type="spellStart"/>
-      <w:r>
-        <w:t>subdomain</w:t>
-      </w:r>
-      <w:proofErr w:type="spellEnd"/>
-      <w:r>
-        <w:t xml:space="preserve"> &lt;</w:t>
-      </w:r>
-      <w:proofErr w:type="spellStart"/>
-      <w:r>
-        <w:t>subdomain</w:t>
-      </w:r>
-      <w:proofErr w:type="spellEnd"/>
-      <w:r>
-        <w:t>&gt; --</w:t>
-      </w:r>
-      <w:proofErr w:type="spellStart"/>
-      <w:r>
-        <w:t>sync-cvs</w:t>
-      </w:r>
-      <w:proofErr w:type="spellEnd"/>
-      <w:r>
-        <w:t xml:space="preserve"> --cv-type externe</w:t>
+        <w:t># Synchroniser uniquement les externes (ext-XXX)</w:t>
+      </w:r>
+    </w:p>
+    <w:p>
+      <w:r>
+        <w:t>python scripts/migration/sync_from_vsa.py --client-subdomain &lt;subdomain&gt; --sync-cvs --cv-type externe</w:t>
       </w:r>
     </w:p>
     <w:p/>
@@ -7926,13 +6311,13 @@
           <w:numId w:val="6"/>
         </w:numPr>
       </w:pPr>
-      <w:bookmarkStart w:id="24" w:name="_Toc222771760"/>
-      <w:bookmarkStart w:id="25" w:name="_Toc223364385"/>
+      <w:bookmarkStart w:id="26" w:name="_Toc222771760"/>
+      <w:bookmarkStart w:id="27" w:name="_Toc223364385"/>
       <w:r>
         <w:t>Réparation</w:t>
       </w:r>
-      <w:bookmarkEnd w:id="24"/>
-      <w:bookmarkEnd w:id="25"/>
+      <w:bookmarkEnd w:id="26"/>
+      <w:bookmarkEnd w:id="27"/>
       <w:r>
         <w:t xml:space="preserve"> </w:t>
       </w:r>
@@ -7950,27 +6335,9 @@
       </w:r>
     </w:p>
     <w:p>
-      <w:proofErr w:type="gramStart"/>
-      <w:r>
-        <w:t>python</w:t>
-      </w:r>
-      <w:proofErr w:type="gramEnd"/>
-      <w:r>
-        <w:t xml:space="preserve"> scripts/migration/fix_na_cvs.py --client-</w:t>
-      </w:r>
-      <w:proofErr w:type="spellStart"/>
-      <w:r>
-        <w:t>subdomain</w:t>
-      </w:r>
-      <w:proofErr w:type="spellEnd"/>
-      <w:r>
-        <w:t xml:space="preserve"> </w:t>
-      </w:r>
-      <w:proofErr w:type="spellStart"/>
-      <w:r>
-        <w:t>monclient</w:t>
-      </w:r>
-      <w:proofErr w:type="spellEnd"/>
+      <w:r>
+        <w:t>python scripts/migration/fix_na_cvs.py --client-subdomain monclient</w:t>
+      </w:r>
     </w:p>
     <w:p/>
     <w:p/>
@@ -7978,16 +6345,11 @@
       <w:pPr>
         <w:pStyle w:val="Heading2"/>
       </w:pPr>
-      <w:bookmarkStart w:id="26" w:name="_Toc223364386"/>
-      <w:r>
-        <w:t xml:space="preserve">Les </w:t>
-      </w:r>
-      <w:proofErr w:type="spellStart"/>
-      <w:r>
-        <w:t>origin_id</w:t>
-      </w:r>
-      <w:bookmarkEnd w:id="26"/>
-      <w:proofErr w:type="spellEnd"/>
+      <w:bookmarkStart w:id="28" w:name="_Toc223364386"/>
+      <w:r>
+        <w:t>Les origin_id</w:t>
+      </w:r>
+      <w:bookmarkEnd w:id="28"/>
       <w:r>
         <w:t xml:space="preserve"> </w:t>
       </w:r>
@@ -7995,23 +6357,7 @@
     <w:p/>
     <w:p>
       <w:r>
-        <w:t xml:space="preserve">On utilise des </w:t>
-      </w:r>
-      <w:proofErr w:type="spellStart"/>
-      <w:r>
-        <w:t>origin_id</w:t>
-      </w:r>
-      <w:proofErr w:type="spellEnd"/>
-      <w:r>
-        <w:t xml:space="preserve"> pour garder en mémoire </w:t>
-      </w:r>
-      <w:proofErr w:type="spellStart"/>
-      <w:r>
-        <w:t>l’object</w:t>
-      </w:r>
-      <w:proofErr w:type="spellEnd"/>
-      <w:r>
-        <w:t xml:space="preserve"> depuis VSA et pouvoir faire des jointures entre les objets facilement</w:t>
+        <w:t>On utilise des origin_id pour garder en mémoire l’object depuis VSA et pouvoir faire des jointures entre les objets facilement</w:t>
       </w:r>
     </w:p>
     <w:p/>
@@ -8022,58 +6368,16 @@
       <w:r>
         <w:t xml:space="preserve"> </w:t>
       </w:r>
-      <w:bookmarkStart w:id="27" w:name="_Toc223364387"/>
-      <w:proofErr w:type="spellStart"/>
+      <w:bookmarkStart w:id="29" w:name="_Toc223364387"/>
       <w:r>
         <w:t>Orders-Misison</w:t>
       </w:r>
-      <w:bookmarkEnd w:id="27"/>
-      <w:proofErr w:type="spellEnd"/>
+      <w:bookmarkEnd w:id="29"/>
     </w:p>
     <w:p>
       <w:r>
         <w:lastRenderedPageBreak/>
-        <w:t xml:space="preserve">Pour les </w:t>
-      </w:r>
-      <w:proofErr w:type="spellStart"/>
-      <w:r>
-        <w:t>orders</w:t>
-      </w:r>
-      <w:proofErr w:type="spellEnd"/>
-      <w:r>
-        <w:t xml:space="preserve">, dans VSA bcp de missions ont le </w:t>
-      </w:r>
-      <w:proofErr w:type="spellStart"/>
-      <w:r>
-        <w:t>meme</w:t>
-      </w:r>
-      <w:proofErr w:type="spellEnd"/>
-      <w:r>
-        <w:t xml:space="preserve"> code, on utilise alors la </w:t>
-      </w:r>
-      <w:proofErr w:type="spellStart"/>
-      <w:r>
-        <w:t>line_id</w:t>
-      </w:r>
-      <w:proofErr w:type="spellEnd"/>
-      <w:r>
-        <w:t xml:space="preserve"> </w:t>
-      </w:r>
-      <w:proofErr w:type="spellStart"/>
-      <w:r>
-        <w:t>poru</w:t>
-      </w:r>
-      <w:proofErr w:type="spellEnd"/>
-      <w:r>
-        <w:t xml:space="preserve"> </w:t>
-      </w:r>
-      <w:proofErr w:type="spellStart"/>
-      <w:r>
-        <w:t>etre</w:t>
-      </w:r>
-      <w:proofErr w:type="spellEnd"/>
-      <w:r>
-        <w:t xml:space="preserve"> sur de rendre unique les valeurs</w:t>
+        <w:t>Pour les orders, dans VSA bcp de missions ont le meme code, on utilise alors la line_id poru etre sur de rendre unique les valeurs</w:t>
       </w:r>
       <w:r>
         <w:t xml:space="preserve">, voici comment il est construit : </w:t>
@@ -8081,40 +6385,9 @@
       <w:r>
         <w:br/>
       </w:r>
-      <w:proofErr w:type="spellStart"/>
-      <w:r>
-        <w:t>origin_id</w:t>
-      </w:r>
-      <w:proofErr w:type="spellEnd"/>
-      <w:r>
-        <w:t xml:space="preserve"> = "</w:t>
-      </w:r>
-      <w:proofErr w:type="spellStart"/>
-      <w:proofErr w:type="gramStart"/>
-      <w:r>
-        <w:t>order</w:t>
-      </w:r>
-      <w:proofErr w:type="spellEnd"/>
-      <w:r>
-        <w:t>:</w:t>
-      </w:r>
-      <w:proofErr w:type="gramEnd"/>
-      <w:r>
-        <w:t xml:space="preserve">" + </w:t>
-      </w:r>
-      <w:proofErr w:type="spellStart"/>
-      <w:r>
-        <w:t>order_id</w:t>
-      </w:r>
-      <w:proofErr w:type="spellEnd"/>
-      <w:r>
-        <w:t xml:space="preserve"> + "-" + </w:t>
-      </w:r>
-      <w:proofErr w:type="spellStart"/>
-      <w:r>
-        <w:t>line_id</w:t>
-      </w:r>
-      <w:proofErr w:type="spellEnd"/>
+      <w:r>
+        <w:t>origin_id = "order:" + order_id + "-" + line_id</w:t>
+      </w:r>
     </w:p>
     <w:p/>
     <w:p/>
@@ -8126,13 +6399,13 @@
           <w:numId w:val="6"/>
         </w:numPr>
       </w:pPr>
-      <w:bookmarkStart w:id="28" w:name="_Toc222771761"/>
-      <w:bookmarkStart w:id="29" w:name="_Toc223364388"/>
+      <w:bookmarkStart w:id="30" w:name="_Toc222771761"/>
+      <w:bookmarkStart w:id="31" w:name="_Toc223364388"/>
       <w:r>
         <w:t>Maintenance</w:t>
       </w:r>
-      <w:bookmarkEnd w:id="28"/>
-      <w:bookmarkEnd w:id="29"/>
+      <w:bookmarkEnd w:id="30"/>
+      <w:bookmarkEnd w:id="31"/>
       <w:r>
         <w:t xml:space="preserve"> </w:t>
       </w:r>
@@ -8145,42 +6418,13 @@
           <w:numId w:val="6"/>
         </w:numPr>
       </w:pPr>
-      <w:bookmarkStart w:id="30" w:name="_Toc222771762"/>
-      <w:bookmarkStart w:id="31" w:name="_Toc223364389"/>
-      <w:proofErr w:type="spellStart"/>
-      <w:r>
-        <w:t>Recuperer</w:t>
-      </w:r>
-      <w:proofErr w:type="spellEnd"/>
-      <w:r>
-        <w:t xml:space="preserve"> les informations </w:t>
-      </w:r>
-      <w:proofErr w:type="spellStart"/>
-      <w:r>
-        <w:t>grace</w:t>
-      </w:r>
-      <w:proofErr w:type="spellEnd"/>
-      <w:r>
-        <w:t xml:space="preserve"> au </w:t>
-      </w:r>
-      <w:proofErr w:type="spellStart"/>
-      <w:r>
-        <w:t>numero</w:t>
-      </w:r>
-      <w:proofErr w:type="spellEnd"/>
-      <w:r>
-        <w:t xml:space="preserve"> de </w:t>
-      </w:r>
-      <w:proofErr w:type="spellStart"/>
-      <w:r>
-        <w:t>securite</w:t>
-      </w:r>
-      <w:proofErr w:type="spellEnd"/>
-      <w:r>
-        <w:t xml:space="preserve"> sociale</w:t>
-      </w:r>
-      <w:bookmarkEnd w:id="30"/>
-      <w:bookmarkEnd w:id="31"/>
+      <w:bookmarkStart w:id="32" w:name="_Toc222771762"/>
+      <w:bookmarkStart w:id="33" w:name="_Toc223364389"/>
+      <w:r>
+        <w:t>Recuperer les informations grace au numero de securite sociale</w:t>
+      </w:r>
+      <w:bookmarkEnd w:id="32"/>
+      <w:bookmarkEnd w:id="33"/>
       <w:r>
         <w:t xml:space="preserve"> </w:t>
       </w:r>
@@ -8188,15 +6432,7 @@
     <w:p/>
     <w:p>
       <w:r>
-        <w:t xml:space="preserve">Pour tester si les </w:t>
-      </w:r>
-      <w:proofErr w:type="spellStart"/>
-      <w:r>
-        <w:t>informatiosn</w:t>
-      </w:r>
-      <w:proofErr w:type="spellEnd"/>
-      <w:r>
-        <w:t xml:space="preserve"> sont bonnes </w:t>
+        <w:t xml:space="preserve">Pour tester si les informatiosn sont bonnes </w:t>
       </w:r>
       <w:r>
         <w:br/>
@@ -8206,13 +6442,8 @@
       </w:r>
     </w:p>
     <w:p>
-      <w:proofErr w:type="gramStart"/>
-      <w:r>
-        <w:t>python</w:t>
-      </w:r>
-      <w:proofErr w:type="gramEnd"/>
-      <w:r>
-        <w:t xml:space="preserve"> scripts/maintenance/check_vsa_api/get_statut_by_numero_secu.py "1920699351598"</w:t>
+      <w:r>
+        <w:t>python scripts/maintenance/check_vsa_api/get_statut_by_numero_secu.py "1920699351598"</w:t>
       </w:r>
     </w:p>
     <w:p/>
@@ -8223,60 +6454,12 @@
     </w:p>
     <w:p>
       <w:r>
-        <w:t xml:space="preserve"># Numéro sécu '1920699351598' -&gt; </w:t>
-      </w:r>
-      <w:proofErr w:type="spellStart"/>
-      <w:r>
-        <w:t>cv_id</w:t>
-      </w:r>
-      <w:proofErr w:type="spellEnd"/>
-      <w:r>
-        <w:t xml:space="preserve">=12345 </w:t>
-      </w:r>
-      <w:proofErr w:type="gramStart"/>
-      <w:r>
-        <w:t>statut</w:t>
-      </w:r>
-      <w:proofErr w:type="gramEnd"/>
-      <w:r>
-        <w:t xml:space="preserve">='Interne (profil)' [STAFF INTERNE] </w:t>
-      </w:r>
-    </w:p>
-    <w:p>
-      <w:r>
-        <w:t xml:space="preserve"># </w:t>
-      </w:r>
-      <w:proofErr w:type="spellStart"/>
-      <w:r>
-        <w:t>origin_code</w:t>
-      </w:r>
-      <w:proofErr w:type="spellEnd"/>
-      <w:r>
-        <w:t>='</w:t>
-      </w:r>
-      <w:proofErr w:type="gramStart"/>
-      <w:r>
-        <w:t>user:</w:t>
-      </w:r>
-      <w:proofErr w:type="gramEnd"/>
-      <w:r>
-        <w:t>2671' (</w:t>
-      </w:r>
-      <w:proofErr w:type="spellStart"/>
-      <w:r>
-        <w:t>Firas</w:t>
-      </w:r>
-      <w:proofErr w:type="spellEnd"/>
-      <w:r>
-        <w:t xml:space="preserve"> CHAOUACHI) client=</w:t>
-      </w:r>
-      <w:proofErr w:type="spellStart"/>
-      <w:r>
-        <w:t>Elitys</w:t>
-      </w:r>
-      <w:proofErr w:type="spellEnd"/>
-      <w:r>
-        <w:t xml:space="preserve"> (id=1)</w:t>
+        <w:t xml:space="preserve"># Numéro sécu '1920699351598' -&gt; cv_id=12345 statut='Interne (profil)' [STAFF INTERNE] </w:t>
+      </w:r>
+    </w:p>
+    <w:p>
+      <w:r>
+        <w:t># origin_code='user:2671' (Firas CHAOUACHI) client=Elitys (id=1)</w:t>
       </w:r>
     </w:p>
     <w:p/>
@@ -8286,13 +6469,8 @@
       </w:r>
     </w:p>
     <w:p>
-      <w:proofErr w:type="gramStart"/>
-      <w:r>
-        <w:t>python</w:t>
-      </w:r>
-      <w:proofErr w:type="gramEnd"/>
-      <w:r>
-        <w:t xml:space="preserve"> scripts/maintenance/check_vsa_api/get_statut_by_numero_secu.py -v "1920699351598"</w:t>
+      <w:r>
+        <w:t>python scripts/maintenance/check_vsa_api/get_statut_by_numero_secu.py -v "1920699351598"</w:t>
       </w:r>
     </w:p>
     <w:p/>
@@ -8302,13 +6480,8 @@
       </w:r>
     </w:p>
     <w:p>
-      <w:proofErr w:type="gramStart"/>
-      <w:r>
-        <w:t>python</w:t>
-      </w:r>
-      <w:proofErr w:type="gramEnd"/>
-      <w:r>
-        <w:t xml:space="preserve"> scripts/maintenance/check_vsa_api/get_statut_by_numero_secu.py -q "1920699351598"</w:t>
+      <w:r>
+        <w:t>python scripts/maintenance/check_vsa_api/get_statut_by_numero_secu.py -q "1920699351598"</w:t>
       </w:r>
     </w:p>
     <w:p>
@@ -8323,29 +6496,8 @@
       </w:r>
     </w:p>
     <w:p>
-      <w:proofErr w:type="gramStart"/>
-      <w:r>
-        <w:t>python</w:t>
-      </w:r>
-      <w:proofErr w:type="gramEnd"/>
-      <w:r>
-        <w:t xml:space="preserve"> scripts/maintenance/check_vsa_api/get_statut_by_numero_secu.py --client-</w:t>
-      </w:r>
-      <w:proofErr w:type="spellStart"/>
-      <w:r>
-        <w:t>subdomain</w:t>
-      </w:r>
-      <w:proofErr w:type="spellEnd"/>
-      <w:r>
-        <w:t xml:space="preserve"> </w:t>
-      </w:r>
-      <w:proofErr w:type="spellStart"/>
-      <w:r>
-        <w:t>elitys</w:t>
-      </w:r>
-      <w:proofErr w:type="spellEnd"/>
-      <w:r>
-        <w:t xml:space="preserve"> "1920699351598"</w:t>
+      <w:r>
+        <w:t>python scripts/maintenance/check_vsa_api/get_statut_by_numero_secu.py --client-subdomain elitys "1920699351598"</w:t>
       </w:r>
     </w:p>
     <w:p/>
@@ -8355,13 +6507,8 @@
       </w:r>
     </w:p>
     <w:p>
-      <w:proofErr w:type="gramStart"/>
-      <w:r>
-        <w:t>python</w:t>
-      </w:r>
-      <w:proofErr w:type="gramEnd"/>
-      <w:r>
-        <w:t xml:space="preserve"> scripts/maintenance/check_vsa_api/get_statut_by_numero_secu.py "1920699351598" "290123456789012"</w:t>
+      <w:r>
+        <w:t>python scripts/maintenance/check_vsa_api/get_statut_by_numero_secu.py "1920699351598" "290123456789012"</w:t>
       </w:r>
     </w:p>
     <w:p/>
@@ -8373,13 +6520,13 @@
           <w:numId w:val="6"/>
         </w:numPr>
       </w:pPr>
-      <w:bookmarkStart w:id="32" w:name="_Toc222771763"/>
-      <w:bookmarkStart w:id="33" w:name="_Toc223364390"/>
+      <w:bookmarkStart w:id="34" w:name="_Toc222771763"/>
+      <w:bookmarkStart w:id="35" w:name="_Toc223364390"/>
       <w:r>
         <w:t>Corriger les informations grâce au numéro de sécurité sociale</w:t>
       </w:r>
-      <w:bookmarkEnd w:id="32"/>
-      <w:bookmarkEnd w:id="33"/>
+      <w:bookmarkEnd w:id="34"/>
+      <w:bookmarkEnd w:id="35"/>
     </w:p>
     <w:p/>
     <w:p>
@@ -8388,66 +6535,14 @@
       </w:r>
     </w:p>
     <w:p>
-      <w:proofErr w:type="gramStart"/>
-      <w:r>
-        <w:t>cd</w:t>
-      </w:r>
-      <w:proofErr w:type="gramEnd"/>
-      <w:r>
-        <w:t xml:space="preserve"> /</w:t>
-      </w:r>
-      <w:proofErr w:type="spellStart"/>
-      <w:r>
-        <w:t>Users</w:t>
-      </w:r>
-      <w:proofErr w:type="spellEnd"/>
-      <w:r>
-        <w:t>/</w:t>
-      </w:r>
-      <w:proofErr w:type="spellStart"/>
-      <w:r>
-        <w:t>theocadene</w:t>
-      </w:r>
-      <w:proofErr w:type="spellEnd"/>
-      <w:r>
-        <w:t>/Documents/</w:t>
-      </w:r>
-      <w:proofErr w:type="spellStart"/>
-      <w:r>
-        <w:t>algorithme_matching</w:t>
-      </w:r>
-      <w:proofErr w:type="spellEnd"/>
-      <w:r>
-        <w:t>/</w:t>
-      </w:r>
-      <w:proofErr w:type="spellStart"/>
-      <w:r>
-        <w:t>private_platform</w:t>
-      </w:r>
-      <w:proofErr w:type="spellEnd"/>
-    </w:p>
-    <w:p>
-      <w:proofErr w:type="gramStart"/>
-      <w:r>
-        <w:t>python</w:t>
-      </w:r>
-      <w:proofErr w:type="gramEnd"/>
-      <w:r>
-        <w:t xml:space="preserve"> scripts/maintenance/check_vsa_api/fix_cv_data_mismatch.py --client-</w:t>
-      </w:r>
-      <w:proofErr w:type="spellStart"/>
-      <w:r>
-        <w:t>subdomain</w:t>
-      </w:r>
-      <w:proofErr w:type="spellEnd"/>
-      <w:r>
-        <w:t xml:space="preserve"> </w:t>
-      </w:r>
-      <w:proofErr w:type="spellStart"/>
-      <w:r>
-        <w:t>elitys</w:t>
-      </w:r>
-      <w:proofErr w:type="spellEnd"/>
+      <w:r>
+        <w:t>cd /Users/theocadene/Documents/algorithme_matching/private_platform</w:t>
+      </w:r>
+    </w:p>
+    <w:p>
+      <w:r>
+        <w:t>python scripts/maintenance/check_vsa_api/fix_cv_data_mismatch.py --client-subdomain elitys</w:t>
+      </w:r>
     </w:p>
     <w:p/>
     <w:p>
@@ -8466,23 +6561,7 @@
         <w:t>📄</w:t>
       </w:r>
       <w:r>
-        <w:t xml:space="preserve"> CV ID </w:t>
-      </w:r>
-      <w:proofErr w:type="gramStart"/>
-      <w:r>
-        <w:t>64821:</w:t>
-      </w:r>
-      <w:proofErr w:type="gramEnd"/>
-      <w:r>
-        <w:t xml:space="preserve"> Sébastien VERRY (numéro </w:t>
-      </w:r>
-      <w:proofErr w:type="gramStart"/>
-      <w:r>
-        <w:t>sécu:</w:t>
-      </w:r>
-      <w:proofErr w:type="gramEnd"/>
-      <w:r>
-        <w:t xml:space="preserve"> 1920699351598)</w:t>
+        <w:t xml:space="preserve"> CV ID 64821: Sébastien VERRY (numéro sécu: 1920699351598)</w:t>
       </w:r>
     </w:p>
     <w:p>
@@ -8507,137 +6586,41 @@
         <w:rPr>
           <w:rFonts w:ascii="Apple Color Emoji" w:hAnsi="Apple Color Emoji" w:cs="Apple Color Emoji"/>
         </w:rPr>
-        <w:t>⚠</w:t>
-      </w:r>
-      <w:proofErr w:type="gramStart"/>
-      <w:r>
-        <w:rPr>
-          <w:rFonts w:ascii="Apple Color Emoji" w:hAnsi="Apple Color Emoji" w:cs="Apple Color Emoji"/>
-        </w:rPr>
-        <w:t>️</w:t>
-      </w:r>
-      <w:r>
-        <w:t xml:space="preserve">  INCOHÉRENCE</w:t>
-      </w:r>
-      <w:proofErr w:type="gramEnd"/>
-      <w:r>
-        <w:t xml:space="preserve"> DÉTECTÉE</w:t>
-      </w:r>
-    </w:p>
-    <w:p>
-      <w:r>
-        <w:t xml:space="preserve">#    Origin code </w:t>
-      </w:r>
-      <w:proofErr w:type="gramStart"/>
-      <w:r>
-        <w:t>actuel:</w:t>
-      </w:r>
-      <w:proofErr w:type="gramEnd"/>
-      <w:r>
-        <w:t xml:space="preserve"> </w:t>
-      </w:r>
-      <w:proofErr w:type="gramStart"/>
-      <w:r>
-        <w:t>candidate:</w:t>
-      </w:r>
-      <w:proofErr w:type="gramEnd"/>
-      <w:r>
-        <w:t>2671</w:t>
-      </w:r>
-    </w:p>
-    <w:p>
-      <w:r>
-        <w:t xml:space="preserve">#    Nom en </w:t>
-      </w:r>
-      <w:proofErr w:type="gramStart"/>
-      <w:r>
-        <w:t>base:</w:t>
-      </w:r>
-      <w:proofErr w:type="gramEnd"/>
-      <w:r>
-        <w:t xml:space="preserve"> Sébastien VERRY</w:t>
-      </w:r>
-    </w:p>
-    <w:p>
-      <w:r>
-        <w:t xml:space="preserve">#    VRAI propriétaire </w:t>
-      </w:r>
-      <w:proofErr w:type="gramStart"/>
-      <w:r>
-        <w:t>VSA:</w:t>
-      </w:r>
-      <w:proofErr w:type="gramEnd"/>
-      <w:r>
-        <w:t xml:space="preserve"> </w:t>
-      </w:r>
-      <w:proofErr w:type="spellStart"/>
-      <w:r>
-        <w:t>Firas</w:t>
-      </w:r>
-      <w:proofErr w:type="spellEnd"/>
-      <w:r>
-        <w:t xml:space="preserve"> CHAOUACHI</w:t>
-      </w:r>
-    </w:p>
-    <w:p>
-      <w:r>
-        <w:t xml:space="preserve">#    Origin code </w:t>
-      </w:r>
-      <w:proofErr w:type="gramStart"/>
-      <w:r>
-        <w:t>correct:</w:t>
-      </w:r>
-      <w:proofErr w:type="gramEnd"/>
-      <w:r>
-        <w:t xml:space="preserve"> </w:t>
-      </w:r>
-      <w:proofErr w:type="gramStart"/>
-      <w:r>
-        <w:t>user:</w:t>
-      </w:r>
-      <w:proofErr w:type="gramEnd"/>
-      <w:r>
-        <w:t>2671</w:t>
-      </w:r>
-    </w:p>
-    <w:p>
-      <w:r>
-        <w:t xml:space="preserve">#    </w:t>
-      </w:r>
-      <w:proofErr w:type="gramStart"/>
-      <w:r>
-        <w:t>Email:</w:t>
-      </w:r>
-      <w:proofErr w:type="gramEnd"/>
-      <w:r>
-        <w:t xml:space="preserve"> sebastienverry@gmail.com</w:t>
-      </w:r>
-    </w:p>
-    <w:p>
-      <w:r>
-        <w:t xml:space="preserve">#    </w:t>
-      </w:r>
-      <w:proofErr w:type="gramStart"/>
-      <w:r>
-        <w:t>Problème:</w:t>
-      </w:r>
-      <w:proofErr w:type="gramEnd"/>
-      <w:r>
-        <w:t xml:space="preserve"> Numéro de sécu appartient à '</w:t>
-      </w:r>
-      <w:proofErr w:type="spellStart"/>
-      <w:r>
-        <w:t>Firas</w:t>
-      </w:r>
-      <w:proofErr w:type="spellEnd"/>
-      <w:r>
-        <w:t xml:space="preserve"> CHAOUACHI' (VSA </w:t>
-      </w:r>
-      <w:proofErr w:type="gramStart"/>
-      <w:r>
-        <w:t>user:2671)...</w:t>
-      </w:r>
-      <w:proofErr w:type="gramEnd"/>
+        <w:t>⚠️</w:t>
+      </w:r>
+      <w:r>
+        <w:t xml:space="preserve">  INCOHÉRENCE DÉTECTÉE</w:t>
+      </w:r>
+    </w:p>
+    <w:p>
+      <w:r>
+        <w:t>#    Origin code actuel: candidate:2671</w:t>
+      </w:r>
+    </w:p>
+    <w:p>
+      <w:r>
+        <w:t>#    Nom en base: Sébastien VERRY</w:t>
+      </w:r>
+    </w:p>
+    <w:p>
+      <w:r>
+        <w:t>#    VRAI propriétaire VSA: Firas CHAOUACHI</w:t>
+      </w:r>
+    </w:p>
+    <w:p>
+      <w:r>
+        <w:t>#    Origin code correct: user:2671</w:t>
+      </w:r>
+    </w:p>
+    <w:p>
+      <w:r>
+        <w:t>#    Email: sebastienverry@gmail.com</w:t>
+      </w:r>
+    </w:p>
+    <w:p>
+      <w:r>
+        <w:t>#    Problème: Numéro de sécu appartient à 'Firas CHAOUACHI' (VSA user:2671)...</w:t>
+      </w:r>
     </w:p>
     <w:p/>
     <w:p>
@@ -8646,30 +6629,9 @@
       </w:r>
     </w:p>
     <w:p>
-      <w:proofErr w:type="gramStart"/>
       <w:r>
         <w:lastRenderedPageBreak/>
-        <w:t>python</w:t>
-      </w:r>
-      <w:proofErr w:type="gramEnd"/>
-      <w:r>
-        <w:t xml:space="preserve"> scripts/maintenance/check_vsa_api/fix_cv_data_mismatch.py --client-</w:t>
-      </w:r>
-      <w:proofErr w:type="spellStart"/>
-      <w:r>
-        <w:t>subdomain</w:t>
-      </w:r>
-      <w:proofErr w:type="spellEnd"/>
-      <w:r>
-        <w:t xml:space="preserve"> </w:t>
-      </w:r>
-      <w:proofErr w:type="spellStart"/>
-      <w:r>
-        <w:t>elitys</w:t>
-      </w:r>
-      <w:proofErr w:type="spellEnd"/>
-      <w:r>
-        <w:t xml:space="preserve"> --fix</w:t>
+        <w:t>python scripts/maintenance/check_vsa_api/fix_cv_data_mismatch.py --client-subdomain elitys --fix</w:t>
       </w:r>
     </w:p>
     <w:p/>
@@ -8679,35 +6641,9 @@
       </w:r>
     </w:p>
     <w:p>
-      <w:proofErr w:type="gramStart"/>
-      <w:r>
-        <w:t>python</w:t>
-      </w:r>
-      <w:proofErr w:type="gramEnd"/>
-      <w:r>
-        <w:t xml:space="preserve"> scripts/maintenance/check_vsa_api/fix_cv_data_mismatch.py --client-</w:t>
-      </w:r>
-      <w:proofErr w:type="spellStart"/>
-      <w:r>
-        <w:t>subdomain</w:t>
-      </w:r>
-      <w:proofErr w:type="spellEnd"/>
-      <w:r>
-        <w:t xml:space="preserve"> </w:t>
-      </w:r>
-      <w:proofErr w:type="spellStart"/>
-      <w:r>
-        <w:t>elitys</w:t>
-      </w:r>
-      <w:proofErr w:type="spellEnd"/>
-      <w:r>
-        <w:t xml:space="preserve"> --fix --no-</w:t>
-      </w:r>
-      <w:proofErr w:type="spellStart"/>
-      <w:r>
-        <w:t>confirm</w:t>
-      </w:r>
-      <w:proofErr w:type="spellEnd"/>
+      <w:r>
+        <w:t>python scripts/maintenance/check_vsa_api/fix_cv_data_mismatch.py --client-subdomain elitys --fix --no-confirm</w:t>
+      </w:r>
     </w:p>
     <w:p/>
     <w:p>
@@ -8718,20 +6654,15 @@
           <w:numId w:val="6"/>
         </w:numPr>
       </w:pPr>
-      <w:bookmarkStart w:id="34" w:name="_Toc220086421"/>
-      <w:bookmarkStart w:id="35" w:name="_Toc222771764"/>
-      <w:bookmarkStart w:id="36" w:name="_Toc223364391"/>
-      <w:r>
-        <w:t xml:space="preserve">Récupérer les </w:t>
-      </w:r>
-      <w:proofErr w:type="spellStart"/>
-      <w:r>
-        <w:t>customers</w:t>
-      </w:r>
-      <w:bookmarkEnd w:id="34"/>
-      <w:bookmarkEnd w:id="35"/>
+      <w:bookmarkStart w:id="36" w:name="_Toc220086421"/>
+      <w:bookmarkStart w:id="37" w:name="_Toc222771764"/>
+      <w:bookmarkStart w:id="38" w:name="_Toc223364391"/>
+      <w:r>
+        <w:t>Récupérer les customers</w:t>
+      </w:r>
       <w:bookmarkEnd w:id="36"/>
-      <w:proofErr w:type="spellEnd"/>
+      <w:bookmarkEnd w:id="37"/>
+      <w:bookmarkEnd w:id="38"/>
     </w:p>
     <w:p/>
     <w:p>
@@ -8740,37 +6671,8 @@
       </w:r>
     </w:p>
     <w:p>
-      <w:proofErr w:type="gramStart"/>
-      <w:r>
-        <w:t>python</w:t>
-      </w:r>
-      <w:proofErr w:type="gramEnd"/>
-      <w:r>
-        <w:t xml:space="preserve"> scripts/migration/sync_from_vsa.py --client-</w:t>
-      </w:r>
-      <w:proofErr w:type="spellStart"/>
-      <w:r>
-        <w:t>subdomain</w:t>
-      </w:r>
-      <w:proofErr w:type="spellEnd"/>
-      <w:r>
-        <w:t xml:space="preserve"> </w:t>
-      </w:r>
-      <w:proofErr w:type="spellStart"/>
-      <w:r>
-        <w:t>elitys</w:t>
-      </w:r>
-      <w:proofErr w:type="spellEnd"/>
-      <w:r>
-        <w:t xml:space="preserve"> --</w:t>
-      </w:r>
-      <w:proofErr w:type="spellStart"/>
-      <w:r>
-        <w:t>sync-customers</w:t>
-      </w:r>
-      <w:proofErr w:type="spellEnd"/>
-      <w:r>
-        <w:t xml:space="preserve"> --dry-run</w:t>
+      <w:r>
+        <w:t>python scripts/migration/sync_from_vsa.py --client-subdomain elitys --sync-customers --dry-run</w:t>
       </w:r>
     </w:p>
     <w:p/>
@@ -8780,35 +6682,9 @@
       </w:r>
     </w:p>
     <w:p>
-      <w:proofErr w:type="gramStart"/>
-      <w:r>
-        <w:t>python</w:t>
-      </w:r>
-      <w:proofErr w:type="gramEnd"/>
-      <w:r>
-        <w:t xml:space="preserve"> scripts/migration/sync_from_vsa.py --client-</w:t>
-      </w:r>
-      <w:proofErr w:type="spellStart"/>
-      <w:r>
-        <w:t>subdomain</w:t>
-      </w:r>
-      <w:proofErr w:type="spellEnd"/>
-      <w:r>
-        <w:t xml:space="preserve"> </w:t>
-      </w:r>
-      <w:proofErr w:type="spellStart"/>
-      <w:r>
-        <w:t>elitys</w:t>
-      </w:r>
-      <w:proofErr w:type="spellEnd"/>
-      <w:r>
-        <w:t xml:space="preserve"> --</w:t>
-      </w:r>
-      <w:proofErr w:type="spellStart"/>
-      <w:r>
-        <w:t>sync-customers</w:t>
-      </w:r>
-      <w:proofErr w:type="spellEnd"/>
+      <w:r>
+        <w:t>python scripts/migration/sync_from_vsa.py --client-subdomain elitys --sync-customers</w:t>
+      </w:r>
     </w:p>
     <w:p/>
     <w:p>
@@ -8819,20 +6695,15 @@
           <w:numId w:val="6"/>
         </w:numPr>
       </w:pPr>
-      <w:bookmarkStart w:id="37" w:name="_Toc220086422"/>
-      <w:bookmarkStart w:id="38" w:name="_Toc222771765"/>
-      <w:bookmarkStart w:id="39" w:name="_Toc223364392"/>
-      <w:proofErr w:type="spellStart"/>
-      <w:r>
-        <w:t>Recuperer</w:t>
-      </w:r>
-      <w:proofErr w:type="spellEnd"/>
-      <w:r>
-        <w:t xml:space="preserve"> les besoins</w:t>
-      </w:r>
-      <w:bookmarkEnd w:id="37"/>
-      <w:bookmarkEnd w:id="38"/>
+      <w:bookmarkStart w:id="39" w:name="_Toc220086422"/>
+      <w:bookmarkStart w:id="40" w:name="_Toc222771765"/>
+      <w:bookmarkStart w:id="41" w:name="_Toc223364392"/>
+      <w:r>
+        <w:t>Recuperer les besoins</w:t>
+      </w:r>
       <w:bookmarkEnd w:id="39"/>
+      <w:bookmarkEnd w:id="40"/>
+      <w:bookmarkEnd w:id="41"/>
     </w:p>
     <w:p/>
     <w:p>
@@ -8841,37 +6712,8 @@
       </w:r>
     </w:p>
     <w:p>
-      <w:proofErr w:type="gramStart"/>
-      <w:r>
-        <w:t>python</w:t>
-      </w:r>
-      <w:proofErr w:type="gramEnd"/>
-      <w:r>
-        <w:t xml:space="preserve"> scripts/migration/sync_from_vsa.py --client-</w:t>
-      </w:r>
-      <w:proofErr w:type="spellStart"/>
-      <w:r>
-        <w:t>subdomain</w:t>
-      </w:r>
-      <w:proofErr w:type="spellEnd"/>
-      <w:r>
-        <w:t xml:space="preserve"> &lt;votre-</w:t>
-      </w:r>
-      <w:proofErr w:type="spellStart"/>
-      <w:r>
-        <w:t>subdomain</w:t>
-      </w:r>
-      <w:proofErr w:type="spellEnd"/>
-      <w:r>
-        <w:t>&gt; --</w:t>
-      </w:r>
-      <w:proofErr w:type="spellStart"/>
-      <w:r>
-        <w:t>sync</w:t>
-      </w:r>
-      <w:proofErr w:type="spellEnd"/>
-      <w:r>
-        <w:t>-besoins --dry-run</w:t>
+      <w:r>
+        <w:t>python scripts/migration/sync_from_vsa.py --client-subdomain &lt;votre-subdomain&gt; --sync-besoins --dry-run</w:t>
       </w:r>
     </w:p>
     <w:p/>
@@ -8881,72 +6723,20 @@
       </w:r>
     </w:p>
     <w:p>
-      <w:proofErr w:type="gramStart"/>
-      <w:r>
-        <w:t>python</w:t>
-      </w:r>
-      <w:proofErr w:type="gramEnd"/>
-      <w:r>
-        <w:t xml:space="preserve"> scripts/migration/sync_from_vsa.py --client-</w:t>
-      </w:r>
-      <w:proofErr w:type="spellStart"/>
-      <w:r>
-        <w:t>subdomain</w:t>
-      </w:r>
-      <w:proofErr w:type="spellEnd"/>
-      <w:r>
-        <w:t xml:space="preserve"> &lt;votre-</w:t>
-      </w:r>
-      <w:proofErr w:type="spellStart"/>
-      <w:r>
-        <w:t>subdomain</w:t>
-      </w:r>
-      <w:proofErr w:type="spellEnd"/>
-      <w:r>
-        <w:t>&gt; --</w:t>
-      </w:r>
-      <w:proofErr w:type="spellStart"/>
-      <w:r>
-        <w:t>sync</w:t>
-      </w:r>
-      <w:proofErr w:type="spellEnd"/>
-      <w:r>
-        <w:t>-besoins</w:t>
+      <w:r>
+        <w:t>python scripts/migration/sync_from_vsa.py --client-subdomain &lt;votre-subdomain&gt; --sync-besoins</w:t>
       </w:r>
     </w:p>
     <w:p/>
     <w:p>
-      <w:proofErr w:type="gramStart"/>
-      <w:r>
-        <w:t>python</w:t>
-      </w:r>
-      <w:proofErr w:type="gramEnd"/>
-      <w:r>
-        <w:t xml:space="preserve"> scripts/migration/sync_from_vsa.py --client-</w:t>
-      </w:r>
-      <w:proofErr w:type="spellStart"/>
-      <w:r>
-        <w:t>subdomain</w:t>
-      </w:r>
-      <w:proofErr w:type="spellEnd"/>
-      <w:r>
-        <w:t xml:space="preserve"> </w:t>
-      </w:r>
-      <w:proofErr w:type="spellStart"/>
-      <w:r>
-        <w:t>elitys</w:t>
-      </w:r>
-      <w:proofErr w:type="spellEnd"/>
-      <w:r>
-        <w:t xml:space="preserve"> --</w:t>
-      </w:r>
-      <w:proofErr w:type="spellStart"/>
-      <w:r>
-        <w:t>sync</w:t>
-      </w:r>
-      <w:proofErr w:type="spellEnd"/>
-      <w:r>
-        <w:t>-besoins</w:t>
+      <w:r>
+        <w:t>python scripts/migration/sync_from_vsa.py --client-subdomain</w:t>
+      </w:r>
+      <w:r>
+        <w:t xml:space="preserve"> elitys</w:t>
+      </w:r>
+      <w:r>
+        <w:t xml:space="preserve"> --sync-besoins</w:t>
       </w:r>
     </w:p>
     <w:p>
@@ -8957,56 +6747,19 @@
           <w:numId w:val="6"/>
         </w:numPr>
       </w:pPr>
-      <w:bookmarkStart w:id="40" w:name="_Toc220086423"/>
-      <w:bookmarkStart w:id="41" w:name="_Toc222771766"/>
-      <w:bookmarkStart w:id="42" w:name="_Toc223364393"/>
-      <w:proofErr w:type="spellStart"/>
-      <w:r>
-        <w:t>Recuperer</w:t>
-      </w:r>
-      <w:proofErr w:type="spellEnd"/>
-      <w:r>
-        <w:t xml:space="preserve"> les contacts</w:t>
-      </w:r>
-      <w:bookmarkEnd w:id="40"/>
-      <w:bookmarkEnd w:id="41"/>
+      <w:bookmarkStart w:id="42" w:name="_Toc220086423"/>
+      <w:bookmarkStart w:id="43" w:name="_Toc222771766"/>
+      <w:bookmarkStart w:id="44" w:name="_Toc223364393"/>
+      <w:r>
+        <w:t>Recuperer les contacts</w:t>
+      </w:r>
       <w:bookmarkEnd w:id="42"/>
-    </w:p>
-    <w:p>
-      <w:r>
-        <w:t xml:space="preserve">   </w:t>
-      </w:r>
-      <w:proofErr w:type="gramStart"/>
-      <w:r>
-        <w:t>python</w:t>
-      </w:r>
-      <w:proofErr w:type="gramEnd"/>
-      <w:r>
-        <w:t xml:space="preserve"> scripts/migration/sync_from_vsa.py --client-</w:t>
-      </w:r>
-      <w:proofErr w:type="spellStart"/>
-      <w:r>
-        <w:t>subdomain</w:t>
-      </w:r>
-      <w:proofErr w:type="spellEnd"/>
-      <w:r>
-        <w:t xml:space="preserve"> &lt;votre-</w:t>
-      </w:r>
-      <w:proofErr w:type="spellStart"/>
-      <w:r>
-        <w:t>subdomain</w:t>
-      </w:r>
-      <w:proofErr w:type="spellEnd"/>
-      <w:r>
-        <w:t>&gt; --</w:t>
-      </w:r>
-      <w:proofErr w:type="spellStart"/>
-      <w:r>
-        <w:t>sync</w:t>
-      </w:r>
-      <w:proofErr w:type="spellEnd"/>
-      <w:r>
-        <w:t>-contacts</w:t>
+      <w:bookmarkEnd w:id="43"/>
+      <w:bookmarkEnd w:id="44"/>
+    </w:p>
+    <w:p>
+      <w:r>
+        <w:t xml:space="preserve">   python scripts/migration/sync_from_vsa.py --client-subdomain &lt;votre-subdomain&gt; --sync-contacts</w:t>
       </w:r>
     </w:p>
     <w:p/>
@@ -9016,110 +6769,32 @@
       </w:r>
     </w:p>
     <w:p>
-      <w:proofErr w:type="gramStart"/>
-      <w:r>
-        <w:t>python</w:t>
-      </w:r>
-      <w:proofErr w:type="gramEnd"/>
-      <w:r>
-        <w:t xml:space="preserve"> scripts/migration/sync_from_vsa.py --client-</w:t>
-      </w:r>
-      <w:proofErr w:type="spellStart"/>
-      <w:r>
-        <w:t>subdomain</w:t>
-      </w:r>
-      <w:proofErr w:type="spellEnd"/>
-      <w:r>
-        <w:t xml:space="preserve"> &lt;votre-</w:t>
-      </w:r>
-      <w:proofErr w:type="spellStart"/>
-      <w:r>
-        <w:t>subdomain</w:t>
-      </w:r>
-      <w:proofErr w:type="spellEnd"/>
-      <w:r>
-        <w:t>&gt; --</w:t>
-      </w:r>
-      <w:proofErr w:type="spellStart"/>
-      <w:r>
-        <w:t>sync</w:t>
-      </w:r>
-      <w:proofErr w:type="spellEnd"/>
-      <w:r>
-        <w:t>-contacts --dry-run</w:t>
+      <w:r>
+        <w:t>python scripts/migration/sync_from_vsa.py --client-subdomain &lt;votre-subdomain&gt; --sync-contacts --dry-run</w:t>
       </w:r>
     </w:p>
     <w:p/>
     <w:p>
       <w:r>
-        <w:t xml:space="preserve">   </w:t>
-      </w:r>
-      <w:proofErr w:type="gramStart"/>
-      <w:r>
-        <w:t>python</w:t>
-      </w:r>
-      <w:proofErr w:type="gramEnd"/>
-      <w:r>
-        <w:t xml:space="preserve"> scripts/migration/sync_from_vsa.py --client-</w:t>
-      </w:r>
-      <w:proofErr w:type="spellStart"/>
-      <w:r>
-        <w:t>subdomain</w:t>
-      </w:r>
-      <w:proofErr w:type="spellEnd"/>
-      <w:r>
-        <w:t xml:space="preserve"> </w:t>
-      </w:r>
-      <w:proofErr w:type="spellStart"/>
+        <w:t xml:space="preserve">   python scripts/migration/sync_from_vsa.py --client-subdomain </w:t>
+      </w:r>
       <w:r>
         <w:t>elitys</w:t>
       </w:r>
-      <w:proofErr w:type="spellEnd"/>
-      <w:r>
-        <w:t xml:space="preserve"> --</w:t>
-      </w:r>
-      <w:proofErr w:type="spellStart"/>
-      <w:r>
-        <w:t>sync</w:t>
-      </w:r>
-      <w:proofErr w:type="spellEnd"/>
-      <w:r>
-        <w:t>-contacts</w:t>
+      <w:r>
+        <w:t xml:space="preserve"> --sync-contacts</w:t>
       </w:r>
     </w:p>
     <w:p/>
     <w:p>
-      <w:proofErr w:type="gramStart"/>
-      <w:r>
-        <w:t>python</w:t>
-      </w:r>
-      <w:proofErr w:type="gramEnd"/>
-      <w:r>
-        <w:t xml:space="preserve"> scripts/migration/sync_from_vsa.py --client-</w:t>
-      </w:r>
-      <w:proofErr w:type="spellStart"/>
-      <w:r>
-        <w:t>subdomain</w:t>
-      </w:r>
-      <w:proofErr w:type="spellEnd"/>
-      <w:r>
-        <w:t xml:space="preserve"> </w:t>
-      </w:r>
-      <w:proofErr w:type="spellStart"/>
+      <w:r>
+        <w:t xml:space="preserve">python scripts/migration/sync_from_vsa.py --client-subdomain </w:t>
+      </w:r>
       <w:r>
         <w:t>elitys</w:t>
       </w:r>
-      <w:proofErr w:type="spellEnd"/>
-      <w:r>
-        <w:t xml:space="preserve"> --</w:t>
-      </w:r>
-      <w:proofErr w:type="spellStart"/>
-      <w:r>
-        <w:t>sync</w:t>
-      </w:r>
-      <w:proofErr w:type="spellEnd"/>
-      <w:r>
-        <w:t>-contacts --dry-run</w:t>
+      <w:r>
+        <w:t xml:space="preserve"> --sync-contacts --dry-run</w:t>
       </w:r>
     </w:p>
     <w:p/>
@@ -9131,20 +6806,15 @@
           <w:numId w:val="6"/>
         </w:numPr>
       </w:pPr>
-      <w:bookmarkStart w:id="43" w:name="_Toc220086424"/>
-      <w:bookmarkStart w:id="44" w:name="_Toc222771767"/>
-      <w:bookmarkStart w:id="45" w:name="_Toc223364394"/>
-      <w:proofErr w:type="spellStart"/>
-      <w:r>
-        <w:t>Recuperer</w:t>
-      </w:r>
-      <w:proofErr w:type="spellEnd"/>
-      <w:r>
-        <w:t xml:space="preserve"> les CV</w:t>
-      </w:r>
-      <w:bookmarkEnd w:id="43"/>
-      <w:bookmarkEnd w:id="44"/>
+      <w:bookmarkStart w:id="45" w:name="_Toc220086424"/>
+      <w:bookmarkStart w:id="46" w:name="_Toc222771767"/>
+      <w:bookmarkStart w:id="47" w:name="_Toc223364394"/>
+      <w:r>
+        <w:t>Recuperer les CV</w:t>
+      </w:r>
       <w:bookmarkEnd w:id="45"/>
+      <w:bookmarkEnd w:id="46"/>
+      <w:bookmarkEnd w:id="47"/>
       <w:r>
         <w:t xml:space="preserve"> </w:t>
       </w:r>
@@ -9152,15 +6822,7 @@
     <w:p/>
     <w:p>
       <w:r>
-        <w:t xml:space="preserve"># Traiter tous les </w:t>
-      </w:r>
-      <w:proofErr w:type="spellStart"/>
-      <w:r>
-        <w:t>CVs</w:t>
-      </w:r>
-      <w:proofErr w:type="spellEnd"/>
-      <w:r>
-        <w:t xml:space="preserve"> avec N/A</w:t>
+        <w:t># Traiter tous les CVs avec N/A</w:t>
       </w:r>
     </w:p>
     <w:p/>
@@ -9170,37 +6832,8 @@
       </w:r>
     </w:p>
     <w:p>
-      <w:proofErr w:type="gramStart"/>
-      <w:r>
-        <w:t>python</w:t>
-      </w:r>
-      <w:proofErr w:type="gramEnd"/>
-      <w:r>
-        <w:t xml:space="preserve"> scripts/migration/fix_na_cvs.py --client-</w:t>
-      </w:r>
-      <w:proofErr w:type="spellStart"/>
-      <w:r>
-        <w:t>subdomain</w:t>
-      </w:r>
-      <w:proofErr w:type="spellEnd"/>
-      <w:r>
-        <w:t xml:space="preserve"> </w:t>
-      </w:r>
-      <w:proofErr w:type="spellStart"/>
-      <w:r>
-        <w:t>monclient</w:t>
-      </w:r>
-      <w:proofErr w:type="spellEnd"/>
-      <w:r>
-        <w:t xml:space="preserve"> --</w:t>
-      </w:r>
-      <w:proofErr w:type="spellStart"/>
-      <w:r>
-        <w:t>limit</w:t>
-      </w:r>
-      <w:proofErr w:type="spellEnd"/>
-      <w:r>
-        <w:t xml:space="preserve"> 10</w:t>
+      <w:r>
+        <w:t>python scripts/migration/fix_na_cvs.py --client-subdomain monclient --limit 10</w:t>
       </w:r>
     </w:p>
     <w:p/>
@@ -9211,13 +6844,13 @@
       <w:pPr>
         <w:pStyle w:val="Heading3"/>
       </w:pPr>
-      <w:bookmarkStart w:id="46" w:name="_Toc222771768"/>
-      <w:bookmarkStart w:id="47" w:name="_Toc223364395"/>
+      <w:bookmarkStart w:id="48" w:name="_Toc222771768"/>
+      <w:bookmarkStart w:id="49" w:name="_Toc223364395"/>
       <w:r>
         <w:t>4. Options de synchronisation</w:t>
       </w:r>
-      <w:bookmarkEnd w:id="46"/>
-      <w:bookmarkEnd w:id="47"/>
+      <w:bookmarkEnd w:id="48"/>
+      <w:bookmarkEnd w:id="49"/>
     </w:p>
     <w:p>
       <w:pPr>
@@ -9234,39 +6867,8 @@
           <w:sz w:val="18"/>
           <w:szCs w:val="18"/>
         </w:rPr>
-        <w:t>--</w:t>
-      </w:r>
-      <w:proofErr w:type="spellStart"/>
-      <w:r>
-        <w:rPr>
-          <w:rStyle w:val="markdown-inline-code"/>
-          <w:rFonts w:ascii="Menlo" w:hAnsi="Menlo" w:cs="Menlo"/>
-          <w:sz w:val="18"/>
-          <w:szCs w:val="18"/>
-        </w:rPr>
-        <w:t>sync</w:t>
-      </w:r>
-      <w:proofErr w:type="spellEnd"/>
-      <w:r>
-        <w:rPr>
-          <w:rStyle w:val="markdown-inline-code"/>
-          <w:rFonts w:ascii="Menlo" w:hAnsi="Menlo" w:cs="Menlo"/>
-          <w:sz w:val="18"/>
-          <w:szCs w:val="18"/>
-        </w:rPr>
-        <w:t xml:space="preserve">-mode </w:t>
-      </w:r>
-      <w:proofErr w:type="spellStart"/>
-      <w:r>
-        <w:rPr>
-          <w:rStyle w:val="markdown-inline-code"/>
-          <w:rFonts w:ascii="Menlo" w:hAnsi="Menlo" w:cs="Menlo"/>
-          <w:sz w:val="18"/>
-          <w:szCs w:val="18"/>
-        </w:rPr>
-        <w:t>add-only</w:t>
-      </w:r>
-      <w:proofErr w:type="spellEnd"/>
+        <w:t>--sync-mode add-only</w:t>
+      </w:r>
       <w:r>
         <w:t> : Ajoute seulement les nouveaux</w:t>
       </w:r>
@@ -9287,27 +6889,7 @@
           <w:szCs w:val="18"/>
         </w:rPr>
         <w:lastRenderedPageBreak/>
-        <w:t>--</w:t>
-      </w:r>
-      <w:proofErr w:type="spellStart"/>
-      <w:r>
-        <w:rPr>
-          <w:rStyle w:val="markdown-inline-code"/>
-          <w:rFonts w:ascii="Menlo" w:hAnsi="Menlo" w:cs="Menlo"/>
-          <w:sz w:val="18"/>
-          <w:szCs w:val="18"/>
-        </w:rPr>
-        <w:t>sync</w:t>
-      </w:r>
-      <w:proofErr w:type="spellEnd"/>
-      <w:r>
-        <w:rPr>
-          <w:rStyle w:val="markdown-inline-code"/>
-          <w:rFonts w:ascii="Menlo" w:hAnsi="Menlo" w:cs="Menlo"/>
-          <w:sz w:val="18"/>
-          <w:szCs w:val="18"/>
-        </w:rPr>
-        <w:t>-mode replace</w:t>
+        <w:t>--sync-mode replace</w:t>
       </w:r>
       <w:r>
         <w:t> : Supprime tout puis ajoute</w:t>
@@ -9328,9 +6910,11 @@
           <w:sz w:val="18"/>
           <w:szCs w:val="18"/>
         </w:rPr>
-        <w:t>--</w:t>
-      </w:r>
-      <w:proofErr w:type="spellStart"/>
+        <w:t>--sync-mode merge</w:t>
+      </w:r>
+      <w:r>
+        <w:t> : Met à jour les existants (via </w:t>
+      </w:r>
       <w:r>
         <w:rPr>
           <w:rStyle w:val="markdown-inline-code"/>
@@ -9338,32 +6922,8 @@
           <w:sz w:val="18"/>
           <w:szCs w:val="18"/>
         </w:rPr>
-        <w:t>sync</w:t>
-      </w:r>
-      <w:proofErr w:type="spellEnd"/>
-      <w:r>
-        <w:rPr>
-          <w:rStyle w:val="markdown-inline-code"/>
-          <w:rFonts w:ascii="Menlo" w:hAnsi="Menlo" w:cs="Menlo"/>
-          <w:sz w:val="18"/>
-          <w:szCs w:val="18"/>
-        </w:rPr>
-        <w:t>-mode merge</w:t>
-      </w:r>
-      <w:r>
-        <w:t> : Met à jour les existants (via </w:t>
-      </w:r>
-      <w:proofErr w:type="spellStart"/>
-      <w:r>
-        <w:rPr>
-          <w:rStyle w:val="markdown-inline-code"/>
-          <w:rFonts w:ascii="Menlo" w:hAnsi="Menlo" w:cs="Menlo"/>
-          <w:sz w:val="18"/>
-          <w:szCs w:val="18"/>
-        </w:rPr>
         <w:t>origin_code</w:t>
       </w:r>
-      <w:proofErr w:type="spellEnd"/>
       <w:r>
         <w:t>) et ajoute les nouveaux (défaut)</w:t>
       </w:r>
@@ -9375,11 +6935,11 @@
       <w:pPr>
         <w:pStyle w:val="Heading2"/>
       </w:pPr>
-      <w:bookmarkStart w:id="48" w:name="_Toc223364396"/>
+      <w:bookmarkStart w:id="50" w:name="_Toc223364396"/>
       <w:r>
         <w:t>. Requêtes DB dans la boucle (priorité haute)</w:t>
       </w:r>
-      <w:bookmarkEnd w:id="48"/>
+      <w:bookmarkEnd w:id="50"/>
     </w:p>
     <w:p>
       <w:pPr>
@@ -9404,59 +6964,27 @@
           <w:rStyle w:val="markdown-inline-code"/>
           <w:rFonts w:ascii="Menlo" w:hAnsi="Menlo" w:cs="Menlo"/>
         </w:rPr>
-        <w:t>get_elitys_cv_nature_and_statut_</w:t>
-      </w:r>
-      <w:proofErr w:type="gramStart"/>
+        <w:t>get_elitys_cv_nature_and_statut_ids()</w:t>
+      </w:r>
+      <w:r>
+        <w:t> dans </w:t>
+      </w:r>
       <w:r>
         <w:rPr>
           <w:rStyle w:val="markdown-inline-code"/>
           <w:rFonts w:ascii="Menlo" w:hAnsi="Menlo" w:cs="Menlo"/>
         </w:rPr>
-        <w:t>ids(</w:t>
-      </w:r>
-      <w:proofErr w:type="gramEnd"/>
+        <w:t>elitys_vsa_mapper.py</w:t>
+      </w:r>
+      <w:r>
+        <w:t> (lignes 76–94), appelée par </w:t>
+      </w:r>
       <w:r>
         <w:rPr>
           <w:rStyle w:val="markdown-inline-code"/>
           <w:rFonts w:ascii="Menlo" w:hAnsi="Menlo" w:cs="Menlo"/>
         </w:rPr>
-        <w:t>)</w:t>
-      </w:r>
-      <w:r>
-        <w:t> dans </w:t>
-      </w:r>
-      <w:r>
-        <w:rPr>
-          <w:rStyle w:val="markdown-inline-code"/>
-          <w:rFonts w:ascii="Menlo" w:hAnsi="Menlo" w:cs="Menlo"/>
-        </w:rPr>
-        <w:t>elitys_vsa_mapper.py</w:t>
-      </w:r>
-      <w:r>
-        <w:t> (lignes 76–94), appelée par </w:t>
-      </w:r>
-      <w:r>
-        <w:rPr>
-          <w:rStyle w:val="markdown-inline-code"/>
-          <w:rFonts w:ascii="Menlo" w:hAnsi="Menlo" w:cs="Menlo"/>
-        </w:rPr>
-        <w:t>apply_elitys_nature_and_statut_to_cv_</w:t>
-      </w:r>
-      <w:proofErr w:type="gramStart"/>
-      <w:r>
-        <w:rPr>
-          <w:rStyle w:val="markdown-inline-code"/>
-          <w:rFonts w:ascii="Menlo" w:hAnsi="Menlo" w:cs="Menlo"/>
-        </w:rPr>
-        <w:t>data(</w:t>
-      </w:r>
-      <w:proofErr w:type="gramEnd"/>
-      <w:r>
-        <w:rPr>
-          <w:rStyle w:val="markdown-inline-code"/>
-          <w:rFonts w:ascii="Menlo" w:hAnsi="Menlo" w:cs="Menlo"/>
-        </w:rPr>
-        <w:t>)</w:t>
+        <w:t>apply_elitys_nature_and_statut_to_cv_data()</w:t>
       </w:r>
       <w:r>
         <w:t> pour </w:t>
@@ -9470,11 +6998,7 @@
         <w:t>chaque</w:t>
       </w:r>
       <w:r>
-        <w:t> </w:t>
-      </w:r>
-      <w:proofErr w:type="gramStart"/>
-      <w:r>
-        <w:t>item.</w:t>
+        <w:t> item.</w:t>
       </w:r>
       <w:r>
         <w:rPr>
@@ -9482,16 +7006,7 @@
           <w:b/>
           <w:bCs/>
         </w:rPr>
-        <w:t>Comportement</w:t>
-      </w:r>
-      <w:proofErr w:type="gramEnd"/>
-      <w:r>
-        <w:rPr>
-          <w:rStyle w:val="markdown-bold-text"/>
-          <w:b/>
-          <w:bCs/>
-        </w:rPr>
-        <w:t xml:space="preserve"> :</w:t>
+        <w:t>Comportement :</w:t>
       </w:r>
     </w:p>
     <w:p>
@@ -9505,139 +7020,12 @@
       <w:r>
         <w:t>1 requête </w:t>
       </w:r>
-      <w:proofErr w:type="spellStart"/>
-      <w:proofErr w:type="gramStart"/>
       <w:r>
         <w:rPr>
           <w:rStyle w:val="markdown-inline-code"/>
           <w:rFonts w:ascii="Menlo" w:hAnsi="Menlo" w:cs="Menlo"/>
         </w:rPr>
-        <w:t>CvNature.query.filter</w:t>
-      </w:r>
-      <w:proofErr w:type="gramEnd"/>
-      <w:r>
-        <w:rPr>
-          <w:rStyle w:val="markdown-inline-code"/>
-          <w:rFonts w:ascii="Menlo" w:hAnsi="Menlo" w:cs="Menlo"/>
-        </w:rPr>
-        <w:t>_</w:t>
-      </w:r>
-      <w:proofErr w:type="gramStart"/>
-      <w:r>
-        <w:rPr>
-          <w:rStyle w:val="markdown-inline-code"/>
-          <w:rFonts w:ascii="Menlo" w:hAnsi="Menlo" w:cs="Menlo"/>
-        </w:rPr>
-        <w:t>by</w:t>
-      </w:r>
-      <w:proofErr w:type="spellEnd"/>
-      <w:r>
-        <w:rPr>
-          <w:rStyle w:val="markdown-inline-code"/>
-          <w:rFonts w:ascii="Menlo" w:hAnsi="Menlo" w:cs="Menlo"/>
-        </w:rPr>
-        <w:t>(</w:t>
-      </w:r>
-      <w:proofErr w:type="spellStart"/>
-      <w:proofErr w:type="gramEnd"/>
-      <w:r>
-        <w:rPr>
-          <w:rStyle w:val="markdown-inline-code"/>
-          <w:rFonts w:ascii="Menlo" w:hAnsi="Menlo" w:cs="Menlo"/>
-        </w:rPr>
-        <w:t>client_id</w:t>
-      </w:r>
-      <w:proofErr w:type="spellEnd"/>
-      <w:r>
-        <w:rPr>
-          <w:rStyle w:val="markdown-inline-code"/>
-          <w:rFonts w:ascii="Menlo" w:hAnsi="Menlo" w:cs="Menlo"/>
-        </w:rPr>
-        <w:t>, ...</w:t>
-      </w:r>
-      <w:proofErr w:type="gramStart"/>
-      <w:r>
-        <w:rPr>
-          <w:rStyle w:val="markdown-inline-code"/>
-          <w:rFonts w:ascii="Menlo" w:hAnsi="Menlo" w:cs="Menlo"/>
-        </w:rPr>
-        <w:t>).</w:t>
-      </w:r>
-      <w:proofErr w:type="spellStart"/>
-      <w:r>
-        <w:rPr>
-          <w:rStyle w:val="markdown-inline-code"/>
-          <w:rFonts w:ascii="Menlo" w:hAnsi="Menlo" w:cs="Menlo"/>
-        </w:rPr>
-        <w:t>filter</w:t>
-      </w:r>
-      <w:proofErr w:type="spellEnd"/>
-      <w:proofErr w:type="gramEnd"/>
-      <w:r>
-        <w:rPr>
-          <w:rStyle w:val="markdown-inline-code"/>
-          <w:rFonts w:ascii="Menlo" w:hAnsi="Menlo" w:cs="Menlo"/>
-        </w:rPr>
-        <w:t>(</w:t>
-      </w:r>
-      <w:proofErr w:type="spellStart"/>
-      <w:proofErr w:type="gramStart"/>
-      <w:r>
-        <w:rPr>
-          <w:rStyle w:val="markdown-inline-code"/>
-          <w:rFonts w:ascii="Menlo" w:hAnsi="Menlo" w:cs="Menlo"/>
-        </w:rPr>
-        <w:t>func.lower</w:t>
-      </w:r>
-      <w:proofErr w:type="spellEnd"/>
-      <w:proofErr w:type="gramEnd"/>
-      <w:r>
-        <w:rPr>
-          <w:rStyle w:val="markdown-inline-code"/>
-          <w:rFonts w:ascii="Menlo" w:hAnsi="Menlo" w:cs="Menlo"/>
-        </w:rPr>
-        <w:t>(nom) == </w:t>
-      </w:r>
-      <w:proofErr w:type="spellStart"/>
-      <w:r>
-        <w:rPr>
-          <w:rStyle w:val="markdown-inline-code"/>
-          <w:rFonts w:ascii="Menlo" w:hAnsi="Menlo" w:cs="Menlo"/>
-        </w:rPr>
-        <w:t>nature_</w:t>
-      </w:r>
-      <w:proofErr w:type="gramStart"/>
-      <w:r>
-        <w:rPr>
-          <w:rStyle w:val="markdown-inline-code"/>
-          <w:rFonts w:ascii="Menlo" w:hAnsi="Menlo" w:cs="Menlo"/>
-        </w:rPr>
-        <w:t>nom.lower</w:t>
-      </w:r>
-      <w:proofErr w:type="spellEnd"/>
-      <w:proofErr w:type="gramEnd"/>
-      <w:r>
-        <w:rPr>
-          <w:rStyle w:val="markdown-inline-code"/>
-          <w:rFonts w:ascii="Menlo" w:hAnsi="Menlo" w:cs="Menlo"/>
-        </w:rPr>
-        <w:t>()</w:t>
-      </w:r>
-      <w:proofErr w:type="gramStart"/>
-      <w:r>
-        <w:rPr>
-          <w:rStyle w:val="markdown-inline-code"/>
-          <w:rFonts w:ascii="Menlo" w:hAnsi="Menlo" w:cs="Menlo"/>
-        </w:rPr>
-        <w:t>).first</w:t>
-      </w:r>
-      <w:proofErr w:type="gramEnd"/>
-      <w:r>
-        <w:rPr>
-          <w:rStyle w:val="markdown-inline-code"/>
-          <w:rFonts w:ascii="Menlo" w:hAnsi="Menlo" w:cs="Menlo"/>
-        </w:rPr>
-        <w:t>()</w:t>
+        <w:t>CvNature.query.filter_by(client_id, ...).filter(func.lower(nom) == nature_nom.lower()).first()</w:t>
       </w:r>
     </w:p>
     <w:p>
@@ -9648,15 +7036,9 @@
           <w:numId w:val="12"/>
         </w:numPr>
       </w:pPr>
-      <w:proofErr w:type="gramStart"/>
-      <w:r>
-        <w:t>puis</w:t>
-      </w:r>
-      <w:proofErr w:type="gramEnd"/>
-      <w:r>
-        <w:t>, si </w:t>
-      </w:r>
-      <w:proofErr w:type="spellStart"/>
+      <w:r>
+        <w:t>puis, si </w:t>
+      </w:r>
       <w:r>
         <w:rPr>
           <w:rStyle w:val="markdown-inline-code"/>
@@ -9664,111 +7046,15 @@
         </w:rPr>
         <w:t>statut_nom</w:t>
       </w:r>
-      <w:proofErr w:type="spellEnd"/>
       <w:r>
         <w:t> non vide, 1 requête </w:t>
       </w:r>
-      <w:proofErr w:type="spellStart"/>
-      <w:proofErr w:type="gramStart"/>
       <w:r>
         <w:rPr>
           <w:rStyle w:val="markdown-inline-code"/>
           <w:rFonts w:ascii="Menlo" w:hAnsi="Menlo" w:cs="Menlo"/>
         </w:rPr>
-        <w:t>CvStatut.query.filter</w:t>
-      </w:r>
-      <w:proofErr w:type="gramEnd"/>
-      <w:r>
-        <w:rPr>
-          <w:rStyle w:val="markdown-inline-code"/>
-          <w:rFonts w:ascii="Menlo" w:hAnsi="Menlo" w:cs="Menlo"/>
-        </w:rPr>
-        <w:t>_by</w:t>
-      </w:r>
-      <w:proofErr w:type="spellEnd"/>
-      <w:proofErr w:type="gramStart"/>
-      <w:r>
-        <w:rPr>
-          <w:rStyle w:val="markdown-inline-code"/>
-          <w:rFonts w:ascii="Menlo" w:hAnsi="Menlo" w:cs="Menlo"/>
-        </w:rPr>
-        <w:t>(...).</w:t>
-      </w:r>
-      <w:proofErr w:type="spellStart"/>
-      <w:r>
-        <w:rPr>
-          <w:rStyle w:val="markdown-inline-code"/>
-          <w:rFonts w:ascii="Menlo" w:hAnsi="Menlo" w:cs="Menlo"/>
-        </w:rPr>
-        <w:t>filter</w:t>
-      </w:r>
-      <w:proofErr w:type="spellEnd"/>
-      <w:proofErr w:type="gramEnd"/>
-      <w:r>
-        <w:rPr>
-          <w:rStyle w:val="markdown-inline-code"/>
-          <w:rFonts w:ascii="Menlo" w:hAnsi="Menlo" w:cs="Menlo"/>
-        </w:rPr>
-        <w:t>(</w:t>
-      </w:r>
-      <w:proofErr w:type="spellStart"/>
-      <w:proofErr w:type="gramStart"/>
-      <w:r>
-        <w:rPr>
-          <w:rStyle w:val="markdown-inline-code"/>
-          <w:rFonts w:ascii="Menlo" w:hAnsi="Menlo" w:cs="Menlo"/>
-        </w:rPr>
-        <w:t>func.lower</w:t>
-      </w:r>
-      <w:proofErr w:type="spellEnd"/>
-      <w:proofErr w:type="gramEnd"/>
-      <w:r>
-        <w:rPr>
-          <w:rStyle w:val="markdown-inline-code"/>
-          <w:rFonts w:ascii="Menlo" w:hAnsi="Menlo" w:cs="Menlo"/>
-        </w:rPr>
-        <w:t xml:space="preserve">(nom) == </w:t>
-      </w:r>
-      <w:proofErr w:type="spellStart"/>
-      <w:r>
-        <w:rPr>
-          <w:rStyle w:val="markdown-inline-code"/>
-          <w:rFonts w:ascii="Menlo" w:hAnsi="Menlo" w:cs="Menlo"/>
-        </w:rPr>
-        <w:t>statut_</w:t>
-      </w:r>
-      <w:proofErr w:type="gramStart"/>
-      <w:r>
-        <w:rPr>
-          <w:rStyle w:val="markdown-inline-code"/>
-          <w:rFonts w:ascii="Menlo" w:hAnsi="Menlo" w:cs="Menlo"/>
-        </w:rPr>
-        <w:t>nom.lower</w:t>
-      </w:r>
-      <w:proofErr w:type="spellEnd"/>
-      <w:proofErr w:type="gramEnd"/>
-      <w:r>
-        <w:rPr>
-          <w:rStyle w:val="markdown-inline-code"/>
-          <w:rFonts w:ascii="Menlo" w:hAnsi="Menlo" w:cs="Menlo"/>
-        </w:rPr>
-        <w:t>()</w:t>
-      </w:r>
-      <w:proofErr w:type="gramStart"/>
-      <w:r>
-        <w:rPr>
-          <w:rStyle w:val="markdown-inline-code"/>
-          <w:rFonts w:ascii="Menlo" w:hAnsi="Menlo" w:cs="Menlo"/>
-        </w:rPr>
-        <w:t>).first</w:t>
-      </w:r>
-      <w:proofErr w:type="gramEnd"/>
-      <w:r>
-        <w:rPr>
-          <w:rStyle w:val="markdown-inline-code"/>
-          <w:rFonts w:ascii="Menlo" w:hAnsi="Menlo" w:cs="Menlo"/>
-        </w:rPr>
-        <w:t>()</w:t>
+        <w:t>CvStatut.query.filter_by(...).filter(func.lower(nom) == statut_nom.lower()).first()</w:t>
       </w:r>
     </w:p>
     <w:p>
@@ -9822,58 +7108,10 @@
           <w:rStyle w:val="markdown-inline-code"/>
           <w:rFonts w:ascii="Menlo" w:hAnsi="Menlo" w:cs="Menlo"/>
         </w:rPr>
-        <w:t>(</w:t>
-      </w:r>
-      <w:proofErr w:type="spellStart"/>
-      <w:r>
-        <w:rPr>
-          <w:rStyle w:val="markdown-inline-code"/>
-          <w:rFonts w:ascii="Menlo" w:hAnsi="Menlo" w:cs="Menlo"/>
-        </w:rPr>
-        <w:t>nature_nom</w:t>
-      </w:r>
-      <w:proofErr w:type="spellEnd"/>
-      <w:r>
-        <w:rPr>
-          <w:rStyle w:val="markdown-inline-code"/>
-          <w:rFonts w:ascii="Menlo" w:hAnsi="Menlo" w:cs="Menlo"/>
-        </w:rPr>
-        <w:t xml:space="preserve">, </w:t>
-      </w:r>
-      <w:proofErr w:type="spellStart"/>
-      <w:r>
-        <w:rPr>
-          <w:rStyle w:val="markdown-inline-code"/>
-          <w:rFonts w:ascii="Menlo" w:hAnsi="Menlo" w:cs="Menlo"/>
-        </w:rPr>
-        <w:t>statut_nom</w:t>
-      </w:r>
-      <w:proofErr w:type="spellEnd"/>
-      <w:r>
-        <w:rPr>
-          <w:rStyle w:val="markdown-inline-code"/>
-          <w:rFonts w:ascii="Menlo" w:hAnsi="Menlo" w:cs="Menlo"/>
-        </w:rPr>
-        <w:t>)</w:t>
-      </w:r>
-      <w:r>
-        <w:t> possibles sont en nombre limité (ex. natures : </w:t>
-      </w:r>
-      <w:proofErr w:type="spellStart"/>
-      <w:r>
-        <w:t>alumni</w:t>
-      </w:r>
-      <w:proofErr w:type="spellEnd"/>
-      <w:r>
-        <w:t xml:space="preserve">, Consultant, Externe, Candidat ; statuts : </w:t>
-      </w:r>
-      <w:proofErr w:type="spellStart"/>
-      <w:r>
-        <w:t>Sourcing</w:t>
-      </w:r>
-      <w:proofErr w:type="spellEnd"/>
-      <w:r>
-        <w:t>, ED, Intercontrat, En mission, etc. depuis </w:t>
+        <w:t>(nature_nom, statut_nom)</w:t>
+      </w:r>
+      <w:r>
+        <w:t> possibles sont en nombre limité (ex. natures : alumni, Consultant, Externe, Candidat ; statuts : Sourcing, ED, Intercontrat, En mission, etc. depuis </w:t>
       </w:r>
       <w:r>
         <w:rPr>
@@ -9912,113 +7150,30 @@
           <w:rStyle w:val="markdown-inline-code"/>
           <w:rFonts w:ascii="Menlo" w:hAnsi="Menlo" w:cs="Menlo"/>
         </w:rPr>
-        <w:t>(</w:t>
-      </w:r>
-      <w:proofErr w:type="spellStart"/>
+        <w:t>(nature_nom, statut_nom) → (nature_id, statut_id)</w:t>
+      </w:r>
+      <w:r>
+        <w:t>pour le </w:t>
+      </w:r>
       <w:r>
         <w:rPr>
           <w:rStyle w:val="markdown-inline-code"/>
           <w:rFonts w:ascii="Menlo" w:hAnsi="Menlo" w:cs="Menlo"/>
         </w:rPr>
-        <w:t>nature_nom</w:t>
-      </w:r>
-      <w:proofErr w:type="spellEnd"/>
+        <w:t>client_id</w:t>
+      </w:r>
+      <w:r>
+        <w:t> (en chargeant toutes les natures/statuts actifs du client et en construisant un dict).Dans la boucle, remplacer l’appel à </w:t>
+      </w:r>
       <w:r>
         <w:rPr>
           <w:rStyle w:val="markdown-inline-code"/>
           <w:rFonts w:ascii="Menlo" w:hAnsi="Menlo" w:cs="Menlo"/>
         </w:rPr>
-        <w:t>, </w:t>
-      </w:r>
-      <w:proofErr w:type="spellStart"/>
-      <w:r>
-        <w:rPr>
-          <w:rStyle w:val="markdown-inline-code"/>
-          <w:rFonts w:ascii="Menlo" w:hAnsi="Menlo" w:cs="Menlo"/>
-        </w:rPr>
-        <w:t>statut_nom</w:t>
-      </w:r>
-      <w:proofErr w:type="spellEnd"/>
-      <w:r>
-        <w:rPr>
-          <w:rStyle w:val="markdown-inline-code"/>
-          <w:rFonts w:ascii="Menlo" w:hAnsi="Menlo" w:cs="Menlo"/>
-        </w:rPr>
-        <w:t>) → (</w:t>
-      </w:r>
-      <w:proofErr w:type="spellStart"/>
-      <w:r>
-        <w:rPr>
-          <w:rStyle w:val="markdown-inline-code"/>
-          <w:rFonts w:ascii="Menlo" w:hAnsi="Menlo" w:cs="Menlo"/>
-        </w:rPr>
-        <w:t>nature_id</w:t>
-      </w:r>
-      <w:proofErr w:type="spellEnd"/>
-      <w:r>
-        <w:rPr>
-          <w:rStyle w:val="markdown-inline-code"/>
-          <w:rFonts w:ascii="Menlo" w:hAnsi="Menlo" w:cs="Menlo"/>
-        </w:rPr>
-        <w:t>, </w:t>
-      </w:r>
-      <w:proofErr w:type="spellStart"/>
-      <w:r>
-        <w:rPr>
-          <w:rStyle w:val="markdown-inline-code"/>
-          <w:rFonts w:ascii="Menlo" w:hAnsi="Menlo" w:cs="Menlo"/>
-        </w:rPr>
-        <w:t>statut_id</w:t>
-      </w:r>
-      <w:proofErr w:type="spellEnd"/>
-      <w:r>
-        <w:rPr>
-          <w:rStyle w:val="markdown-inline-code"/>
-          <w:rFonts w:ascii="Menlo" w:hAnsi="Menlo" w:cs="Menlo"/>
-        </w:rPr>
-        <w:t>)</w:t>
-      </w:r>
-      <w:r>
-        <w:t>pour le </w:t>
-      </w:r>
-      <w:proofErr w:type="spellStart"/>
-      <w:r>
-        <w:rPr>
-          <w:rStyle w:val="markdown-inline-code"/>
-          <w:rFonts w:ascii="Menlo" w:hAnsi="Menlo" w:cs="Menlo"/>
-        </w:rPr>
-        <w:t>client_id</w:t>
-      </w:r>
-      <w:proofErr w:type="spellEnd"/>
-      <w:r>
-        <w:t> (en chargeant toutes les natures/statuts actifs du client et en construisant un dict).Dans la boucle, remplacer l’appel à </w:t>
-      </w:r>
-      <w:proofErr w:type="spellStart"/>
-      <w:r>
-        <w:rPr>
-          <w:rStyle w:val="markdown-inline-code"/>
-          <w:rFonts w:ascii="Menlo" w:hAnsi="Menlo" w:cs="Menlo"/>
-        </w:rPr>
-        <w:t>get_elitys_cv_nature_and_statut_ids</w:t>
-      </w:r>
-      <w:proofErr w:type="spellEnd"/>
-      <w:r>
-        <w:rPr>
-          <w:rStyle w:val="markdown-inline-code"/>
-          <w:rFonts w:ascii="Menlo" w:hAnsi="Menlo" w:cs="Menlo"/>
-        </w:rPr>
-        <w:t>()</w:t>
-      </w:r>
-      <w:r>
-        <w:t xml:space="preserve"> par un simple </w:t>
-      </w:r>
-      <w:proofErr w:type="spellStart"/>
-      <w:r>
-        <w:t>lookup</w:t>
-      </w:r>
-      <w:proofErr w:type="spellEnd"/>
-      <w:r>
-        <w:t xml:space="preserve"> dans ce cache (plus de requêtes par item).</w:t>
+        <w:t>get_elitys_cv_nature_and_statut_ids()</w:t>
+      </w:r>
+      <w:r>
+        <w:t> par un simple lookup dans ce cache (plus de requêtes par item).</w:t>
       </w:r>
     </w:p>
     <w:p>
@@ -10028,7 +7183,7 @@
           <w14:ligatures w14:val="standardContextual"/>
         </w:rPr>
         <w:pict w14:anchorId="39CD6506">
-          <v:rect id="_x0000_i1028" alt="" style="width:387.95pt;height:.05pt;mso-width-percent:0;mso-height-percent:0;mso-width-percent:0;mso-height-percent:0" o:hrpct="829" o:hralign="center" o:hrstd="t" o:hr="t" fillcolor="#a0a0a0" stroked="f"/>
+          <v:rect id="_x0000_i1028" alt="" style="width:376.25pt;height:.05pt;mso-width-percent:0;mso-height-percent:0;mso-width-percent:0;mso-height-percent:0" o:hrpct="804" o:hralign="center" o:hrstd="t" o:hr="t" fillcolor="#a0a0a0" stroked="f"/>
         </w:pict>
       </w:r>
     </w:p>
@@ -10036,17 +7191,9 @@
       <w:pPr>
         <w:pStyle w:val="Heading2"/>
       </w:pPr>
-      <w:bookmarkStart w:id="49" w:name="_Toc223364397"/>
-      <w:r>
-        <w:t xml:space="preserve">2. </w:t>
-      </w:r>
-      <w:proofErr w:type="spellStart"/>
-      <w:r>
-        <w:t>Lookup</w:t>
-      </w:r>
-      <w:proofErr w:type="spellEnd"/>
-      <w:r>
-        <w:t xml:space="preserve"> statut VSA </w:t>
+      <w:bookmarkStart w:id="51" w:name="_Toc223364397"/>
+      <w:r>
+        <w:t xml:space="preserve">2. Lookup statut VSA </w:t>
       </w:r>
       <w:r>
         <w:rPr>
@@ -10057,7 +7204,7 @@
       <w:r>
         <w:t xml:space="preserve"> (nature, statut) par défaut</w:t>
       </w:r>
-      <w:bookmarkEnd w:id="49"/>
+      <w:bookmarkEnd w:id="51"/>
     </w:p>
     <w:p>
       <w:pPr>
@@ -10082,30 +7229,10 @@
           <w:rStyle w:val="markdown-inline-code"/>
           <w:rFonts w:ascii="Menlo" w:hAnsi="Menlo" w:cs="Menlo"/>
         </w:rPr>
-        <w:t>apply_elitys_nature_and_statut_to_cv_</w:t>
-      </w:r>
-      <w:proofErr w:type="gramStart"/>
-      <w:r>
-        <w:rPr>
-          <w:rStyle w:val="markdown-inline-code"/>
-          <w:rFonts w:ascii="Menlo" w:hAnsi="Menlo" w:cs="Menlo"/>
-        </w:rPr>
-        <w:t>data(</w:t>
-      </w:r>
-      <w:proofErr w:type="gramEnd"/>
-      <w:r>
-        <w:rPr>
-          <w:rStyle w:val="markdown-inline-code"/>
-          <w:rFonts w:ascii="Menlo" w:hAnsi="Menlo" w:cs="Menlo"/>
-        </w:rPr>
-        <w:t>)</w:t>
-      </w:r>
-      <w:r>
-        <w:t> (lignes 119–127</w:t>
-      </w:r>
-      <w:proofErr w:type="gramStart"/>
-      <w:r>
-        <w:t>).</w:t>
+        <w:t>apply_elitys_nature_and_statut_to_cv_data()</w:t>
+      </w:r>
+      <w:r>
+        <w:t> (lignes 119–127).</w:t>
       </w:r>
       <w:r>
         <w:rPr>
@@ -10116,43 +7243,14 @@
         <w:t>Comportement :</w:t>
       </w:r>
       <w:r>
-        <w:t>Si</w:t>
-      </w:r>
-      <w:proofErr w:type="gramEnd"/>
-      <w:r>
-        <w:t> </w:t>
-      </w:r>
-      <w:proofErr w:type="spellStart"/>
+        <w:t>Si </w:t>
+      </w:r>
       <w:r>
         <w:rPr>
           <w:rStyle w:val="markdown-inline-code"/>
           <w:rFonts w:ascii="Menlo" w:hAnsi="Menlo" w:cs="Menlo"/>
         </w:rPr>
-        <w:t>ELITYS_VSA_STATUT_TO_NATURE_STATUT.get</w:t>
-      </w:r>
-      <w:proofErr w:type="spellEnd"/>
-      <w:r>
-        <w:rPr>
-          <w:rStyle w:val="markdown-inline-code"/>
-          <w:rFonts w:ascii="Menlo" w:hAnsi="Menlo" w:cs="Menlo"/>
-        </w:rPr>
-        <w:t>(</w:t>
-      </w:r>
-      <w:proofErr w:type="spellStart"/>
-      <w:r>
-        <w:rPr>
-          <w:rStyle w:val="markdown-inline-code"/>
-          <w:rFonts w:ascii="Menlo" w:hAnsi="Menlo" w:cs="Menlo"/>
-        </w:rPr>
-        <w:t>desc</w:t>
-      </w:r>
-      <w:proofErr w:type="spellEnd"/>
-      <w:r>
-        <w:rPr>
-          <w:rStyle w:val="markdown-inline-code"/>
-          <w:rFonts w:ascii="Menlo" w:hAnsi="Menlo" w:cs="Menlo"/>
-        </w:rPr>
-        <w:t>)</w:t>
+        <w:t>ELITYS_VSA_STATUT_TO_NATURE_STATUT.get(desc)</w:t>
       </w:r>
       <w:r>
         <w:t> ne trouve pas, on fait une boucle sur </w:t>
@@ -10170,7 +7268,6 @@
       </w:r>
     </w:p>
     <w:p>
-      <w:proofErr w:type="gramStart"/>
       <w:r>
         <w:rPr>
           <w:rStyle w:val="mtk4"/>
@@ -10183,7 +7280,6 @@
         </w:rPr>
         <w:t>for</w:t>
       </w:r>
-      <w:proofErr w:type="gramEnd"/>
       <w:r>
         <w:rPr>
           <w:rStyle w:val="mtk1"/>
@@ -10231,17 +7327,7 @@
           <w:sz w:val="18"/>
           <w:szCs w:val="18"/>
         </w:rPr>
-        <w:t> </w:t>
-      </w:r>
-      <w:proofErr w:type="spellStart"/>
-      <w:r>
-        <w:rPr>
-          <w:rStyle w:val="mtk1"/>
-          <w:rFonts w:ascii="Menlo" w:eastAsiaTheme="majorEastAsia" w:hAnsi="Menlo" w:cs="Menlo"/>
-          <w:sz w:val="18"/>
-          <w:szCs w:val="18"/>
-        </w:rPr>
-        <w:t>ELITYS_VSA_STATUT_TO_NATURE_STATUT</w:t>
+        <w:t> ELITYS_VSA_STATUT_TO_NATURE_STATUT</w:t>
       </w:r>
       <w:r>
         <w:rPr>
@@ -10263,7 +7349,6 @@
         </w:rPr>
         <w:t>items</w:t>
       </w:r>
-      <w:proofErr w:type="spellEnd"/>
       <w:r>
         <w:rPr>
           <w:rStyle w:val="mtk5"/>
@@ -10272,18 +7357,7 @@
           <w:sz w:val="18"/>
           <w:szCs w:val="18"/>
         </w:rPr>
-        <w:t>(</w:t>
-      </w:r>
-      <w:proofErr w:type="gramStart"/>
-      <w:r>
-        <w:rPr>
-          <w:rStyle w:val="mtk5"/>
-          <w:rFonts w:ascii="Menlo" w:eastAsiaTheme="majorEastAsia" w:hAnsi="Menlo" w:cs="Menlo"/>
-          <w:color w:val="D6D6DD"/>
-          <w:sz w:val="18"/>
-          <w:szCs w:val="18"/>
-        </w:rPr>
-        <w:t>)</w:t>
+        <w:t>()</w:t>
       </w:r>
       <w:r>
         <w:rPr>
@@ -10294,7 +7368,6 @@
         </w:rPr>
         <w:t>:</w:t>
       </w:r>
-      <w:proofErr w:type="gramEnd"/>
     </w:p>
     <w:p>
       <w:r>
@@ -10306,7 +7379,6 @@
         </w:rPr>
         <w:t>    </w:t>
       </w:r>
-      <w:proofErr w:type="gramStart"/>
       <w:r>
         <w:rPr>
           <w:rStyle w:val="mtk4"/>
@@ -10319,7 +7391,6 @@
         </w:rPr>
         <w:t>if</w:t>
       </w:r>
-      <w:proofErr w:type="gramEnd"/>
       <w:r>
         <w:rPr>
           <w:rStyle w:val="mtk1"/>
@@ -10327,18 +7398,7 @@
           <w:sz w:val="18"/>
           <w:szCs w:val="18"/>
         </w:rPr>
-        <w:t> </w:t>
-      </w:r>
-      <w:proofErr w:type="spellStart"/>
-      <w:proofErr w:type="gramStart"/>
-      <w:r>
-        <w:rPr>
-          <w:rStyle w:val="mtk1"/>
-          <w:rFonts w:ascii="Menlo" w:eastAsiaTheme="majorEastAsia" w:hAnsi="Menlo" w:cs="Menlo"/>
-          <w:sz w:val="18"/>
-          <w:szCs w:val="18"/>
-        </w:rPr>
-        <w:t>key</w:t>
+        <w:t> key</w:t>
       </w:r>
       <w:r>
         <w:rPr>
@@ -10360,8 +7420,6 @@
         </w:rPr>
         <w:t>strip</w:t>
       </w:r>
-      <w:proofErr w:type="spellEnd"/>
-      <w:proofErr w:type="gramEnd"/>
       <w:r>
         <w:rPr>
           <w:rStyle w:val="mtk5"/>
@@ -10370,9 +7428,18 @@
           <w:sz w:val="18"/>
           <w:szCs w:val="18"/>
         </w:rPr>
-        <w:t>(</w:t>
-      </w:r>
-      <w:proofErr w:type="gramStart"/>
+        <w:t>().</w:t>
+      </w:r>
+      <w:r>
+        <w:rPr>
+          <w:rStyle w:val="mtk10"/>
+          <w:rFonts w:ascii="Menlo" w:eastAsiaTheme="majorEastAsia" w:hAnsi="Menlo" w:cs="Menlo"/>
+          <w:color w:val="AAA0FA"/>
+          <w:sz w:val="18"/>
+          <w:szCs w:val="18"/>
+        </w:rPr>
+        <w:t>lower</w:t>
+      </w:r>
       <w:r>
         <w:rPr>
           <w:rStyle w:val="mtk5"/>
@@ -10381,9 +7448,46 @@
           <w:sz w:val="18"/>
           <w:szCs w:val="18"/>
         </w:rPr>
-        <w:t>).</w:t>
-      </w:r>
-      <w:proofErr w:type="spellStart"/>
+        <w:t>()</w:t>
+      </w:r>
+      <w:r>
+        <w:rPr>
+          <w:rStyle w:val="mtk1"/>
+          <w:rFonts w:ascii="Menlo" w:eastAsiaTheme="majorEastAsia" w:hAnsi="Menlo" w:cs="Menlo"/>
+          <w:sz w:val="18"/>
+          <w:szCs w:val="18"/>
+        </w:rPr>
+        <w:t> </w:t>
+      </w:r>
+      <w:r>
+        <w:rPr>
+          <w:rStyle w:val="mtk5"/>
+          <w:rFonts w:ascii="Menlo" w:eastAsiaTheme="majorEastAsia" w:hAnsi="Menlo" w:cs="Menlo"/>
+          <w:color w:val="D6D6DD"/>
+          <w:sz w:val="18"/>
+          <w:szCs w:val="18"/>
+        </w:rPr>
+        <w:t>==</w:t>
+      </w:r>
+      <w:r>
+        <w:rPr>
+          <w:rStyle w:val="mtk1"/>
+          <w:rFonts w:ascii="Menlo" w:eastAsiaTheme="majorEastAsia" w:hAnsi="Menlo" w:cs="Menlo"/>
+          <w:sz w:val="18"/>
+          <w:szCs w:val="18"/>
+        </w:rPr>
+        <w:t> desc</w:t>
+      </w:r>
+      <w:r>
+        <w:rPr>
+          <w:rStyle w:val="mtk5"/>
+          <w:rFonts w:ascii="Menlo" w:eastAsiaTheme="majorEastAsia" w:hAnsi="Menlo" w:cs="Menlo"/>
+          <w:color w:val="D6D6DD"/>
+          <w:sz w:val="18"/>
+          <w:szCs w:val="18"/>
+        </w:rPr>
+        <w:t>.</w:t>
+      </w:r>
       <w:r>
         <w:rPr>
           <w:rStyle w:val="mtk10"/>
@@ -10394,8 +7498,6 @@
         </w:rPr>
         <w:t>lower</w:t>
       </w:r>
-      <w:proofErr w:type="spellEnd"/>
-      <w:proofErr w:type="gramEnd"/>
       <w:r>
         <w:rPr>
           <w:rStyle w:val="mtk5"/>
@@ -10413,91 +7515,8 @@
           <w:sz w:val="18"/>
           <w:szCs w:val="18"/>
         </w:rPr>
-        <w:t> </w:t>
-      </w:r>
-      <w:r>
-        <w:rPr>
-          <w:rStyle w:val="mtk5"/>
-          <w:rFonts w:ascii="Menlo" w:eastAsiaTheme="majorEastAsia" w:hAnsi="Menlo" w:cs="Menlo"/>
-          <w:color w:val="D6D6DD"/>
-          <w:sz w:val="18"/>
-          <w:szCs w:val="18"/>
-        </w:rPr>
-        <w:t>==</w:t>
-      </w:r>
-      <w:r>
-        <w:rPr>
-          <w:rStyle w:val="mtk1"/>
-          <w:rFonts w:ascii="Menlo" w:eastAsiaTheme="majorEastAsia" w:hAnsi="Menlo" w:cs="Menlo"/>
-          <w:sz w:val="18"/>
-          <w:szCs w:val="18"/>
-        </w:rPr>
-        <w:t> </w:t>
-      </w:r>
-      <w:proofErr w:type="spellStart"/>
-      <w:proofErr w:type="gramStart"/>
-      <w:r>
-        <w:rPr>
-          <w:rStyle w:val="mtk1"/>
-          <w:rFonts w:ascii="Menlo" w:eastAsiaTheme="majorEastAsia" w:hAnsi="Menlo" w:cs="Menlo"/>
-          <w:sz w:val="18"/>
-          <w:szCs w:val="18"/>
-        </w:rPr>
-        <w:t>desc</w:t>
-      </w:r>
-      <w:r>
-        <w:rPr>
-          <w:rStyle w:val="mtk5"/>
-          <w:rFonts w:ascii="Menlo" w:eastAsiaTheme="majorEastAsia" w:hAnsi="Menlo" w:cs="Menlo"/>
-          <w:color w:val="D6D6DD"/>
-          <w:sz w:val="18"/>
-          <w:szCs w:val="18"/>
-        </w:rPr>
-        <w:t>.</w:t>
-      </w:r>
-      <w:r>
-        <w:rPr>
-          <w:rStyle w:val="mtk10"/>
-          <w:rFonts w:ascii="Menlo" w:eastAsiaTheme="majorEastAsia" w:hAnsi="Menlo" w:cs="Menlo"/>
-          <w:color w:val="AAA0FA"/>
-          <w:sz w:val="18"/>
-          <w:szCs w:val="18"/>
-        </w:rPr>
-        <w:t>lower</w:t>
-      </w:r>
-      <w:proofErr w:type="spellEnd"/>
-      <w:proofErr w:type="gramEnd"/>
-      <w:r>
-        <w:rPr>
-          <w:rStyle w:val="mtk5"/>
-          <w:rFonts w:ascii="Menlo" w:eastAsiaTheme="majorEastAsia" w:hAnsi="Menlo" w:cs="Menlo"/>
-          <w:color w:val="D6D6DD"/>
-          <w:sz w:val="18"/>
-          <w:szCs w:val="18"/>
-        </w:rPr>
-        <w:t>(</w:t>
-      </w:r>
-      <w:proofErr w:type="gramStart"/>
-      <w:r>
-        <w:rPr>
-          <w:rStyle w:val="mtk5"/>
-          <w:rFonts w:ascii="Menlo" w:eastAsiaTheme="majorEastAsia" w:hAnsi="Menlo" w:cs="Menlo"/>
-          <w:color w:val="D6D6DD"/>
-          <w:sz w:val="18"/>
-          <w:szCs w:val="18"/>
-        </w:rPr>
-        <w:t>)</w:t>
-      </w:r>
-      <w:r>
-        <w:rPr>
-          <w:rStyle w:val="mtk1"/>
-          <w:rFonts w:ascii="Menlo" w:eastAsiaTheme="majorEastAsia" w:hAnsi="Menlo" w:cs="Menlo"/>
-          <w:sz w:val="18"/>
-          <w:szCs w:val="18"/>
-        </w:rPr>
         <w:t>:</w:t>
       </w:r>
-      <w:proofErr w:type="gramEnd"/>
     </w:p>
     <w:p>
       <w:r>
@@ -10529,12 +7548,7 @@
         </w:rPr>
       </w:pPr>
       <w:r>
-        <w:t xml:space="preserve">Donc pour chaque item dont la description n’est pas exactement une clé du dict, on parcourt toutes les entrées (une vingtaine). Coût CPU modéré mais répété 47k </w:t>
-      </w:r>
-      <w:proofErr w:type="spellStart"/>
-      <w:proofErr w:type="gramStart"/>
-      <w:r>
-        <w:t>fois.</w:t>
+        <w:t>Donc pour chaque item dont la description n’est pas exactement une clé du dict, on parcourt toutes les entrées (une vingtaine). Coût CPU modéré mais répété 47k fois.</w:t>
       </w:r>
       <w:r>
         <w:rPr>
@@ -10542,313 +7556,132 @@
           <w:b/>
           <w:bCs/>
         </w:rPr>
-        <w:t>Piste</w:t>
-      </w:r>
-      <w:proofErr w:type="spellEnd"/>
+        <w:t>Piste :</w:t>
+      </w:r>
+      <w:r>
+        <w:t>Construire </w:t>
+      </w:r>
       <w:r>
         <w:rPr>
           <w:rStyle w:val="markdown-bold-text"/>
           <w:b/>
           <w:bCs/>
         </w:rPr>
-        <w:t xml:space="preserve"> :</w:t>
-      </w:r>
-      <w:r>
-        <w:t>Construire</w:t>
-      </w:r>
-      <w:proofErr w:type="gramEnd"/>
-      <w:r>
-        <w:t> </w:t>
-      </w:r>
+        <w:t>une fois</w:t>
+      </w:r>
+      <w:r>
+        <w:t> (au chargement du module ou au début du script) un dict inverse</w:t>
+      </w:r>
+      <w:r>
+        <w:rPr>
+          <w:rStyle w:val="markdown-inline-code"/>
+          <w:rFonts w:ascii="Menlo" w:hAnsi="Menlo" w:cs="Menlo"/>
+        </w:rPr>
+        <w:t>desc_normalized (str.lower) → (nature_nom, statut_nom)</w:t>
+      </w:r>
+      <w:r>
+        <w:t>et faire un seul lookup par item au lieu de boucler sur </w:t>
+      </w:r>
+      <w:r>
+        <w:rPr>
+          <w:rStyle w:val="markdown-inline-code"/>
+          <w:rFonts w:ascii="Menlo" w:hAnsi="Menlo" w:cs="Menlo"/>
+        </w:rPr>
+        <w:t>.items()</w:t>
+      </w:r>
+      <w:r>
+        <w:t>.</w:t>
+      </w:r>
+    </w:p>
+    <w:p>
+      <w:r>
+        <w:rPr>
+          <w:noProof/>
+          <w14:ligatures w14:val="standardContextual"/>
+        </w:rPr>
+        <w:pict w14:anchorId="00A53F85">
+          <v:rect id="_x0000_i1027" alt="" style="width:376.25pt;height:.05pt;mso-width-percent:0;mso-height-percent:0;mso-width-percent:0;mso-height-percent:0" o:hrpct="804" o:hralign="center" o:hrstd="t" o:hr="t" fillcolor="#a0a0a0" stroked="f"/>
+        </w:pict>
+      </w:r>
+    </w:p>
+    <w:p>
+      <w:pPr>
+        <w:pStyle w:val="Heading2"/>
+      </w:pPr>
+      <w:bookmarkStart w:id="52" w:name="_Toc223364398"/>
+      <w:r>
+        <w:t>3. Double construction pour les users (modéré)</w:t>
+      </w:r>
+      <w:bookmarkEnd w:id="52"/>
+    </w:p>
+    <w:p>
+      <w:pPr>
+        <w:rPr>
+          <w:sz w:val="24"/>
+          <w:szCs w:val="24"/>
+        </w:rPr>
+      </w:pPr>
       <w:r>
         <w:rPr>
           <w:rStyle w:val="markdown-bold-text"/>
           <w:b/>
           <w:bCs/>
         </w:rPr>
-        <w:t>une fois</w:t>
-      </w:r>
-      <w:r>
-        <w:t xml:space="preserve"> (au chargement du module ou au début du script) un dict </w:t>
-      </w:r>
-      <w:proofErr w:type="spellStart"/>
-      <w:r>
-        <w:t>inverse</w:t>
+        <w:t>Où :</w:t>
+      </w:r>
+      <w:r>
+        <w:t> </w:t>
       </w:r>
       <w:r>
         <w:rPr>
           <w:rStyle w:val="markdown-inline-code"/>
           <w:rFonts w:ascii="Menlo" w:hAnsi="Menlo" w:cs="Menlo"/>
         </w:rPr>
-        <w:t>desc_normalized</w:t>
-      </w:r>
-      <w:proofErr w:type="spellEnd"/>
+        <w:t>map_elitys_user_to_cv()</w:t>
+      </w:r>
+      <w:r>
+        <w:t> appelle d’abord </w:t>
+      </w:r>
       <w:r>
         <w:rPr>
           <w:rStyle w:val="markdown-inline-code"/>
           <w:rFonts w:ascii="Menlo" w:hAnsi="Menlo" w:cs="Menlo"/>
         </w:rPr>
-        <w:t xml:space="preserve"> (</w:t>
-      </w:r>
-      <w:proofErr w:type="spellStart"/>
-      <w:proofErr w:type="gramStart"/>
+        <w:t>map_vsa_user_to_cv()</w:t>
+      </w:r>
+      <w:r>
+        <w:t>, puis </w:t>
+      </w:r>
       <w:r>
         <w:rPr>
           <w:rStyle w:val="markdown-inline-code"/>
           <w:rFonts w:ascii="Menlo" w:hAnsi="Menlo" w:cs="Menlo"/>
         </w:rPr>
-        <w:t>str.lower</w:t>
-      </w:r>
-      <w:proofErr w:type="spellEnd"/>
-      <w:proofErr w:type="gramEnd"/>
-      <w:r>
-        <w:rPr>
-          <w:rStyle w:val="markdown-inline-code"/>
-          <w:rFonts w:ascii="Menlo" w:hAnsi="Menlo" w:cs="Menlo"/>
-        </w:rPr>
-        <w:t>) → (</w:t>
-      </w:r>
-      <w:proofErr w:type="spellStart"/>
-      <w:r>
-        <w:rPr>
-          <w:rStyle w:val="markdown-inline-code"/>
-          <w:rFonts w:ascii="Menlo" w:hAnsi="Menlo" w:cs="Menlo"/>
-        </w:rPr>
-        <w:t>nature_nom</w:t>
-      </w:r>
-      <w:proofErr w:type="spellEnd"/>
-      <w:r>
-        <w:rPr>
-          <w:rStyle w:val="markdown-inline-code"/>
-          <w:rFonts w:ascii="Menlo" w:hAnsi="Menlo" w:cs="Menlo"/>
-        </w:rPr>
-        <w:t xml:space="preserve">, </w:t>
-      </w:r>
-      <w:proofErr w:type="spellStart"/>
-      <w:r>
-        <w:rPr>
-          <w:rStyle w:val="markdown-inline-code"/>
-          <w:rFonts w:ascii="Menlo" w:hAnsi="Menlo" w:cs="Menlo"/>
-        </w:rPr>
-        <w:t>statut_</w:t>
-      </w:r>
-      <w:proofErr w:type="gramStart"/>
-      <w:r>
-        <w:rPr>
-          <w:rStyle w:val="markdown-inline-code"/>
-          <w:rFonts w:ascii="Menlo" w:hAnsi="Menlo" w:cs="Menlo"/>
-        </w:rPr>
-        <w:t>nom</w:t>
-      </w:r>
-      <w:proofErr w:type="spellEnd"/>
-      <w:r>
-        <w:rPr>
-          <w:rStyle w:val="markdown-inline-code"/>
-          <w:rFonts w:ascii="Menlo" w:hAnsi="Menlo" w:cs="Menlo"/>
-        </w:rPr>
-        <w:t>)</w:t>
-      </w:r>
-      <w:r>
-        <w:t>et</w:t>
-      </w:r>
-      <w:proofErr w:type="gramEnd"/>
-      <w:r>
-        <w:t xml:space="preserve"> faire un seul </w:t>
-      </w:r>
-      <w:proofErr w:type="spellStart"/>
-      <w:r>
-        <w:t>lookup</w:t>
-      </w:r>
-      <w:proofErr w:type="spellEnd"/>
-      <w:r>
-        <w:t xml:space="preserve"> par item au lieu de boucler </w:t>
-      </w:r>
-      <w:proofErr w:type="gramStart"/>
-      <w:r>
-        <w:t>sur </w:t>
-      </w:r>
-      <w:r>
-        <w:rPr>
-          <w:rStyle w:val="markdown-inline-code"/>
-          <w:rFonts w:ascii="Menlo" w:hAnsi="Menlo" w:cs="Menlo"/>
-        </w:rPr>
-        <w:t>.items</w:t>
-      </w:r>
-      <w:proofErr w:type="gramEnd"/>
-      <w:r>
-        <w:rPr>
-          <w:rStyle w:val="markdown-inline-code"/>
-          <w:rFonts w:ascii="Menlo" w:hAnsi="Menlo" w:cs="Menlo"/>
-        </w:rPr>
-        <w:t>()</w:t>
-      </w:r>
-      <w:r>
-        <w:t>.</w:t>
-      </w:r>
-    </w:p>
-    <w:p>
-      <w:r>
-        <w:rPr>
-          <w:noProof/>
-          <w14:ligatures w14:val="standardContextual"/>
-        </w:rPr>
-        <w:pict w14:anchorId="00A53F85">
-          <v:rect id="_x0000_i1027" alt="" style="width:387.95pt;height:.05pt;mso-width-percent:0;mso-height-percent:0;mso-width-percent:0;mso-height-percent:0" o:hrpct="829" o:hralign="center" o:hrstd="t" o:hr="t" fillcolor="#a0a0a0" stroked="f"/>
-        </w:pict>
-      </w:r>
-    </w:p>
-    <w:p>
-      <w:pPr>
-        <w:pStyle w:val="Heading2"/>
-      </w:pPr>
-      <w:bookmarkStart w:id="50" w:name="_Toc223364398"/>
-      <w:r>
-        <w:t xml:space="preserve">3. Double construction pour les </w:t>
-      </w:r>
-      <w:proofErr w:type="spellStart"/>
-      <w:r>
-        <w:t>users</w:t>
-      </w:r>
-      <w:proofErr w:type="spellEnd"/>
-      <w:r>
-        <w:t xml:space="preserve"> (modéré)</w:t>
-      </w:r>
-      <w:bookmarkEnd w:id="50"/>
-    </w:p>
-    <w:p>
-      <w:pPr>
-        <w:rPr>
-          <w:sz w:val="24"/>
-          <w:szCs w:val="24"/>
-        </w:rPr>
-      </w:pPr>
+        <w:t>_apply_elitys_user_to_cv_fields()</w:t>
+      </w:r>
+      <w:r>
+        <w:t> et fusionne les overrides.</w:t>
+      </w:r>
       <w:r>
         <w:rPr>
           <w:rStyle w:val="markdown-bold-text"/>
           <w:b/>
           <w:bCs/>
         </w:rPr>
-        <w:t>Où :</w:t>
-      </w:r>
-      <w:r>
-        <w:t> </w:t>
-      </w:r>
-      <w:proofErr w:type="spellStart"/>
+        <w:t>Comportement :</w:t>
+      </w:r>
+      <w:r>
+        <w:t>Le mapper générique remplit déjà beaucoup de champs (origin_code, civilite, cv_prenom, cv_nom, adresse, dates, etc.). Ensuite le mapper Elitys recalcule et écrase une partie de ces champs (civilite, cv_adresse, cv_lieu_naissance, created_at, etc.) selon </w:t>
+      </w:r>
       <w:r>
         <w:rPr>
           <w:rStyle w:val="markdown-inline-code"/>
           <w:rFonts w:ascii="Menlo" w:hAnsi="Menlo" w:cs="Menlo"/>
         </w:rPr>
-        <w:t>map_elitys_user_to_</w:t>
-      </w:r>
-      <w:proofErr w:type="gramStart"/>
-      <w:r>
-        <w:rPr>
-          <w:rStyle w:val="markdown-inline-code"/>
-          <w:rFonts w:ascii="Menlo" w:hAnsi="Menlo" w:cs="Menlo"/>
-        </w:rPr>
-        <w:t>cv</w:t>
-      </w:r>
-      <w:proofErr w:type="spellEnd"/>
-      <w:r>
-        <w:rPr>
-          <w:rStyle w:val="markdown-inline-code"/>
-          <w:rFonts w:ascii="Menlo" w:hAnsi="Menlo" w:cs="Menlo"/>
-        </w:rPr>
-        <w:t>(</w:t>
-      </w:r>
-      <w:proofErr w:type="gramEnd"/>
-      <w:r>
-        <w:rPr>
-          <w:rStyle w:val="markdown-inline-code"/>
-          <w:rFonts w:ascii="Menlo" w:hAnsi="Menlo" w:cs="Menlo"/>
-        </w:rPr>
-        <w:t>)</w:t>
-      </w:r>
-      <w:r>
-        <w:t> appelle d’abord </w:t>
-      </w:r>
-      <w:proofErr w:type="spellStart"/>
-      <w:r>
-        <w:rPr>
-          <w:rStyle w:val="markdown-inline-code"/>
-          <w:rFonts w:ascii="Menlo" w:hAnsi="Menlo" w:cs="Menlo"/>
-        </w:rPr>
-        <w:t>map_vsa_user_to_</w:t>
-      </w:r>
-      <w:proofErr w:type="gramStart"/>
-      <w:r>
-        <w:rPr>
-          <w:rStyle w:val="markdown-inline-code"/>
-          <w:rFonts w:ascii="Menlo" w:hAnsi="Menlo" w:cs="Menlo"/>
-        </w:rPr>
-        <w:t>cv</w:t>
-      </w:r>
-      <w:proofErr w:type="spellEnd"/>
-      <w:r>
-        <w:rPr>
-          <w:rStyle w:val="markdown-inline-code"/>
-          <w:rFonts w:ascii="Menlo" w:hAnsi="Menlo" w:cs="Menlo"/>
-        </w:rPr>
-        <w:t>(</w:t>
-      </w:r>
-      <w:proofErr w:type="gramEnd"/>
-      <w:r>
-        <w:rPr>
-          <w:rStyle w:val="markdown-inline-code"/>
-          <w:rFonts w:ascii="Menlo" w:hAnsi="Menlo" w:cs="Menlo"/>
-        </w:rPr>
-        <w:t>)</w:t>
-      </w:r>
-      <w:r>
-        <w:t>, puis </w:t>
-      </w:r>
-      <w:r>
-        <w:rPr>
-          <w:rStyle w:val="markdown-inline-code"/>
-          <w:rFonts w:ascii="Menlo" w:hAnsi="Menlo" w:cs="Menlo"/>
-        </w:rPr>
-        <w:t>_</w:t>
-      </w:r>
-      <w:proofErr w:type="spellStart"/>
-      <w:r>
-        <w:rPr>
-          <w:rStyle w:val="markdown-inline-code"/>
-          <w:rFonts w:ascii="Menlo" w:hAnsi="Menlo" w:cs="Menlo"/>
-        </w:rPr>
-        <w:t>apply_elitys_user_to_cv_</w:t>
-      </w:r>
-      <w:proofErr w:type="gramStart"/>
-      <w:r>
-        <w:rPr>
-          <w:rStyle w:val="markdown-inline-code"/>
-          <w:rFonts w:ascii="Menlo" w:hAnsi="Menlo" w:cs="Menlo"/>
-        </w:rPr>
-        <w:t>fields</w:t>
-      </w:r>
-      <w:proofErr w:type="spellEnd"/>
-      <w:r>
-        <w:rPr>
-          <w:rStyle w:val="markdown-inline-code"/>
-          <w:rFonts w:ascii="Menlo" w:hAnsi="Menlo" w:cs="Menlo"/>
-        </w:rPr>
-        <w:t>(</w:t>
-      </w:r>
-      <w:proofErr w:type="gramEnd"/>
-      <w:r>
-        <w:rPr>
-          <w:rStyle w:val="markdown-inline-code"/>
-          <w:rFonts w:ascii="Menlo" w:hAnsi="Menlo" w:cs="Menlo"/>
-        </w:rPr>
-        <w:t>)</w:t>
-      </w:r>
-      <w:r>
-        <w:t> et fusionne les </w:t>
-      </w:r>
-      <w:proofErr w:type="spellStart"/>
-      <w:proofErr w:type="gramStart"/>
-      <w:r>
-        <w:t>overrides.</w:t>
+        <w:t>ELITYS_FIELD_USER_TO_CV</w:t>
+      </w:r>
+      <w:r>
+        <w:t>. Donc une partie du travail est faite deux fois (générique puis Elitys).</w:t>
       </w:r>
       <w:r>
         <w:rPr>
@@ -10856,161 +7689,75 @@
           <w:b/>
           <w:bCs/>
         </w:rPr>
-        <w:t>Comportement</w:t>
-      </w:r>
-      <w:proofErr w:type="spellEnd"/>
+        <w:t>Impact :</w:t>
+      </w:r>
+      <w:r>
+        <w:t xml:space="preserve">Surtout du CPU et de la logique dupliquée. Réduire cette redondance impliquerait soit de ne pas appeler le mapper générique pour Elitys et tout faire dans un seul mapper, soit de faire le mapper générique “minimal” puis uniquement les champs Elitys. C’est un refactor plus lourd pour un gain moins évident que le cache </w:t>
+      </w:r>
+      <w:r>
+        <w:lastRenderedPageBreak/>
+        <w:t>nature/statut.</w:t>
+      </w:r>
       <w:r>
         <w:rPr>
           <w:rStyle w:val="markdown-bold-text"/>
           <w:b/>
           <w:bCs/>
         </w:rPr>
-        <w:t xml:space="preserve"> :</w:t>
-      </w:r>
-      <w:r>
-        <w:t>Le</w:t>
-      </w:r>
-      <w:proofErr w:type="gramEnd"/>
-      <w:r>
-        <w:t xml:space="preserve"> mapper générique remplit déjà beaucoup de champs (</w:t>
-      </w:r>
-      <w:proofErr w:type="spellStart"/>
-      <w:r>
-        <w:t>origin_code</w:t>
-      </w:r>
-      <w:proofErr w:type="spellEnd"/>
-      <w:r>
-        <w:t xml:space="preserve">, </w:t>
-      </w:r>
-      <w:proofErr w:type="spellStart"/>
-      <w:r>
-        <w:t>civilite</w:t>
-      </w:r>
-      <w:proofErr w:type="spellEnd"/>
-      <w:r>
-        <w:t xml:space="preserve">, </w:t>
-      </w:r>
-      <w:proofErr w:type="spellStart"/>
-      <w:r>
-        <w:t>cv_prenom</w:t>
-      </w:r>
-      <w:proofErr w:type="spellEnd"/>
-      <w:r>
-        <w:t xml:space="preserve">, </w:t>
-      </w:r>
-      <w:proofErr w:type="spellStart"/>
-      <w:r>
-        <w:t>cv_nom</w:t>
-      </w:r>
-      <w:proofErr w:type="spellEnd"/>
-      <w:r>
-        <w:t xml:space="preserve">, adresse, dates, etc.). Ensuite le mapper </w:t>
-      </w:r>
-      <w:proofErr w:type="spellStart"/>
-      <w:r>
-        <w:t>Elitys</w:t>
-      </w:r>
-      <w:proofErr w:type="spellEnd"/>
-      <w:r>
-        <w:t xml:space="preserve"> recalcule et écrase une partie de ces champs (</w:t>
-      </w:r>
-      <w:proofErr w:type="spellStart"/>
-      <w:r>
-        <w:t>civilite</w:t>
-      </w:r>
-      <w:proofErr w:type="spellEnd"/>
-      <w:r>
-        <w:t xml:space="preserve">, </w:t>
-      </w:r>
-      <w:proofErr w:type="spellStart"/>
-      <w:r>
-        <w:t>cv_adresse</w:t>
-      </w:r>
-      <w:proofErr w:type="spellEnd"/>
-      <w:r>
-        <w:t xml:space="preserve">, </w:t>
-      </w:r>
-      <w:proofErr w:type="spellStart"/>
-      <w:r>
-        <w:t>cv_lieu_naissance</w:t>
-      </w:r>
-      <w:proofErr w:type="spellEnd"/>
-      <w:r>
-        <w:t xml:space="preserve">, </w:t>
-      </w:r>
-      <w:proofErr w:type="spellStart"/>
-      <w:r>
-        <w:t>created_at</w:t>
-      </w:r>
-      <w:proofErr w:type="spellEnd"/>
-      <w:r>
-        <w:t>, etc.) selon </w:t>
-      </w:r>
-      <w:r>
-        <w:rPr>
-          <w:rStyle w:val="markdown-inline-code"/>
-          <w:rFonts w:ascii="Menlo" w:hAnsi="Menlo" w:cs="Menlo"/>
-        </w:rPr>
-        <w:t>ELITYS_FIELD_USER_TO_CV</w:t>
-      </w:r>
-      <w:r>
-        <w:t xml:space="preserve">. Donc une partie du travail est faite deux fois (générique puis </w:t>
-      </w:r>
-      <w:proofErr w:type="spellStart"/>
-      <w:r>
-        <w:t>Elitys</w:t>
-      </w:r>
-      <w:proofErr w:type="spellEnd"/>
-      <w:proofErr w:type="gramStart"/>
-      <w:r>
-        <w:t>).</w:t>
-      </w:r>
+        <w:t>Piste (optionnelle) :</w:t>
+      </w:r>
+      <w:r>
+        <w:t>À moyen terme, envisager un flux “user Elitys” qui ne fait qu’un seul passage (un seul mapper ou générique minimal + overlay plus ciblé) pour éviter de recalculer les mêmes champs.</w:t>
+      </w:r>
+    </w:p>
+    <w:p>
+      <w:r>
+        <w:rPr>
+          <w:noProof/>
+          <w14:ligatures w14:val="standardContextual"/>
+        </w:rPr>
+        <w:pict w14:anchorId="1E894B5B">
+          <v:rect id="_x0000_i1026" alt="" style="width:376.25pt;height:.05pt;mso-width-percent:0;mso-height-percent:0;mso-width-percent:0;mso-height-percent:0" o:hrpct="804" o:hralign="center" o:hrstd="t" o:hr="t" fillcolor="#a0a0a0" stroked="f"/>
+        </w:pict>
+      </w:r>
+    </w:p>
+    <w:p>
+      <w:pPr>
+        <w:pStyle w:val="Heading2"/>
+      </w:pPr>
+      <w:bookmarkStart w:id="53" w:name="_Toc223364399"/>
+      <w:r>
+        <w:t>4. Parsing de dates répété</w:t>
+      </w:r>
+      <w:bookmarkEnd w:id="53"/>
+    </w:p>
+    <w:p>
+      <w:pPr>
+        <w:rPr>
+          <w:sz w:val="24"/>
+          <w:szCs w:val="24"/>
+        </w:rPr>
+      </w:pPr>
       <w:r>
         <w:rPr>
           <w:rStyle w:val="markdown-bold-text"/>
           <w:b/>
           <w:bCs/>
         </w:rPr>
-        <w:t>Impact :</w:t>
-      </w:r>
-      <w:r>
-        <w:t>Surtout</w:t>
-      </w:r>
-      <w:proofErr w:type="gramEnd"/>
-      <w:r>
-        <w:t xml:space="preserve"> du CPU et de la logique dupliquée. Réduire cette redondance impliquerait soit de ne pas appeler le mapper générique pour </w:t>
-      </w:r>
-      <w:proofErr w:type="spellStart"/>
-      <w:r>
-        <w:t>Elitys</w:t>
-      </w:r>
-      <w:proofErr w:type="spellEnd"/>
-      <w:r>
-        <w:t xml:space="preserve"> et tout faire dans un seul mapper, soit de faire le mapper générique “minimal” puis uniquement les champs </w:t>
-      </w:r>
-      <w:proofErr w:type="spellStart"/>
-      <w:r>
-        <w:t>Elitys</w:t>
-      </w:r>
-      <w:proofErr w:type="spellEnd"/>
-      <w:r>
-        <w:t xml:space="preserve">. C’est un </w:t>
-      </w:r>
-      <w:proofErr w:type="spellStart"/>
-      <w:r>
-        <w:t>refactor</w:t>
-      </w:r>
-      <w:proofErr w:type="spellEnd"/>
-      <w:r>
-        <w:t xml:space="preserve"> plus lourd pour un gain moins évident que le cache </w:t>
-      </w:r>
-      <w:r>
-        <w:lastRenderedPageBreak/>
-        <w:t>nature/</w:t>
-      </w:r>
-      <w:proofErr w:type="spellStart"/>
-      <w:r>
-        <w:t>statut.</w:t>
+        <w:t>Où :</w:t>
+      </w:r>
+      <w:r>
+        <w:t> </w:t>
+      </w:r>
+      <w:r>
+        <w:rPr>
+          <w:rStyle w:val="markdown-inline-code"/>
+          <w:rFonts w:ascii="Menlo" w:hAnsi="Menlo" w:cs="Menlo"/>
+        </w:rPr>
+        <w:t>parse_date_without_time_if_midnight()</w:t>
+      </w:r>
+      <w:r>
+        <w:t> est appelée de nombreuses fois par item (created_at, cv_date_naissance, cv_date_entree, cv_date_diplome, etc.) dans les mappers génériques et Elitys.</w:t>
       </w:r>
       <w:r>
         <w:rPr>
@@ -11018,40 +7765,51 @@
           <w:b/>
           <w:bCs/>
         </w:rPr>
-        <w:t>Piste</w:t>
-      </w:r>
-      <w:proofErr w:type="spellEnd"/>
+        <w:t>Comportement :</w:t>
+      </w:r>
+      <w:r>
+        <w:t>Même valeur VSA (ex. </w:t>
+      </w:r>
+      <w:r>
+        <w:rPr>
+          <w:rStyle w:val="markdown-inline-code"/>
+          <w:rFonts w:ascii="Menlo" w:hAnsi="Menlo" w:cs="Menlo"/>
+        </w:rPr>
+        <w:t>"2019-10-29T00:00:00"</w:t>
+      </w:r>
+      <w:r>
+        <w:t>) peut être reparsée pour plusieurs champs ou pour plusieurs items. Chaque appel fait un </w:t>
+      </w:r>
+      <w:r>
+        <w:rPr>
+          <w:rStyle w:val="markdown-inline-code"/>
+          <w:rFonts w:ascii="Menlo" w:hAnsi="Menlo" w:cs="Menlo"/>
+        </w:rPr>
+        <w:t>datetime.fromisoformat()</w:t>
+      </w:r>
+      <w:r>
+        <w:t>.</w:t>
+      </w:r>
       <w:r>
         <w:rPr>
           <w:rStyle w:val="markdown-bold-text"/>
           <w:b/>
           <w:bCs/>
         </w:rPr>
-        <w:t> (optionnelle)</w:t>
-      </w:r>
-      <w:proofErr w:type="gramStart"/>
-      <w:r>
-        <w:rPr>
-          <w:rStyle w:val="markdown-bold-text"/>
-          <w:b/>
-          <w:bCs/>
-        </w:rPr>
-        <w:t> :</w:t>
-      </w:r>
-      <w:r>
-        <w:t>À</w:t>
-      </w:r>
-      <w:proofErr w:type="gramEnd"/>
-      <w:r>
-        <w:t xml:space="preserve"> moyen terme, envisager un flux “user </w:t>
-      </w:r>
-      <w:proofErr w:type="spellStart"/>
-      <w:r>
-        <w:t>Elitys</w:t>
-      </w:r>
-      <w:proofErr w:type="spellEnd"/>
-      <w:r>
-        <w:t>” qui ne fait qu’un seul passage (un seul mapper ou générique minimal + overlay plus ciblé) pour éviter de recalculer les mêmes champs.</w:t>
+        <w:t>Piste (optionnelle) :</w:t>
+      </w:r>
+      <w:r>
+        <w:t>Introduire un petit cache (dict) </w:t>
+      </w:r>
+      <w:r>
+        <w:rPr>
+          <w:rStyle w:val="markdown-inline-code"/>
+          <w:rFonts w:ascii="Menlo" w:hAnsi="Menlo" w:cs="Menlo"/>
+        </w:rPr>
+        <w:t>date_str → date</w:t>
+      </w:r>
+      <w:r>
+        <w:t> (ou datetime) par item ou partagé (avec limite de taille), pour éviter de reparser la même chaîne. Gain potentiel modéré, à valider par un petit test ciblé.</w:t>
       </w:r>
     </w:p>
     <w:p>
@@ -11060,8 +7818,8 @@
           <w:noProof/>
           <w14:ligatures w14:val="standardContextual"/>
         </w:rPr>
-        <w:pict w14:anchorId="1E894B5B">
-          <v:rect id="_x0000_i1026" alt="" style="width:387.95pt;height:.05pt;mso-width-percent:0;mso-height-percent:0;mso-width-percent:0;mso-height-percent:0" o:hrpct="829" o:hralign="center" o:hrstd="t" o:hr="t" fillcolor="#a0a0a0" stroked="f"/>
+        <w:pict w14:anchorId="4F1A3C48">
+          <v:rect id="_x0000_i1025" alt="" style="width:376.25pt;height:.05pt;mso-width-percent:0;mso-height-percent:0;mso-width-percent:0;mso-height-percent:0" o:hrpct="804" o:hralign="center" o:hrstd="t" o:hr="t" fillcolor="#a0a0a0" stroked="f"/>
         </w:pict>
       </w:r>
     </w:p>
@@ -11069,299 +7827,11 @@
       <w:pPr>
         <w:pStyle w:val="Heading2"/>
       </w:pPr>
-      <w:bookmarkStart w:id="51" w:name="_Toc223364399"/>
-      <w:r>
-        <w:t xml:space="preserve">4. </w:t>
-      </w:r>
-      <w:proofErr w:type="spellStart"/>
-      <w:r>
-        <w:t>Parsing</w:t>
-      </w:r>
-      <w:proofErr w:type="spellEnd"/>
-      <w:r>
-        <w:t xml:space="preserve"> de </w:t>
-      </w:r>
-      <w:proofErr w:type="gramStart"/>
-      <w:r>
-        <w:t>dates répété</w:t>
-      </w:r>
-      <w:bookmarkEnd w:id="51"/>
-      <w:proofErr w:type="gramEnd"/>
-    </w:p>
-    <w:p>
-      <w:pPr>
-        <w:rPr>
-          <w:sz w:val="24"/>
-          <w:szCs w:val="24"/>
-        </w:rPr>
-      </w:pPr>
-      <w:r>
-        <w:rPr>
-          <w:rStyle w:val="markdown-bold-text"/>
-          <w:b/>
-          <w:bCs/>
-        </w:rPr>
-        <w:t>Où :</w:t>
-      </w:r>
-      <w:r>
-        <w:t> </w:t>
-      </w:r>
-      <w:proofErr w:type="spellStart"/>
-      <w:r>
-        <w:rPr>
-          <w:rStyle w:val="markdown-inline-code"/>
-          <w:rFonts w:ascii="Menlo" w:hAnsi="Menlo" w:cs="Menlo"/>
-        </w:rPr>
-        <w:t>parse_date_without_time_if_</w:t>
-      </w:r>
-      <w:proofErr w:type="gramStart"/>
-      <w:r>
-        <w:rPr>
-          <w:rStyle w:val="markdown-inline-code"/>
-          <w:rFonts w:ascii="Menlo" w:hAnsi="Menlo" w:cs="Menlo"/>
-        </w:rPr>
-        <w:t>midnight</w:t>
-      </w:r>
-      <w:proofErr w:type="spellEnd"/>
-      <w:r>
-        <w:rPr>
-          <w:rStyle w:val="markdown-inline-code"/>
-          <w:rFonts w:ascii="Menlo" w:hAnsi="Menlo" w:cs="Menlo"/>
-        </w:rPr>
-        <w:t>(</w:t>
-      </w:r>
-      <w:proofErr w:type="gramEnd"/>
-      <w:r>
-        <w:rPr>
-          <w:rStyle w:val="markdown-inline-code"/>
-          <w:rFonts w:ascii="Menlo" w:hAnsi="Menlo" w:cs="Menlo"/>
-        </w:rPr>
-        <w:t>)</w:t>
-      </w:r>
-      <w:r>
-        <w:t> est appelée de nombreuses fois par item (</w:t>
-      </w:r>
-      <w:proofErr w:type="spellStart"/>
-      <w:r>
-        <w:t>created_at</w:t>
-      </w:r>
-      <w:proofErr w:type="spellEnd"/>
-      <w:r>
-        <w:t xml:space="preserve">, </w:t>
-      </w:r>
-      <w:proofErr w:type="spellStart"/>
-      <w:r>
-        <w:t>cv_date_naissance</w:t>
-      </w:r>
-      <w:proofErr w:type="spellEnd"/>
-      <w:r>
-        <w:t xml:space="preserve">, </w:t>
-      </w:r>
-      <w:proofErr w:type="spellStart"/>
-      <w:r>
-        <w:t>cv_date_entree</w:t>
-      </w:r>
-      <w:proofErr w:type="spellEnd"/>
-      <w:r>
-        <w:t xml:space="preserve">, </w:t>
-      </w:r>
-      <w:proofErr w:type="spellStart"/>
-      <w:r>
-        <w:t>cv_date_diplome</w:t>
-      </w:r>
-      <w:proofErr w:type="spellEnd"/>
-      <w:r>
-        <w:t xml:space="preserve">, etc.) dans les </w:t>
-      </w:r>
-      <w:proofErr w:type="spellStart"/>
-      <w:r>
-        <w:t>mappers</w:t>
-      </w:r>
-      <w:proofErr w:type="spellEnd"/>
-      <w:r>
-        <w:t xml:space="preserve"> génériques et </w:t>
-      </w:r>
-      <w:proofErr w:type="spellStart"/>
-      <w:r>
-        <w:t>Elitys.</w:t>
-      </w:r>
-      <w:r>
-        <w:rPr>
-          <w:rStyle w:val="markdown-bold-text"/>
-          <w:b/>
-          <w:bCs/>
-        </w:rPr>
-        <w:t>Comportement</w:t>
-      </w:r>
-      <w:proofErr w:type="spellEnd"/>
-      <w:proofErr w:type="gramStart"/>
-      <w:r>
-        <w:rPr>
-          <w:rStyle w:val="markdown-bold-text"/>
-          <w:b/>
-          <w:bCs/>
-        </w:rPr>
-        <w:t> :</w:t>
-      </w:r>
-      <w:r>
-        <w:t>Même</w:t>
-      </w:r>
-      <w:proofErr w:type="gramEnd"/>
-      <w:r>
-        <w:t xml:space="preserve"> valeur VSA (ex. </w:t>
-      </w:r>
-      <w:r>
-        <w:rPr>
-          <w:rStyle w:val="markdown-inline-code"/>
-          <w:rFonts w:ascii="Menlo" w:hAnsi="Menlo" w:cs="Menlo"/>
-        </w:rPr>
-        <w:t>"2019-10-29T</w:t>
-      </w:r>
-      <w:proofErr w:type="gramStart"/>
-      <w:r>
-        <w:rPr>
-          <w:rStyle w:val="markdown-inline-code"/>
-          <w:rFonts w:ascii="Menlo" w:hAnsi="Menlo" w:cs="Menlo"/>
-        </w:rPr>
-        <w:t>00:00:</w:t>
-      </w:r>
-      <w:proofErr w:type="gramEnd"/>
-      <w:r>
-        <w:rPr>
-          <w:rStyle w:val="markdown-inline-code"/>
-          <w:rFonts w:ascii="Menlo" w:hAnsi="Menlo" w:cs="Menlo"/>
-        </w:rPr>
-        <w:t>00"</w:t>
-      </w:r>
-      <w:r>
-        <w:t xml:space="preserve">) peut être </w:t>
-      </w:r>
-      <w:proofErr w:type="spellStart"/>
-      <w:r>
-        <w:t>reparsée</w:t>
-      </w:r>
-      <w:proofErr w:type="spellEnd"/>
-      <w:r>
-        <w:t xml:space="preserve"> pour plusieurs champs ou pour plusieurs items. Chaque appel fait un </w:t>
-      </w:r>
-      <w:proofErr w:type="spellStart"/>
-      <w:proofErr w:type="gramStart"/>
-      <w:r>
-        <w:rPr>
-          <w:rStyle w:val="markdown-inline-code"/>
-          <w:rFonts w:ascii="Menlo" w:hAnsi="Menlo" w:cs="Menlo"/>
-        </w:rPr>
-        <w:t>datetime.fromisoformat</w:t>
-      </w:r>
-      <w:proofErr w:type="spellEnd"/>
-      <w:proofErr w:type="gramEnd"/>
-      <w:r>
-        <w:rPr>
-          <w:rStyle w:val="markdown-inline-code"/>
-          <w:rFonts w:ascii="Menlo" w:hAnsi="Menlo" w:cs="Menlo"/>
-        </w:rPr>
-        <w:t>(</w:t>
-      </w:r>
-      <w:proofErr w:type="gramStart"/>
-      <w:r>
-        <w:rPr>
-          <w:rStyle w:val="markdown-inline-code"/>
-          <w:rFonts w:ascii="Menlo" w:hAnsi="Menlo" w:cs="Menlo"/>
-        </w:rPr>
-        <w:t>)</w:t>
-      </w:r>
-      <w:r>
-        <w:t>.</w:t>
-      </w:r>
-      <w:r>
-        <w:rPr>
-          <w:rStyle w:val="markdown-bold-text"/>
-          <w:b/>
-          <w:bCs/>
-        </w:rPr>
-        <w:t>Piste</w:t>
-      </w:r>
-      <w:proofErr w:type="gramEnd"/>
-      <w:r>
-        <w:rPr>
-          <w:rStyle w:val="markdown-bold-text"/>
-          <w:b/>
-          <w:bCs/>
-        </w:rPr>
-        <w:t xml:space="preserve"> (optionnelle)</w:t>
-      </w:r>
-      <w:proofErr w:type="gramStart"/>
-      <w:r>
-        <w:rPr>
-          <w:rStyle w:val="markdown-bold-text"/>
-          <w:b/>
-          <w:bCs/>
-        </w:rPr>
-        <w:t xml:space="preserve"> :</w:t>
-      </w:r>
-      <w:r>
-        <w:t>Introduire</w:t>
-      </w:r>
-      <w:proofErr w:type="gramEnd"/>
-      <w:r>
-        <w:t xml:space="preserve"> un petit cache (dict) </w:t>
-      </w:r>
-      <w:proofErr w:type="spellStart"/>
-      <w:r>
-        <w:rPr>
-          <w:rStyle w:val="markdown-inline-code"/>
-          <w:rFonts w:ascii="Menlo" w:hAnsi="Menlo" w:cs="Menlo"/>
-        </w:rPr>
-        <w:t>date_str</w:t>
-      </w:r>
-      <w:proofErr w:type="spellEnd"/>
-      <w:r>
-        <w:rPr>
-          <w:rStyle w:val="markdown-inline-code"/>
-          <w:rFonts w:ascii="Menlo" w:hAnsi="Menlo" w:cs="Menlo"/>
-        </w:rPr>
-        <w:t xml:space="preserve"> → date</w:t>
-      </w:r>
-      <w:r>
-        <w:t xml:space="preserve"> (ou </w:t>
-      </w:r>
-      <w:proofErr w:type="spellStart"/>
-      <w:r>
-        <w:t>datetime</w:t>
-      </w:r>
-      <w:proofErr w:type="spellEnd"/>
-      <w:r>
-        <w:t xml:space="preserve">) par item ou partagé (avec limite de taille), pour éviter de </w:t>
-      </w:r>
-      <w:proofErr w:type="spellStart"/>
-      <w:r>
-        <w:t>reparser</w:t>
-      </w:r>
-      <w:proofErr w:type="spellEnd"/>
-      <w:r>
-        <w:t xml:space="preserve"> la même chaîne. Gain potentiel modéré, à valider par un petit test ciblé.</w:t>
-      </w:r>
-    </w:p>
-    <w:p>
-      <w:r>
-        <w:rPr>
-          <w:noProof/>
-          <w14:ligatures w14:val="standardContextual"/>
-        </w:rPr>
-        <w:pict w14:anchorId="4F1A3C48">
-          <v:rect id="_x0000_i1025" alt="" style="width:387.95pt;height:.05pt;mso-width-percent:0;mso-height-percent:0;mso-width-percent:0;mso-height-percent:0" o:hrpct="829" o:hralign="center" o:hrstd="t" o:hr="t" fillcolor="#a0a0a0" stroked="f"/>
-        </w:pict>
-      </w:r>
-    </w:p>
-    <w:p>
-      <w:pPr>
-        <w:pStyle w:val="Heading2"/>
-      </w:pPr>
-      <w:bookmarkStart w:id="52" w:name="_Toc223364400"/>
+      <w:bookmarkStart w:id="54" w:name="_Toc223364400"/>
       <w:r>
         <w:t>5. Résumé des priorités</w:t>
       </w:r>
-      <w:bookmarkEnd w:id="52"/>
+      <w:bookmarkEnd w:id="54"/>
     </w:p>
     <w:tbl>
       <w:tblPr>
@@ -11512,7 +7982,6 @@
             <w:r>
               <w:t>Requêtes DB par item dans </w:t>
             </w:r>
-            <w:proofErr w:type="spellStart"/>
             <w:r>
               <w:rPr>
                 <w:rStyle w:val="markdown-inline-code"/>
@@ -11520,7 +7989,6 @@
               </w:rPr>
               <w:t>get_elitys_cv_nature_and_statut_ids</w:t>
             </w:r>
-            <w:proofErr w:type="spellEnd"/>
           </w:p>
         </w:tc>
         <w:tc>
@@ -11545,71 +8013,7 @@
                 <w:rStyle w:val="markdown-inline-code"/>
                 <w:rFonts w:ascii="Menlo" w:hAnsi="Menlo" w:cs="Menlo"/>
               </w:rPr>
-              <w:t>(</w:t>
-            </w:r>
-            <w:proofErr w:type="spellStart"/>
-            <w:r>
-              <w:rPr>
-                <w:rStyle w:val="markdown-inline-code"/>
-                <w:rFonts w:ascii="Menlo" w:hAnsi="Menlo" w:cs="Menlo"/>
-              </w:rPr>
-              <w:t>nature_nom</w:t>
-            </w:r>
-            <w:proofErr w:type="spellEnd"/>
-            <w:r>
-              <w:rPr>
-                <w:rStyle w:val="markdown-inline-code"/>
-                <w:rFonts w:ascii="Menlo" w:hAnsi="Menlo" w:cs="Menlo"/>
-              </w:rPr>
-              <w:t xml:space="preserve">, </w:t>
-            </w:r>
-            <w:proofErr w:type="spellStart"/>
-            <w:r>
-              <w:rPr>
-                <w:rStyle w:val="markdown-inline-code"/>
-                <w:rFonts w:ascii="Menlo" w:hAnsi="Menlo" w:cs="Menlo"/>
-              </w:rPr>
-              <w:t>statut_nom</w:t>
-            </w:r>
-            <w:proofErr w:type="spellEnd"/>
-            <w:r>
-              <w:rPr>
-                <w:rStyle w:val="markdown-inline-code"/>
-                <w:rFonts w:ascii="Menlo" w:hAnsi="Menlo" w:cs="Menlo"/>
-              </w:rPr>
-              <w:t>) → (</w:t>
-            </w:r>
-            <w:proofErr w:type="spellStart"/>
-            <w:r>
-              <w:rPr>
-                <w:rStyle w:val="markdown-inline-code"/>
-                <w:rFonts w:ascii="Menlo" w:hAnsi="Menlo" w:cs="Menlo"/>
-              </w:rPr>
-              <w:t>nature_id</w:t>
-            </w:r>
-            <w:proofErr w:type="spellEnd"/>
-            <w:r>
-              <w:rPr>
-                <w:rStyle w:val="markdown-inline-code"/>
-                <w:rFonts w:ascii="Menlo" w:hAnsi="Menlo" w:cs="Menlo"/>
-              </w:rPr>
-              <w:t xml:space="preserve">, </w:t>
-            </w:r>
-            <w:proofErr w:type="spellStart"/>
-            <w:r>
-              <w:rPr>
-                <w:rStyle w:val="markdown-inline-code"/>
-                <w:rFonts w:ascii="Menlo" w:hAnsi="Menlo" w:cs="Menlo"/>
-              </w:rPr>
-              <w:t>statut_id</w:t>
-            </w:r>
-            <w:proofErr w:type="spellEnd"/>
-            <w:r>
-              <w:rPr>
-                <w:rStyle w:val="markdown-inline-code"/>
-                <w:rFonts w:ascii="Menlo" w:hAnsi="Menlo" w:cs="Menlo"/>
-              </w:rPr>
-              <w:t>)</w:t>
+              <w:t>(nature_nom, statut_nom) → (nature_id, statut_id)</w:t>
             </w:r>
             <w:r>
               <w:t> précalculé avant la boucle</w:t>
@@ -11700,34 +8104,15 @@
             <w:r>
               <w:t>Dict inverse </w:t>
             </w:r>
-            <w:proofErr w:type="spellStart"/>
-            <w:proofErr w:type="gramStart"/>
             <w:r>
               <w:rPr>
                 <w:rStyle w:val="markdown-inline-code"/>
                 <w:rFonts w:ascii="Menlo" w:hAnsi="Menlo" w:cs="Menlo"/>
               </w:rPr>
-              <w:t>desc.lower</w:t>
-            </w:r>
-            <w:proofErr w:type="spellEnd"/>
-            <w:proofErr w:type="gramEnd"/>
-            <w:r>
-              <w:rPr>
-                <w:rStyle w:val="markdown-inline-code"/>
-                <w:rFonts w:ascii="Menlo" w:hAnsi="Menlo" w:cs="Menlo"/>
-              </w:rPr>
-              <w:t>() → (nature, statut)</w:t>
+              <w:t>desc.lower() → (nature, statut)</w:t>
             </w:r>
             <w:r>
-              <w:t xml:space="preserve"> précalculé, </w:t>
-            </w:r>
-            <w:proofErr w:type="spellStart"/>
-            <w:r>
-              <w:t>lookup</w:t>
-            </w:r>
-            <w:proofErr w:type="spellEnd"/>
-            <w:r>
-              <w:t xml:space="preserve"> direct</w:t>
+              <w:t> précalculé, lookup direct</w:t>
             </w:r>
           </w:p>
         </w:tc>
@@ -11794,15 +8179,7 @@
           </w:tcPr>
           <w:p>
             <w:r>
-              <w:t xml:space="preserve">Double construction user (générique + </w:t>
-            </w:r>
-            <w:proofErr w:type="spellStart"/>
-            <w:r>
-              <w:t>Elitys</w:t>
-            </w:r>
-            <w:proofErr w:type="spellEnd"/>
-            <w:r>
-              <w:t>)</w:t>
+              <w:t>Double construction user (générique + Elitys)</w:t>
             </w:r>
           </w:p>
         </w:tc>
@@ -11820,13 +8197,8 @@
             <w:hideMark/>
           </w:tcPr>
           <w:p>
-            <w:proofErr w:type="spellStart"/>
             <w:r>
-              <w:t>Refactor</w:t>
-            </w:r>
-            <w:proofErr w:type="spellEnd"/>
-            <w:r>
-              <w:t xml:space="preserve"> éventuel : un seul parcours ou overlay plus fin</w:t>
+              <w:t>Refactor éventuel : un seul parcours ou overlay plus fin</w:t>
             </w:r>
           </w:p>
         </w:tc>
@@ -11898,13 +8270,8 @@
             <w:hideMark/>
           </w:tcPr>
           <w:p>
-            <w:proofErr w:type="spellStart"/>
             <w:r>
-              <w:t>Parsing</w:t>
-            </w:r>
-            <w:proofErr w:type="spellEnd"/>
-            <w:r>
-              <w:t xml:space="preserve"> de dates répété</w:t>
+              <w:t>Parsing de dates répété</w:t>
             </w:r>
           </w:p>
         </w:tc>
@@ -11926,15 +8293,7 @@
           </w:tcPr>
           <w:p>
             <w:r>
-              <w:t xml:space="preserve">Petit cache de </w:t>
-            </w:r>
-            <w:proofErr w:type="spellStart"/>
-            <w:r>
-              <w:t>parsing</w:t>
-            </w:r>
-            <w:proofErr w:type="spellEnd"/>
-            <w:r>
-              <w:t xml:space="preserve"> (optionnel)</w:t>
+              <w:t>Petit cache de parsing (optionnel)</w:t>
             </w:r>
           </w:p>
         </w:tc>
@@ -11965,15 +8324,7 @@
     </w:tbl>
     <w:p>
       <w:r>
-        <w:t>En pratique, la mesure “mapping = 334 s” devrait déjà inclure le coût des requêtes nature/statut ; en les supprimant via le cache, on peut espérer une baisse importante du temps de mapping (et éventuellement un peu moins de charge dans “autre” si des flushes/</w:t>
-      </w:r>
-      <w:proofErr w:type="spellStart"/>
-      <w:r>
-        <w:t>side-effects</w:t>
-      </w:r>
-      <w:proofErr w:type="spellEnd"/>
-      <w:r>
-        <w:t xml:space="preserve"> venaient de là).Si tu veux, la prochaine étape peut être d’implémenter </w:t>
+        <w:t>En pratique, la mesure “mapping = 334 s” devrait déjà inclure le coût des requêtes nature/statut ; en les supprimant via le cache, on peut espérer une baisse importante du temps de mapping (et éventuellement un peu moins de charge dans “autre” si des flushes/side-effects venaient de là).Si tu veux, la prochaine étape peut être d’implémenter </w:t>
       </w:r>
       <w:r>
         <w:rPr>
@@ -11984,23 +8335,7 @@
         <w:t>uniquement</w:t>
       </w:r>
       <w:r>
-        <w:t> le cache (</w:t>
-      </w:r>
-      <w:proofErr w:type="spellStart"/>
-      <w:r>
-        <w:t>nature_nom</w:t>
-      </w:r>
-      <w:proofErr w:type="spellEnd"/>
-      <w:r>
-        <w:t xml:space="preserve">, </w:t>
-      </w:r>
-      <w:proofErr w:type="spellStart"/>
-      <w:r>
-        <w:t>statut_nom</w:t>
-      </w:r>
-      <w:proofErr w:type="spellEnd"/>
-      <w:r>
-        <w:t xml:space="preserve">) </w:t>
+        <w:t xml:space="preserve"> le cache (nature_nom, statut_nom) </w:t>
       </w:r>
       <w:r>
         <w:rPr>
@@ -12009,23 +8344,7 @@
         <w:t>→</w:t>
       </w:r>
       <w:r>
-        <w:t> (</w:t>
-      </w:r>
-      <w:proofErr w:type="spellStart"/>
-      <w:r>
-        <w:t>nature_id</w:t>
-      </w:r>
-      <w:proofErr w:type="spellEnd"/>
-      <w:r>
-        <w:t xml:space="preserve">, </w:t>
-      </w:r>
-      <w:proofErr w:type="spellStart"/>
-      <w:r>
-        <w:t>statut_id</w:t>
-      </w:r>
-      <w:proofErr w:type="spellEnd"/>
-      <w:r>
-        <w:t>) et de remesurer, puis d’ajouter le dict inverse pour le statut VSA si le gain est encore insuffisant.</w:t>
+        <w:t> (nature_id, statut_id) et de remesurer, puis d’ajouter le dict inverse pour le statut VSA si le gain est encore insuffisant.</w:t>
       </w:r>
     </w:p>
     <w:p/>
@@ -12034,74 +8353,19 @@
     <w:p/>
     <w:p>
       <w:r>
-        <w:t>[</w:t>
-      </w:r>
-      <w:proofErr w:type="spellStart"/>
-      <w:proofErr w:type="gramStart"/>
-      <w:r>
-        <w:t>sync</w:t>
-      </w:r>
-      <w:proofErr w:type="gramEnd"/>
-      <w:r>
-        <w:t>_cvs_bulk_polars</w:t>
-      </w:r>
-      <w:proofErr w:type="spellEnd"/>
-      <w:r>
-        <w:t>] Boucle CV terminée (47564 items parcourus)</w:t>
-      </w:r>
-    </w:p>
-    <w:p>
-      <w:r>
-        <w:t>[</w:t>
-      </w:r>
-      <w:proofErr w:type="spellStart"/>
-      <w:proofErr w:type="gramStart"/>
-      <w:r>
-        <w:t>sync</w:t>
-      </w:r>
-      <w:proofErr w:type="gramEnd"/>
-      <w:r>
-        <w:t>_cvs_bulk_polars</w:t>
-      </w:r>
-      <w:proofErr w:type="spellEnd"/>
-      <w:r>
-        <w:t xml:space="preserve">] [Audit boucle] mapping=334.5s update=132.7s </w:t>
-      </w:r>
-      <w:proofErr w:type="spellStart"/>
-      <w:r>
-        <w:t>create</w:t>
-      </w:r>
-      <w:proofErr w:type="spellEnd"/>
-      <w:r>
-        <w:t>=0.4s PDF=29.9s commit=5.7s autre=271.3s (total boucle=774.3s)</w:t>
+        <w:t>[sync_cvs_bulk_polars] Boucle CV terminée (47564 items parcourus)</w:t>
+      </w:r>
+    </w:p>
+    <w:p>
+      <w:r>
+        <w:t>[sync_cvs_bulk_polars] [Audit boucle] mapping=334.5s update=132.7s create=0.4s PDF=29.9s commit=5.7s autre=271.3s (total boucle=774.3s)</w:t>
       </w:r>
     </w:p>
     <w:p/>
     <w:p/>
     <w:p>
       <w:r>
-        <w:t>[</w:t>
-      </w:r>
-      <w:proofErr w:type="spellStart"/>
-      <w:proofErr w:type="gramStart"/>
-      <w:r>
-        <w:t>sync</w:t>
-      </w:r>
-      <w:proofErr w:type="gramEnd"/>
-      <w:r>
-        <w:t>_cvs_bulk_polars</w:t>
-      </w:r>
-      <w:proofErr w:type="spellEnd"/>
-      <w:r>
-        <w:t xml:space="preserve">] [Audit boucle] mapping=6.2s update=225.4s </w:t>
-      </w:r>
-      <w:proofErr w:type="spellStart"/>
-      <w:r>
-        <w:t>create</w:t>
-      </w:r>
-      <w:proofErr w:type="spellEnd"/>
-      <w:r>
-        <w:t>=0.4s PDF=32.0s commit=5.7s autre=258.6s (total boucle=528.1s)</w:t>
+        <w:t>[sync_cvs_bulk_polars] [Audit boucle] mapping=6.2s update=225.4s create=0.4s PDF=32.0s commit=5.7s autre=258.6s (total boucle=528.1s)</w:t>
       </w:r>
     </w:p>
     <w:sectPr>

--- a/Engineering/API/VSA_reader_v2.docx
+++ b/Engineering/API/VSA_reader_v2.docx
@@ -138,11 +138,13 @@
                             <w:pPr>
                               <w:rPr>
                                 <w:rStyle w:val="Strong"/>
+                                <w:rFonts w:ascii="Helvetica Neue" w:hAnsi="Helvetica Neue"/>
                               </w:rPr>
                             </w:pPr>
                             <w:r>
                               <w:rPr>
                                 <w:rStyle w:val="Strong"/>
+                                <w:rFonts w:ascii="Helvetica Neue" w:hAnsi="Helvetica Neue"/>
                               </w:rPr>
                               <w:t>API VSA</w:t>
                             </w:r>
@@ -192,11 +194,13 @@
                       <w:pPr>
                         <w:rPr>
                           <w:rStyle w:val="Strong"/>
+                          <w:rFonts w:ascii="Helvetica Neue" w:hAnsi="Helvetica Neue"/>
                         </w:rPr>
                       </w:pPr>
                       <w:r>
                         <w:rPr>
                           <w:rStyle w:val="Strong"/>
+                          <w:rFonts w:ascii="Helvetica Neue" w:hAnsi="Helvetica Neue"/>
                         </w:rPr>
                         <w:t>API VSA</w:t>
                       </w:r>
@@ -355,7 +359,77 @@
     <w:p/>
     <w:p/>
     <w:p/>
-    <w:p>
+    <w:p/>
+    <w:p/>
+    <w:p>
+      <w:pPr>
+        <w:pStyle w:val="Quote"/>
+      </w:pPr>
+    </w:p>
+    <w:p>
+      <w:pPr>
+        <w:pStyle w:val="Quote"/>
+      </w:pPr>
+    </w:p>
+    <w:p>
+      <w:pPr>
+        <w:pStyle w:val="Quote"/>
+      </w:pPr>
+    </w:p>
+    <w:p>
+      <w:pPr>
+        <w:pStyle w:val="Quote"/>
+      </w:pPr>
+    </w:p>
+    <w:p>
+      <w:pPr>
+        <w:pStyle w:val="Quote"/>
+      </w:pPr>
+    </w:p>
+    <w:p>
+      <w:pPr>
+        <w:pStyle w:val="Quote"/>
+      </w:pPr>
+    </w:p>
+    <w:p>
+      <w:pPr>
+        <w:pStyle w:val="Quote"/>
+      </w:pPr>
+    </w:p>
+    <w:p>
+      <w:pPr>
+        <w:pStyle w:val="Quote"/>
+      </w:pPr>
+    </w:p>
+    <w:p>
+      <w:pPr>
+        <w:pStyle w:val="Quote"/>
+      </w:pPr>
+    </w:p>
+    <w:p>
+      <w:pPr>
+        <w:pStyle w:val="Quote"/>
+      </w:pPr>
+    </w:p>
+    <w:p>
+      <w:pPr>
+        <w:pStyle w:val="Quote"/>
+      </w:pPr>
+    </w:p>
+    <w:p>
+      <w:pPr>
+        <w:pStyle w:val="Quote"/>
+      </w:pPr>
+    </w:p>
+    <w:p>
+      <w:pPr>
+        <w:pStyle w:val="Quote"/>
+      </w:pPr>
+    </w:p>
+    <w:p>
+      <w:pPr>
+        <w:pStyle w:val="Quote"/>
+      </w:pPr>
       <w:r>
         <w:rPr>
           <w:noProof/>
@@ -363,155 +437,13 @@
         <mc:AlternateContent>
           <mc:Choice Requires="wps">
             <w:drawing>
-              <wp:anchor distT="45720" distB="45720" distL="114300" distR="114300" simplePos="0" relativeHeight="251664384" behindDoc="0" locked="0" layoutInCell="1" allowOverlap="1" wp14:anchorId="47649BC1" wp14:editId="131027B7">
+              <wp:anchor distT="45720" distB="45720" distL="114300" distR="114300" simplePos="0" relativeHeight="251666432" behindDoc="0" locked="0" layoutInCell="1" allowOverlap="1" wp14:anchorId="40BDBCA3" wp14:editId="584DF618">
                 <wp:simplePos x="0" y="0"/>
-                <wp:positionH relativeFrom="page">
-                  <wp:posOffset>157810</wp:posOffset>
+                <wp:positionH relativeFrom="margin">
+                  <wp:posOffset>3996669</wp:posOffset>
                 </wp:positionH>
                 <wp:positionV relativeFrom="paragraph">
-                  <wp:posOffset>184150</wp:posOffset>
-                </wp:positionV>
-                <wp:extent cx="2143125" cy="419100"/>
-                <wp:effectExtent l="0" t="0" r="0" b="0"/>
-                <wp:wrapSquare wrapText="bothSides"/>
-                <wp:docPr id="1843181679" name="Zone de texte 2"/>
-                <wp:cNvGraphicFramePr>
-                  <a:graphicFrameLocks xmlns:a="http://schemas.openxmlformats.org/drawingml/2006/main"/>
-                </wp:cNvGraphicFramePr>
-                <a:graphic xmlns:a="http://schemas.openxmlformats.org/drawingml/2006/main">
-                  <a:graphicData uri="http://schemas.microsoft.com/office/word/2010/wordprocessingShape">
-                    <wps:wsp>
-                      <wps:cNvSpPr txBox="1">
-                        <a:spLocks noChangeArrowheads="1"/>
-                      </wps:cNvSpPr>
-                      <wps:spPr bwMode="auto">
-                        <a:xfrm>
-                          <a:off x="0" y="0"/>
-                          <a:ext cx="2143125" cy="419100"/>
-                        </a:xfrm>
-                        <a:prstGeom prst="rect">
-                          <a:avLst/>
-                        </a:prstGeom>
-                        <a:noFill/>
-                        <a:ln w="9525">
-                          <a:noFill/>
-                          <a:miter lim="800000"/>
-                          <a:headEnd/>
-                          <a:tailEnd/>
-                        </a:ln>
-                      </wps:spPr>
-                      <wps:txbx>
-                        <w:txbxContent>
-                          <w:p>
-                            <w:pPr>
-                              <w:rPr>
-                                <w:rStyle w:val="Emphasis"/>
-                              </w:rPr>
-                            </w:pPr>
-                            <w:r>
-                              <w:rPr>
-                                <w:rStyle w:val="Emphasis"/>
-                              </w:rPr>
-                              <w:t xml:space="preserve">API VSA </w:t>
-                            </w:r>
-                            <w:r>
-                              <w:rPr>
-                                <w:rStyle w:val="Emphasis"/>
-                              </w:rPr>
-                              <w:t>V.1</w:t>
-                            </w:r>
-                          </w:p>
-                          <w:p/>
-                          <w:p>
-                            <w:pPr>
-                              <w:rPr>
-                                <w:rStyle w:val="Emphasis"/>
-                              </w:rPr>
-                            </w:pPr>
-                            <w:r>
-                              <w:rPr>
-                                <w:rStyle w:val="Emphasis"/>
-                              </w:rPr>
-                              <w:t>Guide d’utilisation V.1</w:t>
-                            </w:r>
-                          </w:p>
-                        </w:txbxContent>
-                      </wps:txbx>
-                      <wps:bodyPr rot="0" vert="horz" wrap="square" lIns="91440" tIns="45720" rIns="91440" bIns="45720" anchor="t" anchorCtr="0">
-                        <a:noAutofit/>
-                      </wps:bodyPr>
-                    </wps:wsp>
-                  </a:graphicData>
-                </a:graphic>
-                <wp14:sizeRelH relativeFrom="margin">
-                  <wp14:pctWidth>0</wp14:pctWidth>
-                </wp14:sizeRelH>
-                <wp14:sizeRelV relativeFrom="margin">
-                  <wp14:pctHeight>0</wp14:pctHeight>
-                </wp14:sizeRelV>
-              </wp:anchor>
-            </w:drawing>
-          </mc:Choice>
-          <mc:Fallback>
-            <w:pict>
-              <v:shape w14:anchorId="47649BC1" id="_x0000_s1028" type="#_x0000_t202" style="position:absolute;margin-left:12.45pt;margin-top:14.5pt;width:168.75pt;height:33pt;z-index:251664384;visibility:visible;mso-wrap-style:square;mso-width-percent:0;mso-height-percent:0;mso-wrap-distance-left:9pt;mso-wrap-distance-top:3.6pt;mso-wrap-distance-right:9pt;mso-wrap-distance-bottom:3.6pt;mso-position-horizontal:absolute;mso-position-horizontal-relative:page;mso-position-vertical:absolute;mso-position-vertical-relative:text;mso-width-percent:0;mso-height-percent:0;mso-width-relative:margin;mso-height-relative:margin;v-text-anchor:top" o:gfxdata="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" filled="f" stroked="f">
-                <v:textbox>
-                  <w:txbxContent>
-                    <w:p>
-                      <w:pPr>
-                        <w:rPr>
-                          <w:rStyle w:val="Emphasis"/>
-                        </w:rPr>
-                      </w:pPr>
-                      <w:r>
-                        <w:rPr>
-                          <w:rStyle w:val="Emphasis"/>
-                        </w:rPr>
-                        <w:t xml:space="preserve">API VSA </w:t>
-                      </w:r>
-                      <w:r>
-                        <w:rPr>
-                          <w:rStyle w:val="Emphasis"/>
-                        </w:rPr>
-                        <w:t>V.1</w:t>
-                      </w:r>
-                    </w:p>
-                    <w:p/>
-                    <w:p>
-                      <w:pPr>
-                        <w:rPr>
-                          <w:rStyle w:val="Emphasis"/>
-                        </w:rPr>
-                      </w:pPr>
-                      <w:r>
-                        <w:rPr>
-                          <w:rStyle w:val="Emphasis"/>
-                        </w:rPr>
-                        <w:t>Guide d’utilisation V.1</w:t>
-                      </w:r>
-                    </w:p>
-                  </w:txbxContent>
-                </v:textbox>
-                <w10:wrap type="square" anchorx="page"/>
-              </v:shape>
-            </w:pict>
-          </mc:Fallback>
-        </mc:AlternateContent>
-      </w:r>
-      <w:r>
-        <w:rPr>
-          <w:noProof/>
-        </w:rPr>
-        <mc:AlternateContent>
-          <mc:Choice Requires="wps">
-            <w:drawing>
-              <wp:anchor distT="45720" distB="45720" distL="114300" distR="114300" simplePos="0" relativeHeight="251666432" behindDoc="0" locked="0" layoutInCell="1" allowOverlap="1" wp14:anchorId="40BDBCA3" wp14:editId="6F5AF748">
-                <wp:simplePos x="0" y="0"/>
-                <wp:positionH relativeFrom="margin">
-                  <wp:posOffset>3716020</wp:posOffset>
-                </wp:positionH>
-                <wp:positionV relativeFrom="paragraph">
-                  <wp:posOffset>191135</wp:posOffset>
+                  <wp:posOffset>-5569</wp:posOffset>
                 </wp:positionV>
                 <wp:extent cx="2664460" cy="419100"/>
                 <wp:effectExtent l="0" t="0" r="0" b="0"/>
@@ -606,7 +538,7 @@
           </mc:Choice>
           <mc:Fallback>
             <w:pict>
-              <v:shape w14:anchorId="40BDBCA3" id="_x0000_s1029" type="#_x0000_t202" style="position:absolute;margin-left:292.6pt;margin-top:15.05pt;width:209.8pt;height:33pt;z-index:251666432;visibility:visible;mso-wrap-style:square;mso-width-percent:0;mso-height-percent:0;mso-wrap-distance-left:9pt;mso-wrap-distance-top:3.6pt;mso-wrap-distance-right:9pt;mso-wrap-distance-bottom:3.6pt;mso-position-horizontal:absolute;mso-position-horizontal-relative:margin;mso-position-vertical:absolute;mso-position-vertical-relative:text;mso-width-percent:0;mso-height-percent:0;mso-width-relative:margin;mso-height-relative:margin;v-text-anchor:top" o:gfxdata="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" filled="f" stroked="f">
+              <v:shape w14:anchorId="40BDBCA3" id="_x0000_s1028" type="#_x0000_t202" style="position:absolute;left:0;text-align:left;margin-left:314.7pt;margin-top:-.45pt;width:209.8pt;height:33pt;z-index:251666432;visibility:visible;mso-wrap-style:square;mso-width-percent:0;mso-height-percent:0;mso-wrap-distance-left:9pt;mso-wrap-distance-top:3.6pt;mso-wrap-distance-right:9pt;mso-wrap-distance-bottom:3.6pt;mso-position-horizontal:absolute;mso-position-horizontal-relative:margin;mso-position-vertical:absolute;mso-position-vertical-relative:text;mso-width-percent:0;mso-height-percent:0;mso-width-relative:margin;mso-height-relative:margin;v-text-anchor:top" o:gfxdata="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" filled="f" stroked="f">
                 <v:textbox>
                   <w:txbxContent>
                     <w:p>
@@ -660,77 +592,148 @@
           </mc:Fallback>
         </mc:AlternateContent>
       </w:r>
-    </w:p>
-    <w:p/>
-    <w:p>
-      <w:pPr>
-        <w:pStyle w:val="Quote"/>
-      </w:pPr>
-    </w:p>
-    <w:p>
-      <w:pPr>
-        <w:pStyle w:val="Quote"/>
-      </w:pPr>
-    </w:p>
-    <w:p>
-      <w:pPr>
-        <w:pStyle w:val="Quote"/>
-      </w:pPr>
-    </w:p>
-    <w:p>
-      <w:pPr>
-        <w:pStyle w:val="Quote"/>
-      </w:pPr>
-    </w:p>
-    <w:p>
-      <w:pPr>
-        <w:pStyle w:val="Quote"/>
-      </w:pPr>
-    </w:p>
-    <w:p>
-      <w:pPr>
-        <w:pStyle w:val="Quote"/>
-      </w:pPr>
-    </w:p>
-    <w:p>
-      <w:pPr>
-        <w:pStyle w:val="Quote"/>
-      </w:pPr>
-    </w:p>
-    <w:p>
-      <w:pPr>
-        <w:pStyle w:val="Quote"/>
-      </w:pPr>
-    </w:p>
-    <w:p>
-      <w:pPr>
-        <w:pStyle w:val="Quote"/>
-      </w:pPr>
-    </w:p>
-    <w:p>
-      <w:pPr>
-        <w:pStyle w:val="Quote"/>
-      </w:pPr>
-    </w:p>
-    <w:p>
-      <w:pPr>
-        <w:pStyle w:val="Quote"/>
-      </w:pPr>
-    </w:p>
-    <w:p>
-      <w:pPr>
-        <w:pStyle w:val="Quote"/>
-      </w:pPr>
-    </w:p>
-    <w:p>
-      <w:pPr>
-        <w:pStyle w:val="Quote"/>
-      </w:pPr>
-    </w:p>
-    <w:p>
-      <w:pPr>
-        <w:pStyle w:val="Quote"/>
-      </w:pPr>
+      <w:r>
+        <w:rPr>
+          <w:noProof/>
+        </w:rPr>
+        <mc:AlternateContent>
+          <mc:Choice Requires="wps">
+            <w:drawing>
+              <wp:anchor distT="45720" distB="45720" distL="114300" distR="114300" simplePos="0" relativeHeight="251664384" behindDoc="0" locked="0" layoutInCell="1" allowOverlap="1" wp14:anchorId="47649BC1" wp14:editId="509D3F04">
+                <wp:simplePos x="0" y="0"/>
+                <wp:positionH relativeFrom="page">
+                  <wp:posOffset>157480</wp:posOffset>
+                </wp:positionH>
+                <wp:positionV relativeFrom="paragraph">
+                  <wp:posOffset>-5476</wp:posOffset>
+                </wp:positionV>
+                <wp:extent cx="2143125" cy="419100"/>
+                <wp:effectExtent l="0" t="0" r="0" b="0"/>
+                <wp:wrapSquare wrapText="bothSides"/>
+                <wp:docPr id="1843181679" name="Zone de texte 2"/>
+                <wp:cNvGraphicFramePr>
+                  <a:graphicFrameLocks xmlns:a="http://schemas.openxmlformats.org/drawingml/2006/main"/>
+                </wp:cNvGraphicFramePr>
+                <a:graphic xmlns:a="http://schemas.openxmlformats.org/drawingml/2006/main">
+                  <a:graphicData uri="http://schemas.microsoft.com/office/word/2010/wordprocessingShape">
+                    <wps:wsp>
+                      <wps:cNvSpPr txBox="1">
+                        <a:spLocks noChangeArrowheads="1"/>
+                      </wps:cNvSpPr>
+                      <wps:spPr bwMode="auto">
+                        <a:xfrm>
+                          <a:off x="0" y="0"/>
+                          <a:ext cx="2143125" cy="419100"/>
+                        </a:xfrm>
+                        <a:prstGeom prst="rect">
+                          <a:avLst/>
+                        </a:prstGeom>
+                        <a:noFill/>
+                        <a:ln w="9525">
+                          <a:noFill/>
+                          <a:miter lim="800000"/>
+                          <a:headEnd/>
+                          <a:tailEnd/>
+                        </a:ln>
+                      </wps:spPr>
+                      <wps:txbx>
+                        <w:txbxContent>
+                          <w:p>
+                            <w:pPr>
+                              <w:rPr>
+                                <w:rStyle w:val="Emphasis"/>
+                              </w:rPr>
+                            </w:pPr>
+                            <w:r>
+                              <w:rPr>
+                                <w:rStyle w:val="Emphasis"/>
+                              </w:rPr>
+                              <w:t xml:space="preserve">API VSA </w:t>
+                            </w:r>
+                            <w:r>
+                              <w:rPr>
+                                <w:rStyle w:val="Emphasis"/>
+                              </w:rPr>
+                              <w:t>V.1</w:t>
+                            </w:r>
+                          </w:p>
+                          <w:p/>
+                          <w:p>
+                            <w:pPr>
+                              <w:rPr>
+                                <w:rStyle w:val="Emphasis"/>
+                              </w:rPr>
+                            </w:pPr>
+                            <w:r>
+                              <w:rPr>
+                                <w:rStyle w:val="Emphasis"/>
+                              </w:rPr>
+                              <w:t>Guide d’utilisation V.1</w:t>
+                            </w:r>
+                          </w:p>
+                        </w:txbxContent>
+                      </wps:txbx>
+                      <wps:bodyPr rot="0" vert="horz" wrap="square" lIns="91440" tIns="45720" rIns="91440" bIns="45720" anchor="t" anchorCtr="0">
+                        <a:noAutofit/>
+                      </wps:bodyPr>
+                    </wps:wsp>
+                  </a:graphicData>
+                </a:graphic>
+                <wp14:sizeRelH relativeFrom="margin">
+                  <wp14:pctWidth>0</wp14:pctWidth>
+                </wp14:sizeRelH>
+                <wp14:sizeRelV relativeFrom="margin">
+                  <wp14:pctHeight>0</wp14:pctHeight>
+                </wp14:sizeRelV>
+              </wp:anchor>
+            </w:drawing>
+          </mc:Choice>
+          <mc:Fallback>
+            <w:pict>
+              <v:shape w14:anchorId="47649BC1" id="_x0000_s1029" type="#_x0000_t202" style="position:absolute;left:0;text-align:left;margin-left:12.4pt;margin-top:-.45pt;width:168.75pt;height:33pt;z-index:251664384;visibility:visible;mso-wrap-style:square;mso-width-percent:0;mso-height-percent:0;mso-wrap-distance-left:9pt;mso-wrap-distance-top:3.6pt;mso-wrap-distance-right:9pt;mso-wrap-distance-bottom:3.6pt;mso-position-horizontal:absolute;mso-position-horizontal-relative:page;mso-position-vertical:absolute;mso-position-vertical-relative:text;mso-width-percent:0;mso-height-percent:0;mso-width-relative:margin;mso-height-relative:margin;v-text-anchor:top" o:gfxdata="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" filled="f" stroked="f">
+                <v:textbox>
+                  <w:txbxContent>
+                    <w:p>
+                      <w:pPr>
+                        <w:rPr>
+                          <w:rStyle w:val="Emphasis"/>
+                        </w:rPr>
+                      </w:pPr>
+                      <w:r>
+                        <w:rPr>
+                          <w:rStyle w:val="Emphasis"/>
+                        </w:rPr>
+                        <w:t xml:space="preserve">API VSA </w:t>
+                      </w:r>
+                      <w:r>
+                        <w:rPr>
+                          <w:rStyle w:val="Emphasis"/>
+                        </w:rPr>
+                        <w:t>V.1</w:t>
+                      </w:r>
+                    </w:p>
+                    <w:p/>
+                    <w:p>
+                      <w:pPr>
+                        <w:rPr>
+                          <w:rStyle w:val="Emphasis"/>
+                        </w:rPr>
+                      </w:pPr>
+                      <w:r>
+                        <w:rPr>
+                          <w:rStyle w:val="Emphasis"/>
+                        </w:rPr>
+                        <w:t>Guide d’utilisation V.1</w:t>
+                      </w:r>
+                    </w:p>
+                  </w:txbxContent>
+                </v:textbox>
+                <w10:wrap type="square" anchorx="page"/>
+              </v:shape>
+            </w:pict>
+          </mc:Fallback>
+        </mc:AlternateContent>
+      </w:r>
     </w:p>
     <w:p>
       <w:pPr>
@@ -3732,6 +3735,26 @@
       </w:r>
     </w:p>
     <w:p>
+      <w:pPr>
+        <w:rPr>
+          <w:color w:val="F093FC"/>
+        </w:rPr>
+      </w:pPr>
+      <w:r>
+        <w:rPr>
+          <w:color w:val="F093FC"/>
+        </w:rPr>
+        <w:t>sudo systemctl status vsa_reader --no-pager -l</w:t>
+      </w:r>
+    </w:p>
+    <w:p>
+      <w:pPr>
+        <w:rPr>
+          <w:color w:val="F093FC"/>
+        </w:rPr>
+      </w:pPr>
+    </w:p>
+    <w:p>
       <w:r>
         <w:t>Dernières exécutions et erreurs :</w:t>
       </w:r>
@@ -3941,11 +3964,302 @@
       <w:pPr>
         <w:pStyle w:val="Heading2"/>
       </w:pPr>
-      <w:bookmarkStart w:id="2" w:name="_Toc223364374"/>
+      <w:r>
+        <w:t>Commande de base concernant le service</w:t>
+      </w:r>
+    </w:p>
+    <w:p>
+      <w:pPr>
+        <w:shd w:val="clear" w:color="auto" w:fill="181818"/>
+        <w:rPr>
+          <w:rFonts w:ascii="Menlo" w:hAnsi="Menlo" w:cs="Menlo"/>
+          <w:color w:val="E394DC"/>
+          <w:sz w:val="18"/>
+          <w:szCs w:val="18"/>
+          <w:lang w:val="en-US"/>
+        </w:rPr>
+      </w:pPr>
+      <w:r>
+        <w:rPr>
+          <w:rFonts w:ascii="Menlo" w:hAnsi="Menlo" w:cs="Menlo"/>
+          <w:color w:val="EFB080"/>
+          <w:sz w:val="18"/>
+          <w:szCs w:val="18"/>
+          <w:lang w:val="en-US"/>
+        </w:rPr>
+        <w:t>sudo</w:t>
+      </w:r>
+      <w:r>
+        <w:rPr>
+          <w:rFonts w:ascii="Menlo" w:hAnsi="Menlo" w:cs="Menlo"/>
+          <w:color w:val="auto"/>
+          <w:sz w:val="18"/>
+          <w:szCs w:val="18"/>
+          <w:lang w:val="en-US"/>
+        </w:rPr>
+        <w:t xml:space="preserve"> </w:t>
+      </w:r>
+      <w:r>
+        <w:rPr>
+          <w:rFonts w:ascii="Menlo" w:hAnsi="Menlo" w:cs="Menlo"/>
+          <w:color w:val="E394DC"/>
+          <w:sz w:val="18"/>
+          <w:szCs w:val="18"/>
+          <w:lang w:val="en-US"/>
+        </w:rPr>
+        <w:t>systemctl</w:t>
+      </w:r>
+      <w:r>
+        <w:rPr>
+          <w:rFonts w:ascii="Menlo" w:hAnsi="Menlo" w:cs="Menlo"/>
+          <w:color w:val="auto"/>
+          <w:sz w:val="18"/>
+          <w:szCs w:val="18"/>
+          <w:lang w:val="en-US"/>
+        </w:rPr>
+        <w:t xml:space="preserve"> </w:t>
+      </w:r>
+      <w:r>
+        <w:rPr>
+          <w:rFonts w:ascii="Menlo" w:hAnsi="Menlo" w:cs="Menlo"/>
+          <w:color w:val="E394DC"/>
+          <w:sz w:val="18"/>
+          <w:szCs w:val="18"/>
+          <w:lang w:val="en-US"/>
+        </w:rPr>
+        <w:t>stop</w:t>
+      </w:r>
+      <w:r>
+        <w:rPr>
+          <w:rFonts w:ascii="Menlo" w:hAnsi="Menlo" w:cs="Menlo"/>
+          <w:color w:val="auto"/>
+          <w:sz w:val="18"/>
+          <w:szCs w:val="18"/>
+          <w:lang w:val="en-US"/>
+        </w:rPr>
+        <w:t xml:space="preserve"> </w:t>
+      </w:r>
+      <w:r>
+        <w:rPr>
+          <w:rFonts w:ascii="Menlo" w:hAnsi="Menlo" w:cs="Menlo"/>
+          <w:color w:val="E394DC"/>
+          <w:sz w:val="18"/>
+          <w:szCs w:val="18"/>
+          <w:lang w:val="en-US"/>
+        </w:rPr>
+        <w:t>vsa_reader</w:t>
+      </w:r>
+    </w:p>
+    <w:p>
+      <w:pPr>
+        <w:shd w:val="clear" w:color="auto" w:fill="181818"/>
+        <w:rPr>
+          <w:rFonts w:ascii="Menlo" w:hAnsi="Menlo" w:cs="Menlo"/>
+          <w:color w:val="auto"/>
+          <w:sz w:val="18"/>
+          <w:szCs w:val="18"/>
+          <w:lang w:val="en-US"/>
+        </w:rPr>
+      </w:pPr>
+      <w:r>
+        <w:rPr>
+          <w:rFonts w:ascii="Menlo" w:hAnsi="Menlo" w:cs="Menlo"/>
+          <w:color w:val="E394DC"/>
+          <w:sz w:val="18"/>
+          <w:szCs w:val="18"/>
+          <w:lang w:val="en-US"/>
+        </w:rPr>
+        <w:t>sudo systemctl restart vsa_reader</w:t>
+      </w:r>
+    </w:p>
+    <w:p>
+      <w:pPr>
+        <w:shd w:val="clear" w:color="auto" w:fill="181818"/>
+        <w:rPr>
+          <w:rFonts w:ascii="Menlo" w:hAnsi="Menlo" w:cs="Menlo"/>
+          <w:color w:val="auto"/>
+          <w:sz w:val="18"/>
+          <w:szCs w:val="18"/>
+          <w:lang w:val="en-US"/>
+        </w:rPr>
+      </w:pPr>
+      <w:r>
+        <w:rPr>
+          <w:rFonts w:ascii="Menlo" w:hAnsi="Menlo" w:cs="Menlo"/>
+          <w:color w:val="EFB080"/>
+          <w:sz w:val="18"/>
+          <w:szCs w:val="18"/>
+          <w:lang w:val="en-US"/>
+        </w:rPr>
+        <w:t>sudo</w:t>
+      </w:r>
+      <w:r>
+        <w:rPr>
+          <w:rFonts w:ascii="Menlo" w:hAnsi="Menlo" w:cs="Menlo"/>
+          <w:color w:val="auto"/>
+          <w:sz w:val="18"/>
+          <w:szCs w:val="18"/>
+          <w:lang w:val="en-US"/>
+        </w:rPr>
+        <w:t xml:space="preserve"> </w:t>
+      </w:r>
+      <w:r>
+        <w:rPr>
+          <w:rFonts w:ascii="Menlo" w:hAnsi="Menlo" w:cs="Menlo"/>
+          <w:color w:val="E394DC"/>
+          <w:sz w:val="18"/>
+          <w:szCs w:val="18"/>
+          <w:lang w:val="en-US"/>
+        </w:rPr>
+        <w:t>systemctl</w:t>
+      </w:r>
+      <w:r>
+        <w:rPr>
+          <w:rFonts w:ascii="Menlo" w:hAnsi="Menlo" w:cs="Menlo"/>
+          <w:color w:val="auto"/>
+          <w:sz w:val="18"/>
+          <w:szCs w:val="18"/>
+          <w:lang w:val="en-US"/>
+        </w:rPr>
+        <w:t xml:space="preserve"> </w:t>
+      </w:r>
+      <w:r>
+        <w:rPr>
+          <w:rFonts w:ascii="Menlo" w:hAnsi="Menlo" w:cs="Menlo"/>
+          <w:color w:val="E394DC"/>
+          <w:sz w:val="18"/>
+          <w:szCs w:val="18"/>
+          <w:lang w:val="en-US"/>
+        </w:rPr>
+        <w:t>disable</w:t>
+      </w:r>
+      <w:r>
+        <w:rPr>
+          <w:rFonts w:ascii="Menlo" w:hAnsi="Menlo" w:cs="Menlo"/>
+          <w:color w:val="auto"/>
+          <w:sz w:val="18"/>
+          <w:szCs w:val="18"/>
+          <w:lang w:val="en-US"/>
+        </w:rPr>
+        <w:t xml:space="preserve"> </w:t>
+      </w:r>
+      <w:r>
+        <w:rPr>
+          <w:rFonts w:ascii="Menlo" w:hAnsi="Menlo" w:cs="Menlo"/>
+          <w:color w:val="E394DC"/>
+          <w:sz w:val="18"/>
+          <w:szCs w:val="18"/>
+          <w:lang w:val="en-US"/>
+        </w:rPr>
+        <w:t>vsa_reader</w:t>
+      </w:r>
+    </w:p>
+    <w:p>
+      <w:pPr>
+        <w:shd w:val="clear" w:color="auto" w:fill="181818"/>
+        <w:spacing w:line="300" w:lineRule="atLeast"/>
+        <w:rPr>
+          <w:rFonts w:ascii="Menlo" w:hAnsi="Menlo" w:cs="Menlo"/>
+          <w:color w:val="E394DC"/>
+          <w:sz w:val="18"/>
+          <w:szCs w:val="18"/>
+          <w:lang w:val="en-US"/>
+        </w:rPr>
+      </w:pPr>
+      <w:bookmarkStart w:id="2" w:name="OLE_LINK23"/>
+      <w:r>
+        <w:rPr>
+          <w:rFonts w:ascii="Menlo" w:hAnsi="Menlo" w:cs="Menlo"/>
+          <w:color w:val="EFB080"/>
+          <w:sz w:val="18"/>
+          <w:szCs w:val="18"/>
+          <w:lang w:val="en-US"/>
+        </w:rPr>
+        <w:t>sudo</w:t>
+      </w:r>
+      <w:r>
+        <w:rPr>
+          <w:rFonts w:ascii="Menlo" w:hAnsi="Menlo" w:cs="Menlo"/>
+          <w:color w:val="auto"/>
+          <w:sz w:val="18"/>
+          <w:szCs w:val="18"/>
+          <w:lang w:val="en-US"/>
+        </w:rPr>
+        <w:t xml:space="preserve"> </w:t>
+      </w:r>
+      <w:r>
+        <w:rPr>
+          <w:rFonts w:ascii="Menlo" w:hAnsi="Menlo" w:cs="Menlo"/>
+          <w:color w:val="E394DC"/>
+          <w:sz w:val="18"/>
+          <w:szCs w:val="18"/>
+          <w:lang w:val="en-US"/>
+        </w:rPr>
+        <w:t>systemctl</w:t>
+      </w:r>
+      <w:r>
+        <w:rPr>
+          <w:rFonts w:ascii="Menlo" w:hAnsi="Menlo" w:cs="Menlo"/>
+          <w:color w:val="auto"/>
+          <w:sz w:val="18"/>
+          <w:szCs w:val="18"/>
+          <w:lang w:val="en-US"/>
+        </w:rPr>
+        <w:t xml:space="preserve"> </w:t>
+      </w:r>
+      <w:r>
+        <w:rPr>
+          <w:rFonts w:ascii="Menlo" w:hAnsi="Menlo" w:cs="Menlo"/>
+          <w:color w:val="E394DC"/>
+          <w:sz w:val="18"/>
+          <w:szCs w:val="18"/>
+          <w:lang w:val="en-US"/>
+        </w:rPr>
+        <w:t>status</w:t>
+      </w:r>
+      <w:r>
+        <w:rPr>
+          <w:rFonts w:ascii="Menlo" w:hAnsi="Menlo" w:cs="Menlo"/>
+          <w:color w:val="auto"/>
+          <w:sz w:val="18"/>
+          <w:szCs w:val="18"/>
+          <w:lang w:val="en-US"/>
+        </w:rPr>
+        <w:t xml:space="preserve"> </w:t>
+      </w:r>
+      <w:r>
+        <w:rPr>
+          <w:rFonts w:ascii="Menlo" w:hAnsi="Menlo" w:cs="Menlo"/>
+          <w:color w:val="E394DC"/>
+          <w:sz w:val="18"/>
+          <w:szCs w:val="18"/>
+          <w:lang w:val="en-US"/>
+        </w:rPr>
+        <w:t>vsa_reader</w:t>
+      </w:r>
+    </w:p>
+    <w:bookmarkEnd w:id="2"/>
+    <w:p>
+      <w:pPr>
+        <w:rPr>
+          <w:rFonts w:ascii="Times New Roman" w:hAnsi="Times New Roman"/>
+          <w:color w:val="auto"/>
+          <w:sz w:val="24"/>
+          <w:szCs w:val="24"/>
+          <w:lang w:val="en-US"/>
+        </w:rPr>
+      </w:pPr>
+    </w:p>
+    <w:p/>
+    <w:p>
+      <w:pPr>
+        <w:pStyle w:val="Heading2"/>
+      </w:pPr>
+      <w:bookmarkStart w:id="3" w:name="_Toc223364374"/>
       <w:r>
         <w:t>Update</w:t>
       </w:r>
-      <w:bookmarkEnd w:id="2"/>
+      <w:bookmarkEnd w:id="3"/>
       <w:r>
         <w:t xml:space="preserve"> </w:t>
       </w:r>
@@ -3964,11 +4278,12 @@
       <w:pPr>
         <w:pStyle w:val="Heading2"/>
       </w:pPr>
-      <w:bookmarkStart w:id="3" w:name="_Toc223364375"/>
-      <w:r>
+      <w:bookmarkStart w:id="4" w:name="_Toc223364375"/>
+      <w:r>
+        <w:lastRenderedPageBreak/>
         <w:t>Utilisation</w:t>
       </w:r>
-      <w:bookmarkEnd w:id="3"/>
+      <w:bookmarkEnd w:id="4"/>
     </w:p>
     <w:p>
       <w:r>
@@ -3979,11 +4294,11 @@
       <w:pPr>
         <w:pStyle w:val="Heading3"/>
       </w:pPr>
-      <w:bookmarkStart w:id="4" w:name="_Toc223364376"/>
+      <w:bookmarkStart w:id="5" w:name="_Toc223364376"/>
       <w:r>
         <w:t>Commande utile</w:t>
       </w:r>
-      <w:bookmarkEnd w:id="4"/>
+      <w:bookmarkEnd w:id="5"/>
     </w:p>
     <w:p>
       <w:pPr>
@@ -4000,19 +4315,32 @@
     </w:p>
     <w:p>
       <w:pPr>
-        <w:pStyle w:val="ListParagraph"/>
-        <w:numPr>
-          <w:ilvl w:val="0"/>
-          <w:numId w:val="10"/>
-        </w:numPr>
+        <w:pStyle w:val="Code"/>
+        <w:rPr>
+          <w:rStyle w:val="SubtleEmphasis"/>
+          <w:rFonts w:ascii="Helvetica Neue Light" w:hAnsi="Helvetica Neue Light"/>
+          <w:i w:val="0"/>
+          <w:iCs w:val="0"/>
+          <w:color w:val="FFFFFF" w:themeColor="background1"/>
+          <w:szCs w:val="22"/>
+        </w:rPr>
+      </w:pPr>
+      <w:bookmarkStart w:id="6" w:name="OLE_LINK25"/>
+      <w:r>
+        <w:rPr>
+          <w:highlight w:val="black"/>
+        </w:rPr>
+        <w:t>sudo journalctl -u vsa_reader -n 50 -f</w:t>
+      </w:r>
+    </w:p>
+    <w:bookmarkEnd w:id="6"/>
+    <w:p>
+      <w:pPr>
         <w:rPr>
           <w:rStyle w:val="SubtleEmphasis"/>
           <w:lang w:val="en-US"/>
         </w:rPr>
       </w:pPr>
-      <w:r>
-        <w:t>sudo journalctl -u vsa_reader -n 50 -f</w:t>
-      </w:r>
     </w:p>
     <w:p>
       <w:pPr>
@@ -4041,10 +4369,153 @@
     </w:p>
     <w:p>
       <w:r>
-        <w:lastRenderedPageBreak/>
         <w:t xml:space="preserve">   - Désactiver: sudo systemctl disable vsa_reader</w:t>
       </w:r>
     </w:p>
+    <w:p/>
+    <w:p>
+      <w:r>
+        <w:t>python scripts/admin/create_client.py \</w:t>
+      </w:r>
+    </w:p>
+    <w:p>
+      <w:r>
+        <w:t xml:space="preserve">  </w:t>
+      </w:r>
+      <w:r>
+        <w:t>--name "Nouveau Client" \</w:t>
+      </w:r>
+    </w:p>
+    <w:p>
+      <w:pPr>
+        <w:rPr>
+          <w:color w:val="E4E4E4"/>
+        </w:rPr>
+      </w:pPr>
+      <w:r>
+        <w:rPr>
+          <w:color w:val="E4E4E4"/>
+        </w:rPr>
+        <w:t xml:space="preserve">  </w:t>
+      </w:r>
+      <w:r>
+        <w:t>--subdomain</w:t>
+      </w:r>
+      <w:r>
+        <w:rPr>
+          <w:color w:val="E4E4E4"/>
+        </w:rPr>
+        <w:t xml:space="preserve"> </w:t>
+      </w:r>
+      <w:r>
+        <w:t>"nouveauclient"</w:t>
+      </w:r>
+      <w:r>
+        <w:rPr>
+          <w:color w:val="E4E4E4"/>
+        </w:rPr>
+        <w:t xml:space="preserve"> </w:t>
+      </w:r>
+      <w:r>
+        <w:rPr>
+          <w:color w:val="D6D6DD"/>
+        </w:rPr>
+        <w:t>\</w:t>
+      </w:r>
+    </w:p>
+    <w:p>
+      <w:r>
+        <w:t xml:space="preserve">  --admin-email "admin@client.com" \</w:t>
+      </w:r>
+    </w:p>
+    <w:p>
+      <w:pPr>
+        <w:rPr>
+          <w:color w:val="E4E4E4"/>
+        </w:rPr>
+      </w:pPr>
+      <w:r>
+        <w:rPr>
+          <w:color w:val="E4E4E4"/>
+        </w:rPr>
+        <w:t xml:space="preserve">  </w:t>
+      </w:r>
+      <w:r>
+        <w:t>--admin-prenom</w:t>
+      </w:r>
+      <w:r>
+        <w:rPr>
+          <w:color w:val="E4E4E4"/>
+        </w:rPr>
+        <w:t xml:space="preserve"> </w:t>
+      </w:r>
+      <w:r>
+        <w:t>"Jean"</w:t>
+      </w:r>
+      <w:r>
+        <w:rPr>
+          <w:color w:val="E4E4E4"/>
+        </w:rPr>
+        <w:t xml:space="preserve"> </w:t>
+      </w:r>
+      <w:r>
+        <w:rPr>
+          <w:color w:val="D6D6DD"/>
+        </w:rPr>
+        <w:t>\</w:t>
+      </w:r>
+    </w:p>
+    <w:p>
+      <w:r>
+        <w:t xml:space="preserve">  --admin-nom "Dupont" \</w:t>
+      </w:r>
+    </w:p>
+    <w:p>
+      <w:pPr>
+        <w:rPr>
+          <w:color w:val="E4E4E4"/>
+        </w:rPr>
+      </w:pPr>
+      <w:r>
+        <w:rPr>
+          <w:color w:val="E4E4E4"/>
+        </w:rPr>
+        <w:t xml:space="preserve">  </w:t>
+      </w:r>
+      <w:r>
+        <w:t>--email-contact</w:t>
+      </w:r>
+      <w:r>
+        <w:rPr>
+          <w:color w:val="E4E4E4"/>
+        </w:rPr>
+        <w:t xml:space="preserve"> </w:t>
+      </w:r>
+      <w:r>
+        <w:t>"contact@client.com"</w:t>
+      </w:r>
+      <w:r>
+        <w:rPr>
+          <w:color w:val="E4E4E4"/>
+        </w:rPr>
+        <w:t xml:space="preserve"> </w:t>
+      </w:r>
+      <w:r>
+        <w:rPr>
+          <w:color w:val="D6D6DD"/>
+        </w:rPr>
+        <w:t>\</w:t>
+      </w:r>
+    </w:p>
+    <w:p>
+      <w:r>
+        <w:t xml:space="preserve">  </w:t>
+      </w:r>
+      <w:r>
+        <w:t>--telephone "+33123456789"</w:t>
+      </w:r>
+    </w:p>
+    <w:p/>
     <w:p>
       <w:pPr>
         <w:rPr>
@@ -4057,11 +4528,11 @@
       <w:pPr>
         <w:pStyle w:val="Heading3"/>
       </w:pPr>
-      <w:bookmarkStart w:id="5" w:name="_Toc223364377"/>
+      <w:bookmarkStart w:id="7" w:name="_Toc223364377"/>
       <w:r>
         <w:t>Utilisation globale</w:t>
       </w:r>
-      <w:bookmarkEnd w:id="5"/>
+      <w:bookmarkEnd w:id="7"/>
     </w:p>
     <w:p>
       <w:r>
@@ -4663,6 +5134,7 @@
                 <w:bCs/>
                 <w:lang w:val="en-US"/>
               </w:rPr>
+              <w:lastRenderedPageBreak/>
               <w:t>--no-create-profile-without-cv</w:t>
             </w:r>
           </w:p>
@@ -4963,6 +5435,7 @@
                 <w:bCs/>
               </w:rPr>
             </w:pPr>
+            <w:bookmarkStart w:id="8" w:name="OLE_LINK38"/>
             <w:r>
               <w:rPr>
                 <w:rStyle w:val="markdown-bold-text"/>
@@ -4972,6 +5445,7 @@
               </w:rPr>
               <w:t>--run-competences-update</w:t>
             </w:r>
+            <w:bookmarkEnd w:id="8"/>
           </w:p>
         </w:tc>
         <w:tc>
@@ -5008,6 +5482,158 @@
           </w:p>
         </w:tc>
       </w:tr>
+      <w:tr>
+        <w:tc>
+          <w:tcPr>
+            <w:tcW w:w="0" w:type="auto"/>
+            <w:noWrap/>
+            <w:tcMar>
+              <w:top w:w="75" w:type="dxa"/>
+              <w:left w:w="135" w:type="dxa"/>
+              <w:bottom w:w="75" w:type="dxa"/>
+              <w:right w:w="135" w:type="dxa"/>
+            </w:tcMar>
+            <w:vAlign w:val="center"/>
+          </w:tcPr>
+          <w:p>
+            <w:pPr>
+              <w:rPr>
+                <w:rStyle w:val="markdown-bold-text"/>
+                <w:rFonts w:eastAsiaTheme="majorEastAsia"/>
+                <w:b/>
+                <w:bCs/>
+              </w:rPr>
+            </w:pPr>
+            <w:r>
+              <w:rPr>
+                <w:rStyle w:val="markdown-bold-text"/>
+                <w:rFonts w:eastAsiaTheme="majorEastAsia"/>
+                <w:b/>
+                <w:bCs/>
+              </w:rPr>
+              <w:t>--no-missions</w:t>
+            </w:r>
+          </w:p>
+        </w:tc>
+        <w:tc>
+          <w:tcPr>
+            <w:tcW w:w="0" w:type="auto"/>
+            <w:noWrap/>
+            <w:tcMar>
+              <w:top w:w="75" w:type="dxa"/>
+              <w:left w:w="135" w:type="dxa"/>
+              <w:bottom w:w="75" w:type="dxa"/>
+              <w:right w:w="135" w:type="dxa"/>
+            </w:tcMar>
+            <w:vAlign w:val="center"/>
+          </w:tcPr>
+          <w:p>
+            <w:r>
+              <w:t>Ne synchronise pas les missions</w:t>
+            </w:r>
+          </w:p>
+        </w:tc>
+      </w:tr>
+      <w:tr>
+        <w:tc>
+          <w:tcPr>
+            <w:tcW w:w="0" w:type="auto"/>
+            <w:noWrap/>
+            <w:tcMar>
+              <w:top w:w="75" w:type="dxa"/>
+              <w:left w:w="135" w:type="dxa"/>
+              <w:bottom w:w="75" w:type="dxa"/>
+              <w:right w:w="135" w:type="dxa"/>
+            </w:tcMar>
+            <w:vAlign w:val="center"/>
+          </w:tcPr>
+          <w:p>
+            <w:pPr>
+              <w:rPr>
+                <w:rStyle w:val="markdown-bold-text"/>
+                <w:rFonts w:eastAsiaTheme="majorEastAsia"/>
+                <w:b/>
+                <w:bCs/>
+              </w:rPr>
+            </w:pPr>
+            <w:r>
+              <w:rPr>
+                <w:rStyle w:val="markdown-bold-text"/>
+                <w:rFonts w:eastAsiaTheme="majorEastAsia"/>
+                <w:b/>
+                <w:bCs/>
+              </w:rPr>
+              <w:t>--sync-odm-only</w:t>
+            </w:r>
+          </w:p>
+        </w:tc>
+        <w:tc>
+          <w:tcPr>
+            <w:tcW w:w="0" w:type="auto"/>
+            <w:noWrap/>
+            <w:tcMar>
+              <w:top w:w="75" w:type="dxa"/>
+              <w:left w:w="135" w:type="dxa"/>
+              <w:bottom w:w="75" w:type="dxa"/>
+              <w:right w:w="135" w:type="dxa"/>
+            </w:tcMar>
+            <w:vAlign w:val="center"/>
+          </w:tcPr>
+          <w:p>
+            <w:r>
+              <w:t xml:space="preserve">Synchronise les ordres de misison seuleemnt </w:t>
+            </w:r>
+          </w:p>
+        </w:tc>
+      </w:tr>
+      <w:tr>
+        <w:tc>
+          <w:tcPr>
+            <w:tcW w:w="0" w:type="auto"/>
+            <w:noWrap/>
+            <w:tcMar>
+              <w:top w:w="75" w:type="dxa"/>
+              <w:left w:w="135" w:type="dxa"/>
+              <w:bottom w:w="75" w:type="dxa"/>
+              <w:right w:w="135" w:type="dxa"/>
+            </w:tcMar>
+            <w:vAlign w:val="center"/>
+          </w:tcPr>
+          <w:p>
+            <w:pPr>
+              <w:rPr>
+                <w:rStyle w:val="markdown-bold-text"/>
+                <w:rFonts w:eastAsiaTheme="majorEastAsia"/>
+                <w:b/>
+                <w:bCs/>
+              </w:rPr>
+            </w:pPr>
+            <w:r>
+              <w:rPr>
+                <w:rStyle w:val="markdown-bold-text"/>
+                <w:rFonts w:eastAsiaTheme="majorEastAsia"/>
+                <w:b/>
+                <w:bCs/>
+              </w:rPr>
+              <w:t>--activite-recrutement-replace</w:t>
+            </w:r>
+          </w:p>
+        </w:tc>
+        <w:tc>
+          <w:tcPr>
+            <w:tcW w:w="0" w:type="auto"/>
+            <w:noWrap/>
+            <w:tcMar>
+              <w:top w:w="75" w:type="dxa"/>
+              <w:left w:w="135" w:type="dxa"/>
+              <w:bottom w:w="75" w:type="dxa"/>
+              <w:right w:w="135" w:type="dxa"/>
+            </w:tcMar>
+            <w:vAlign w:val="center"/>
+          </w:tcPr>
+          <w:p/>
+        </w:tc>
+      </w:tr>
     </w:tbl>
     <w:p>
       <w:r>
@@ -5075,7 +5701,6 @@
         </w:numPr>
       </w:pPr>
       <w:r>
-        <w:lastRenderedPageBreak/>
         <w:t>Tout synchroniser sauf les business Unit et les sources des CVs</w:t>
       </w:r>
     </w:p>
@@ -5364,6 +5989,7 @@
           <w:color w:val="E4E4E4"/>
         </w:rPr>
       </w:pPr>
+      <w:bookmarkStart w:id="9" w:name="OLE_LINK33"/>
       <w:r>
         <w:rPr>
           <w:color w:val="EFB080"/>
@@ -5462,6 +6088,7 @@
         </w:rPr>
         <w:t xml:space="preserve"> </w:t>
       </w:r>
+      <w:bookmarkEnd w:id="9"/>
       <w:r>
         <w:rPr>
           <w:color w:val="D6D6DD"/>
@@ -5504,7 +6131,7 @@
           <w:color w:val="E4E4E4"/>
         </w:rPr>
       </w:pPr>
-      <w:bookmarkStart w:id="6" w:name="OLE_LINK7"/>
+      <w:bookmarkStart w:id="10" w:name="OLE_LINK7"/>
       <w:r>
         <w:rPr>
           <w:color w:val="EFB080"/>
@@ -5603,14 +6230,14 @@
         </w:rPr>
         <w:t xml:space="preserve"> </w:t>
       </w:r>
-      <w:bookmarkStart w:id="7" w:name="OLE_LINK6"/>
+      <w:bookmarkStart w:id="11" w:name="OLE_LINK6"/>
       <w:r>
         <w:rPr>
           <w:color w:val="D6D6DD"/>
         </w:rPr>
         <w:t>\</w:t>
       </w:r>
-      <w:bookmarkEnd w:id="7"/>
+      <w:bookmarkEnd w:id="11"/>
     </w:p>
     <w:p>
       <w:pPr>
@@ -5628,6 +6255,7 @@
         <w:rPr>
           <w:color w:val="E4E4E4"/>
         </w:rPr>
+        <w:lastRenderedPageBreak/>
         <w:t xml:space="preserve">  </w:t>
       </w:r>
       <w:r>
@@ -5659,7 +6287,7 @@
         <w:t xml:space="preserve">  --run-competences-update</w:t>
       </w:r>
     </w:p>
-    <w:bookmarkEnd w:id="6"/>
+    <w:bookmarkEnd w:id="10"/>
     <w:p/>
     <w:p>
       <w:pPr>
@@ -5690,11 +6318,26 @@
           <w:bottom w:val="single" w:sz="4" w:space="1" w:color="auto"/>
           <w:right w:val="single" w:sz="4" w:space="4" w:color="auto"/>
         </w:pBdr>
-      </w:pPr>
-      <w:r>
-        <w:t>python scripts/migration/sync_vsa.py --client-subdomain elitys --sync-all --force-full-sync --run-competences-update</w:t>
-      </w:r>
-    </w:p>
+        <w:ind w:left="360"/>
+      </w:pPr>
+      <w:bookmarkStart w:id="12" w:name="OLE_LINK9"/>
+      <w:bookmarkStart w:id="13" w:name="OLE_LINK8"/>
+      <w:r>
+        <w:t xml:space="preserve">python scripts/migration/sync_vsa.py --client-subdomain elitys --sync-all </w:t>
+      </w:r>
+      <w:bookmarkStart w:id="14" w:name="OLE_LINK1"/>
+      <w:bookmarkStart w:id="15" w:name="OLE_LINK34"/>
+      <w:r>
+        <w:t xml:space="preserve">--force-full-sync </w:t>
+      </w:r>
+      <w:bookmarkEnd w:id="14"/>
+      <w:r>
+        <w:t>--run-competences-update</w:t>
+      </w:r>
+      <w:bookmarkEnd w:id="12"/>
+    </w:p>
+    <w:bookmarkEnd w:id="13"/>
+    <w:bookmarkEnd w:id="15"/>
     <w:p/>
     <w:p>
       <w:pPr>
@@ -5704,10 +6347,12 @@
           <w:numId w:val="10"/>
         </w:numPr>
       </w:pPr>
+      <w:bookmarkStart w:id="16" w:name="OLE_LINK2"/>
       <w:r>
         <w:t xml:space="preserve">Télécharger les notes de frais paybacks… seulement </w:t>
       </w:r>
     </w:p>
+    <w:bookmarkEnd w:id="16"/>
     <w:p>
       <w:pPr>
         <w:pBdr>
@@ -5722,19 +6367,247 @@
       </w:r>
     </w:p>
     <w:p/>
+    <w:p/>
+    <w:p>
+      <w:pPr>
+        <w:pStyle w:val="ListParagraph"/>
+        <w:numPr>
+          <w:ilvl w:val="0"/>
+          <w:numId w:val="10"/>
+        </w:numPr>
+      </w:pPr>
+      <w:r>
+        <w:t xml:space="preserve">Télécharger les missions … seulement </w:t>
+      </w:r>
+    </w:p>
+    <w:p/>
+    <w:p>
+      <w:pPr>
+        <w:pBdr>
+          <w:top w:val="single" w:sz="4" w:space="1" w:color="auto"/>
+          <w:left w:val="single" w:sz="4" w:space="4" w:color="auto"/>
+          <w:bottom w:val="single" w:sz="4" w:space="1" w:color="auto"/>
+          <w:right w:val="single" w:sz="4" w:space="4" w:color="auto"/>
+        </w:pBdr>
+      </w:pPr>
+      <w:r>
+        <w:t># Sync missions seules (merge, avec les CV déjà en base)</w:t>
+      </w:r>
+    </w:p>
+    <w:p>
+      <w:pPr>
+        <w:pBdr>
+          <w:top w:val="single" w:sz="4" w:space="1" w:color="auto"/>
+          <w:left w:val="single" w:sz="4" w:space="4" w:color="auto"/>
+          <w:bottom w:val="single" w:sz="4" w:space="1" w:color="auto"/>
+          <w:right w:val="single" w:sz="4" w:space="4" w:color="auto"/>
+        </w:pBdr>
+      </w:pPr>
+      <w:r>
+        <w:t>python3 scripts/migration/sync_vsa.py --client-subdomain elitys --sync-missions</w:t>
+      </w:r>
+      <w:r>
+        <w:t xml:space="preserve"> </w:t>
+      </w:r>
+      <w:r>
+        <w:t>--force-full-sync</w:t>
+      </w:r>
+    </w:p>
+    <w:p>
+      <w:pPr>
+        <w:pBdr>
+          <w:top w:val="single" w:sz="4" w:space="1" w:color="auto"/>
+          <w:left w:val="single" w:sz="4" w:space="4" w:color="auto"/>
+          <w:bottom w:val="single" w:sz="4" w:space="1" w:color="auto"/>
+          <w:right w:val="single" w:sz="4" w:space="4" w:color="auto"/>
+        </w:pBdr>
+      </w:pPr>
+    </w:p>
+    <w:p>
+      <w:pPr>
+        <w:pBdr>
+          <w:top w:val="single" w:sz="4" w:space="1" w:color="auto"/>
+          <w:left w:val="single" w:sz="4" w:space="4" w:color="auto"/>
+          <w:bottom w:val="single" w:sz="4" w:space="1" w:color="auto"/>
+          <w:right w:val="single" w:sz="4" w:space="4" w:color="auto"/>
+        </w:pBdr>
+      </w:pPr>
+      <w:r>
+        <w:t># Sync missions seules + force replace (supprime puis recrée</w:t>
+      </w:r>
+      <w:r>
+        <w:t xml:space="preserve"> les misisons et les ordres de missions associés</w:t>
+      </w:r>
+    </w:p>
+    <w:p>
+      <w:pPr>
+        <w:pBdr>
+          <w:top w:val="single" w:sz="4" w:space="1" w:color="auto"/>
+          <w:left w:val="single" w:sz="4" w:space="4" w:color="auto"/>
+          <w:bottom w:val="single" w:sz="4" w:space="1" w:color="auto"/>
+          <w:right w:val="single" w:sz="4" w:space="4" w:color="auto"/>
+        </w:pBdr>
+      </w:pPr>
+      <w:bookmarkStart w:id="17" w:name="OLE_LINK3"/>
+      <w:r>
+        <w:t>python3 scripts/migration/sync_vsa.py --client-subdomain elitys --sync-missions --missions-replace</w:t>
+      </w:r>
+    </w:p>
+    <w:bookmarkEnd w:id="17"/>
+    <w:p/>
+    <w:p>
+      <w:r>
+        <w:t>python3 scripts/migration/sync_vsa.py --client-subdomain elitys --sync-cvs --activite-recrutement-replace</w:t>
+      </w:r>
+    </w:p>
+    <w:p>
+      <w:r>
+        <w:br/>
+      </w:r>
+      <w:bookmarkStart w:id="18" w:name="OLE_LINK35"/>
+      <w:r>
+        <w:rPr>
+          <w:color w:val="EFB080"/>
+        </w:rPr>
+        <w:t>python</w:t>
+      </w:r>
+      <w:r>
+        <w:rPr>
+          <w:color w:val="E4E4E4"/>
+        </w:rPr>
+        <w:t xml:space="preserve"> </w:t>
+      </w:r>
+      <w:r>
+        <w:t>scripts/migration/sync_vsa.py</w:t>
+      </w:r>
+      <w:r>
+        <w:rPr>
+          <w:color w:val="E4E4E4"/>
+        </w:rPr>
+        <w:t xml:space="preserve"> </w:t>
+      </w:r>
+      <w:r>
+        <w:t>--client-subdomain</w:t>
+      </w:r>
+      <w:r>
+        <w:rPr>
+          <w:color w:val="E4E4E4"/>
+        </w:rPr>
+        <w:t xml:space="preserve"> </w:t>
+      </w:r>
+      <w:r>
+        <w:t>elitys</w:t>
+      </w:r>
+      <w:r>
+        <w:rPr>
+          <w:color w:val="E4E4E4"/>
+        </w:rPr>
+        <w:t xml:space="preserve"> </w:t>
+      </w:r>
+      <w:r>
+        <w:t>--sync-all</w:t>
+      </w:r>
+      <w:r>
+        <w:t xml:space="preserve"> </w:t>
+      </w:r>
+      <w:r>
+        <w:t>--force-full-sync --run-competences-update</w:t>
+      </w:r>
+      <w:bookmarkEnd w:id="18"/>
+    </w:p>
+    <w:p>
+      <w:pPr>
+        <w:rPr>
+          <w:color w:val="E4E4E4"/>
+        </w:rPr>
+      </w:pPr>
+    </w:p>
+    <w:p>
+      <w:pPr>
+        <w:rPr>
+          <w:color w:val="E4E4E4"/>
+        </w:rPr>
+      </w:pPr>
+      <w:r>
+        <w:rPr>
+          <w:color w:val="E4E4E4"/>
+        </w:rPr>
+        <w:t>python scripts/migration/sync_vsa.py \</w:t>
+      </w:r>
+    </w:p>
+    <w:p>
+      <w:pPr>
+        <w:rPr>
+          <w:color w:val="E4E4E4"/>
+        </w:rPr>
+      </w:pPr>
+      <w:r>
+        <w:rPr>
+          <w:color w:val="E4E4E4"/>
+        </w:rPr>
+        <w:t xml:space="preserve">  --client-subdomain elitys \</w:t>
+      </w:r>
+    </w:p>
+    <w:p>
+      <w:pPr>
+        <w:rPr>
+          <w:color w:val="E4E4E4"/>
+        </w:rPr>
+      </w:pPr>
+      <w:r>
+        <w:rPr>
+          <w:color w:val="E4E4E4"/>
+        </w:rPr>
+        <w:t xml:space="preserve">  --resync-missing-cv-pdfs \</w:t>
+      </w:r>
+    </w:p>
+    <w:p>
+      <w:pPr>
+        <w:rPr>
+          <w:color w:val="E4E4E4"/>
+        </w:rPr>
+      </w:pPr>
+      <w:r>
+        <w:rPr>
+          <w:color w:val="E4E4E4"/>
+        </w:rPr>
+        <w:t xml:space="preserve">  --bulk-file /chemin/vers/bulk.json   # optionnel ; sinon télécharge le bulk</w:t>
+      </w:r>
+    </w:p>
+    <w:p>
+      <w:pPr>
+        <w:rPr>
+          <w:color w:val="E4E4E4"/>
+        </w:rPr>
+      </w:pPr>
+    </w:p>
+    <w:p>
+      <w:pPr>
+        <w:rPr>
+          <w:color w:val="E4E4E4"/>
+        </w:rPr>
+      </w:pPr>
+      <w:r>
+        <w:rPr>
+          <w:color w:val="E4E4E4"/>
+        </w:rPr>
+        <w:t>python scripts/migration/sync_vsa.py --client-subdomain elitys --sync-besoins --force-full-sync</w:t>
+      </w:r>
+    </w:p>
+    <w:p/>
     <w:p>
       <w:pPr>
         <w:pStyle w:val="Heading2"/>
       </w:pPr>
-      <w:bookmarkStart w:id="8" w:name="_Toc223364378"/>
+      <w:bookmarkStart w:id="19" w:name="_Toc223364378"/>
       <w:r>
         <w:t>Synchronier les sources des CVs</w:t>
       </w:r>
-      <w:bookmarkEnd w:id="8"/>
-    </w:p>
-    <w:p>
-      <w:r>
-        <w:t xml:space="preserve">Par défaut on sne synchronise pas les sources des CVs. SI je veux les synchroniser : </w:t>
+      <w:bookmarkEnd w:id="19"/>
+    </w:p>
+    <w:p>
+      <w:r>
+        <w:t xml:space="preserve">Par défaut on ne synchronise pas les sources des CVs. SI je veux les synchroniser : </w:t>
       </w:r>
     </w:p>
     <w:p>
@@ -5749,13 +6622,13 @@
       <w:pPr>
         <w:pStyle w:val="Heading2"/>
       </w:pPr>
-      <w:bookmarkStart w:id="9" w:name="_Toc222771750"/>
-      <w:bookmarkStart w:id="10" w:name="_Toc223364379"/>
+      <w:bookmarkStart w:id="20" w:name="_Toc222771750"/>
+      <w:bookmarkStart w:id="21" w:name="_Toc223364379"/>
       <w:r>
         <w:t>API v2</w:t>
       </w:r>
-      <w:bookmarkEnd w:id="9"/>
-      <w:bookmarkEnd w:id="10"/>
+      <w:bookmarkEnd w:id="20"/>
+      <w:bookmarkEnd w:id="21"/>
     </w:p>
     <w:p/>
     <w:p>
@@ -5783,15 +6656,15 @@
           <w:numId w:val="6"/>
         </w:numPr>
       </w:pPr>
-      <w:bookmarkStart w:id="11" w:name="_Toc220086416"/>
-      <w:bookmarkStart w:id="12" w:name="_Toc222771755"/>
-      <w:bookmarkStart w:id="13" w:name="_Toc223364380"/>
+      <w:bookmarkStart w:id="22" w:name="_Toc220086416"/>
+      <w:bookmarkStart w:id="23" w:name="_Toc222771755"/>
+      <w:bookmarkStart w:id="24" w:name="_Toc223364380"/>
       <w:r>
         <w:t>Récupération des CVS</w:t>
       </w:r>
-      <w:bookmarkEnd w:id="11"/>
-      <w:bookmarkEnd w:id="12"/>
-      <w:bookmarkEnd w:id="13"/>
+      <w:bookmarkEnd w:id="22"/>
+      <w:bookmarkEnd w:id="23"/>
+      <w:bookmarkEnd w:id="24"/>
     </w:p>
     <w:p/>
     <w:p>
@@ -5802,19 +6675,18 @@
           <w:numId w:val="6"/>
         </w:numPr>
       </w:pPr>
-      <w:bookmarkStart w:id="14" w:name="_Toc220086417"/>
-      <w:bookmarkStart w:id="15" w:name="_Toc222771756"/>
-      <w:bookmarkStart w:id="16" w:name="_Toc223364381"/>
+      <w:bookmarkStart w:id="25" w:name="_Toc220086417"/>
+      <w:bookmarkStart w:id="26" w:name="_Toc222771756"/>
+      <w:bookmarkStart w:id="27" w:name="_Toc223364381"/>
       <w:r>
         <w:t>Un client spécifique</w:t>
       </w:r>
-      <w:bookmarkEnd w:id="14"/>
-      <w:bookmarkEnd w:id="15"/>
-      <w:bookmarkEnd w:id="16"/>
-    </w:p>
-    <w:p>
-      <w:r>
-        <w:lastRenderedPageBreak/>
+      <w:bookmarkEnd w:id="25"/>
+      <w:bookmarkEnd w:id="26"/>
+      <w:bookmarkEnd w:id="27"/>
+    </w:p>
+    <w:p>
+      <w:r>
         <w:t># Synchroniser tous les CVs</w:t>
       </w:r>
     </w:p>
@@ -5948,15 +6820,15 @@
           <w:numId w:val="6"/>
         </w:numPr>
       </w:pPr>
-      <w:bookmarkStart w:id="17" w:name="_Toc220086418"/>
-      <w:bookmarkStart w:id="18" w:name="_Toc222771757"/>
-      <w:bookmarkStart w:id="19" w:name="_Toc223364382"/>
+      <w:bookmarkStart w:id="28" w:name="_Toc220086418"/>
+      <w:bookmarkStart w:id="29" w:name="_Toc222771757"/>
+      <w:bookmarkStart w:id="30" w:name="_Toc223364382"/>
       <w:r>
         <w:t>Un CV spécifique</w:t>
       </w:r>
-      <w:bookmarkEnd w:id="17"/>
-      <w:bookmarkEnd w:id="18"/>
-      <w:bookmarkEnd w:id="19"/>
+      <w:bookmarkEnd w:id="28"/>
+      <w:bookmarkEnd w:id="29"/>
+      <w:bookmarkEnd w:id="30"/>
     </w:p>
     <w:p>
       <w:r>
@@ -6106,15 +6978,15 @@
           <w:numId w:val="6"/>
         </w:numPr>
       </w:pPr>
-      <w:bookmarkStart w:id="20" w:name="_Toc220086419"/>
-      <w:bookmarkStart w:id="21" w:name="_Toc222771758"/>
-      <w:bookmarkStart w:id="22" w:name="_Toc223364383"/>
+      <w:bookmarkStart w:id="31" w:name="_Toc220086419"/>
+      <w:bookmarkStart w:id="32" w:name="_Toc222771758"/>
+      <w:bookmarkStart w:id="33" w:name="_Toc223364383"/>
       <w:r>
         <w:t>Mode test</w:t>
       </w:r>
-      <w:bookmarkEnd w:id="20"/>
-      <w:bookmarkEnd w:id="21"/>
-      <w:bookmarkEnd w:id="22"/>
+      <w:bookmarkEnd w:id="31"/>
+      <w:bookmarkEnd w:id="32"/>
+      <w:bookmarkEnd w:id="33"/>
     </w:p>
     <w:p>
       <w:r>
@@ -6206,15 +7078,15 @@
           <w:numId w:val="6"/>
         </w:numPr>
       </w:pPr>
-      <w:bookmarkStart w:id="23" w:name="_Toc220086420"/>
-      <w:bookmarkStart w:id="24" w:name="_Toc222771759"/>
-      <w:bookmarkStart w:id="25" w:name="_Toc223364384"/>
+      <w:bookmarkStart w:id="34" w:name="_Toc220086420"/>
+      <w:bookmarkStart w:id="35" w:name="_Toc222771759"/>
+      <w:bookmarkStart w:id="36" w:name="_Toc223364384"/>
       <w:r>
         <w:t>Uniquement un statut</w:t>
       </w:r>
-      <w:bookmarkEnd w:id="23"/>
-      <w:bookmarkEnd w:id="24"/>
-      <w:bookmarkEnd w:id="25"/>
+      <w:bookmarkEnd w:id="34"/>
+      <w:bookmarkEnd w:id="35"/>
+      <w:bookmarkEnd w:id="36"/>
       <w:r>
         <w:t xml:space="preserve"> </w:t>
       </w:r>
@@ -6311,13 +7183,13 @@
           <w:numId w:val="6"/>
         </w:numPr>
       </w:pPr>
-      <w:bookmarkStart w:id="26" w:name="_Toc222771760"/>
-      <w:bookmarkStart w:id="27" w:name="_Toc223364385"/>
+      <w:bookmarkStart w:id="37" w:name="_Toc222771760"/>
+      <w:bookmarkStart w:id="38" w:name="_Toc223364385"/>
       <w:r>
         <w:t>Réparation</w:t>
       </w:r>
-      <w:bookmarkEnd w:id="26"/>
-      <w:bookmarkEnd w:id="27"/>
+      <w:bookmarkEnd w:id="37"/>
+      <w:bookmarkEnd w:id="38"/>
       <w:r>
         <w:t xml:space="preserve"> </w:t>
       </w:r>
@@ -6345,11 +7217,11 @@
       <w:pPr>
         <w:pStyle w:val="Heading2"/>
       </w:pPr>
-      <w:bookmarkStart w:id="28" w:name="_Toc223364386"/>
+      <w:bookmarkStart w:id="39" w:name="_Toc223364386"/>
       <w:r>
         <w:t>Les origin_id</w:t>
       </w:r>
-      <w:bookmarkEnd w:id="28"/>
+      <w:bookmarkEnd w:id="39"/>
       <w:r>
         <w:t xml:space="preserve"> </w:t>
       </w:r>
@@ -6357,6 +7229,7 @@
     <w:p/>
     <w:p>
       <w:r>
+        <w:lastRenderedPageBreak/>
         <w:t>On utilise des origin_id pour garder en mémoire l’object depuis VSA et pouvoir faire des jointures entre les objets facilement</w:t>
       </w:r>
     </w:p>
@@ -6368,15 +7241,14 @@
       <w:r>
         <w:t xml:space="preserve"> </w:t>
       </w:r>
-      <w:bookmarkStart w:id="29" w:name="_Toc223364387"/>
+      <w:bookmarkStart w:id="40" w:name="_Toc223364387"/>
       <w:r>
         <w:t>Orders-Misison</w:t>
       </w:r>
-      <w:bookmarkEnd w:id="29"/>
-    </w:p>
-    <w:p>
-      <w:r>
-        <w:lastRenderedPageBreak/>
+      <w:bookmarkEnd w:id="40"/>
+    </w:p>
+    <w:p>
+      <w:r>
         <w:t>Pour les orders, dans VSA bcp de missions ont le meme code, on utilise alors la line_id poru etre sur de rendre unique les valeurs</w:t>
       </w:r>
       <w:r>
@@ -6399,13 +7271,13 @@
           <w:numId w:val="6"/>
         </w:numPr>
       </w:pPr>
-      <w:bookmarkStart w:id="30" w:name="_Toc222771761"/>
-      <w:bookmarkStart w:id="31" w:name="_Toc223364388"/>
+      <w:bookmarkStart w:id="41" w:name="_Toc222771761"/>
+      <w:bookmarkStart w:id="42" w:name="_Toc223364388"/>
       <w:r>
         <w:t>Maintenance</w:t>
       </w:r>
-      <w:bookmarkEnd w:id="30"/>
-      <w:bookmarkEnd w:id="31"/>
+      <w:bookmarkEnd w:id="41"/>
+      <w:bookmarkEnd w:id="42"/>
       <w:r>
         <w:t xml:space="preserve"> </w:t>
       </w:r>
@@ -6418,13 +7290,13 @@
           <w:numId w:val="6"/>
         </w:numPr>
       </w:pPr>
-      <w:bookmarkStart w:id="32" w:name="_Toc222771762"/>
-      <w:bookmarkStart w:id="33" w:name="_Toc223364389"/>
+      <w:bookmarkStart w:id="43" w:name="_Toc222771762"/>
+      <w:bookmarkStart w:id="44" w:name="_Toc223364389"/>
       <w:r>
         <w:t>Recuperer les informations grace au numero de securite sociale</w:t>
       </w:r>
-      <w:bookmarkEnd w:id="32"/>
-      <w:bookmarkEnd w:id="33"/>
+      <w:bookmarkEnd w:id="43"/>
+      <w:bookmarkEnd w:id="44"/>
       <w:r>
         <w:t xml:space="preserve"> </w:t>
       </w:r>
@@ -6520,13 +7392,13 @@
           <w:numId w:val="6"/>
         </w:numPr>
       </w:pPr>
-      <w:bookmarkStart w:id="34" w:name="_Toc222771763"/>
-      <w:bookmarkStart w:id="35" w:name="_Toc223364390"/>
+      <w:bookmarkStart w:id="45" w:name="_Toc222771763"/>
+      <w:bookmarkStart w:id="46" w:name="_Toc223364390"/>
       <w:r>
         <w:t>Corriger les informations grâce au numéro de sécurité sociale</w:t>
       </w:r>
-      <w:bookmarkEnd w:id="34"/>
-      <w:bookmarkEnd w:id="35"/>
+      <w:bookmarkEnd w:id="45"/>
+      <w:bookmarkEnd w:id="46"/>
     </w:p>
     <w:p/>
     <w:p>
@@ -6614,6 +7486,7 @@
     </w:p>
     <w:p>
       <w:r>
+        <w:lastRenderedPageBreak/>
         <w:t>#    Email: sebastienverry@gmail.com</w:t>
       </w:r>
     </w:p>
@@ -6630,7 +7503,6 @@
     </w:p>
     <w:p>
       <w:r>
-        <w:lastRenderedPageBreak/>
         <w:t>python scripts/maintenance/check_vsa_api/fix_cv_data_mismatch.py --client-subdomain elitys --fix</w:t>
       </w:r>
     </w:p>
@@ -6654,15 +7526,15 @@
           <w:numId w:val="6"/>
         </w:numPr>
       </w:pPr>
-      <w:bookmarkStart w:id="36" w:name="_Toc220086421"/>
-      <w:bookmarkStart w:id="37" w:name="_Toc222771764"/>
-      <w:bookmarkStart w:id="38" w:name="_Toc223364391"/>
+      <w:bookmarkStart w:id="47" w:name="_Toc220086421"/>
+      <w:bookmarkStart w:id="48" w:name="_Toc222771764"/>
+      <w:bookmarkStart w:id="49" w:name="_Toc223364391"/>
       <w:r>
         <w:t>Récupérer les customers</w:t>
       </w:r>
-      <w:bookmarkEnd w:id="36"/>
-      <w:bookmarkEnd w:id="37"/>
-      <w:bookmarkEnd w:id="38"/>
+      <w:bookmarkEnd w:id="47"/>
+      <w:bookmarkEnd w:id="48"/>
+      <w:bookmarkEnd w:id="49"/>
     </w:p>
     <w:p/>
     <w:p>
@@ -6695,15 +7567,15 @@
           <w:numId w:val="6"/>
         </w:numPr>
       </w:pPr>
-      <w:bookmarkStart w:id="39" w:name="_Toc220086422"/>
-      <w:bookmarkStart w:id="40" w:name="_Toc222771765"/>
-      <w:bookmarkStart w:id="41" w:name="_Toc223364392"/>
+      <w:bookmarkStart w:id="50" w:name="_Toc220086422"/>
+      <w:bookmarkStart w:id="51" w:name="_Toc222771765"/>
+      <w:bookmarkStart w:id="52" w:name="_Toc223364392"/>
       <w:r>
         <w:t>Recuperer les besoins</w:t>
       </w:r>
-      <w:bookmarkEnd w:id="39"/>
-      <w:bookmarkEnd w:id="40"/>
-      <w:bookmarkEnd w:id="41"/>
+      <w:bookmarkEnd w:id="50"/>
+      <w:bookmarkEnd w:id="51"/>
+      <w:bookmarkEnd w:id="52"/>
     </w:p>
     <w:p/>
     <w:p>
@@ -6747,15 +7619,15 @@
           <w:numId w:val="6"/>
         </w:numPr>
       </w:pPr>
-      <w:bookmarkStart w:id="42" w:name="_Toc220086423"/>
-      <w:bookmarkStart w:id="43" w:name="_Toc222771766"/>
-      <w:bookmarkStart w:id="44" w:name="_Toc223364393"/>
+      <w:bookmarkStart w:id="53" w:name="_Toc220086423"/>
+      <w:bookmarkStart w:id="54" w:name="_Toc222771766"/>
+      <w:bookmarkStart w:id="55" w:name="_Toc223364393"/>
       <w:r>
         <w:t>Recuperer les contacts</w:t>
       </w:r>
-      <w:bookmarkEnd w:id="42"/>
-      <w:bookmarkEnd w:id="43"/>
-      <w:bookmarkEnd w:id="44"/>
+      <w:bookmarkEnd w:id="53"/>
+      <w:bookmarkEnd w:id="54"/>
+      <w:bookmarkEnd w:id="55"/>
     </w:p>
     <w:p>
       <w:r>
@@ -6806,15 +7678,15 @@
           <w:numId w:val="6"/>
         </w:numPr>
       </w:pPr>
-      <w:bookmarkStart w:id="45" w:name="_Toc220086424"/>
-      <w:bookmarkStart w:id="46" w:name="_Toc222771767"/>
-      <w:bookmarkStart w:id="47" w:name="_Toc223364394"/>
+      <w:bookmarkStart w:id="56" w:name="_Toc220086424"/>
+      <w:bookmarkStart w:id="57" w:name="_Toc222771767"/>
+      <w:bookmarkStart w:id="58" w:name="_Toc223364394"/>
       <w:r>
         <w:t>Recuperer les CV</w:t>
       </w:r>
-      <w:bookmarkEnd w:id="45"/>
-      <w:bookmarkEnd w:id="46"/>
-      <w:bookmarkEnd w:id="47"/>
+      <w:bookmarkEnd w:id="56"/>
+      <w:bookmarkEnd w:id="57"/>
+      <w:bookmarkEnd w:id="58"/>
       <w:r>
         <w:t xml:space="preserve"> </w:t>
       </w:r>
@@ -6844,13 +7716,13 @@
       <w:pPr>
         <w:pStyle w:val="Heading3"/>
       </w:pPr>
-      <w:bookmarkStart w:id="48" w:name="_Toc222771768"/>
-      <w:bookmarkStart w:id="49" w:name="_Toc223364395"/>
+      <w:bookmarkStart w:id="59" w:name="_Toc222771768"/>
+      <w:bookmarkStart w:id="60" w:name="_Toc223364395"/>
       <w:r>
         <w:t>4. Options de synchronisation</w:t>
       </w:r>
-      <w:bookmarkEnd w:id="48"/>
-      <w:bookmarkEnd w:id="49"/>
+      <w:bookmarkEnd w:id="59"/>
+      <w:bookmarkEnd w:id="60"/>
     </w:p>
     <w:p>
       <w:pPr>
@@ -6888,7 +7760,6 @@
           <w:sz w:val="18"/>
           <w:szCs w:val="18"/>
         </w:rPr>
-        <w:lastRenderedPageBreak/>
         <w:t>--sync-mode replace</w:t>
       </w:r>
       <w:r>
@@ -6935,11 +7806,11 @@
       <w:pPr>
         <w:pStyle w:val="Heading2"/>
       </w:pPr>
-      <w:bookmarkStart w:id="50" w:name="_Toc223364396"/>
+      <w:bookmarkStart w:id="61" w:name="_Toc223364396"/>
       <w:r>
         <w:t>. Requêtes DB dans la boucle (priorité haute)</w:t>
       </w:r>
-      <w:bookmarkEnd w:id="50"/>
+      <w:bookmarkEnd w:id="61"/>
     </w:p>
     <w:p>
       <w:pPr>
@@ -7182,8 +8053,8 @@
           <w:noProof/>
           <w14:ligatures w14:val="standardContextual"/>
         </w:rPr>
-        <w:pict w14:anchorId="39CD6506">
-          <v:rect id="_x0000_i1028" alt="" style="width:376.25pt;height:.05pt;mso-width-percent:0;mso-height-percent:0;mso-width-percent:0;mso-height-percent:0" o:hrpct="804" o:hralign="center" o:hrstd="t" o:hr="t" fillcolor="#a0a0a0" stroked="f"/>
+        <w:pict w14:anchorId="3758C857">
+          <v:rect id="_x0000_i1028" alt="" style="width:214.35pt;height:.05pt;mso-width-percent:0;mso-height-percent:0;mso-width-percent:0;mso-height-percent:0" o:hrpct="458" o:hralign="center" o:hrstd="t" o:hr="t" fillcolor="#a0a0a0" stroked="f"/>
         </w:pict>
       </w:r>
     </w:p>
@@ -7191,7 +8062,7 @@
       <w:pPr>
         <w:pStyle w:val="Heading2"/>
       </w:pPr>
-      <w:bookmarkStart w:id="51" w:name="_Toc223364397"/>
+      <w:bookmarkStart w:id="62" w:name="_Toc223364397"/>
       <w:r>
         <w:t xml:space="preserve">2. Lookup statut VSA </w:t>
       </w:r>
@@ -7204,7 +8075,7 @@
       <w:r>
         <w:t xml:space="preserve"> (nature, statut) par défaut</w:t>
       </w:r>
-      <w:bookmarkEnd w:id="51"/>
+      <w:bookmarkEnd w:id="62"/>
     </w:p>
     <w:p>
       <w:pPr>
@@ -7599,8 +8470,8 @@
           <w:noProof/>
           <w14:ligatures w14:val="standardContextual"/>
         </w:rPr>
-        <w:pict w14:anchorId="00A53F85">
-          <v:rect id="_x0000_i1027" alt="" style="width:376.25pt;height:.05pt;mso-width-percent:0;mso-height-percent:0;mso-width-percent:0;mso-height-percent:0" o:hrpct="804" o:hralign="center" o:hrstd="t" o:hr="t" fillcolor="#a0a0a0" stroked="f"/>
+        <w:pict w14:anchorId="149A0C80">
+          <v:rect id="_x0000_i1027" alt="" style="width:214.35pt;height:.05pt;mso-width-percent:0;mso-height-percent:0;mso-width-percent:0;mso-height-percent:0" o:hrpct="458" o:hralign="center" o:hrstd="t" o:hr="t" fillcolor="#a0a0a0" stroked="f"/>
         </w:pict>
       </w:r>
     </w:p>
@@ -7608,11 +8479,11 @@
       <w:pPr>
         <w:pStyle w:val="Heading2"/>
       </w:pPr>
-      <w:bookmarkStart w:id="52" w:name="_Toc223364398"/>
+      <w:bookmarkStart w:id="63" w:name="_Toc223364398"/>
       <w:r>
         <w:t>3. Double construction pour les users (modéré)</w:t>
       </w:r>
-      <w:bookmarkEnd w:id="52"/>
+      <w:bookmarkEnd w:id="63"/>
     </w:p>
     <w:p>
       <w:pPr>
@@ -7681,7 +8552,11 @@
         <w:t>ELITYS_FIELD_USER_TO_CV</w:t>
       </w:r>
       <w:r>
-        <w:t>. Donc une partie du travail est faite deux fois (générique puis Elitys).</w:t>
+        <w:t xml:space="preserve">. Donc une partie du travail est faite deux fois (générique </w:t>
+      </w:r>
+      <w:r>
+        <w:lastRenderedPageBreak/>
+        <w:t>puis Elitys).</w:t>
       </w:r>
       <w:r>
         <w:rPr>
@@ -7692,11 +8567,7 @@
         <w:t>Impact :</w:t>
       </w:r>
       <w:r>
-        <w:t xml:space="preserve">Surtout du CPU et de la logique dupliquée. Réduire cette redondance impliquerait soit de ne pas appeler le mapper générique pour Elitys et tout faire dans un seul mapper, soit de faire le mapper générique “minimal” puis uniquement les champs Elitys. C’est un refactor plus lourd pour un gain moins évident que le cache </w:t>
-      </w:r>
-      <w:r>
-        <w:lastRenderedPageBreak/>
-        <w:t>nature/statut.</w:t>
+        <w:t>Surtout du CPU et de la logique dupliquée. Réduire cette redondance impliquerait soit de ne pas appeler le mapper générique pour Elitys et tout faire dans un seul mapper, soit de faire le mapper générique “minimal” puis uniquement les champs Elitys. C’est un refactor plus lourd pour un gain moins évident que le cache nature/statut.</w:t>
       </w:r>
       <w:r>
         <w:rPr>
@@ -7716,8 +8587,8 @@
           <w:noProof/>
           <w14:ligatures w14:val="standardContextual"/>
         </w:rPr>
-        <w:pict w14:anchorId="1E894B5B">
-          <v:rect id="_x0000_i1026" alt="" style="width:376.25pt;height:.05pt;mso-width-percent:0;mso-height-percent:0;mso-width-percent:0;mso-height-percent:0" o:hrpct="804" o:hralign="center" o:hrstd="t" o:hr="t" fillcolor="#a0a0a0" stroked="f"/>
+        <w:pict w14:anchorId="15A0B2E5">
+          <v:rect id="_x0000_i1026" alt="" style="width:214.35pt;height:.05pt;mso-width-percent:0;mso-height-percent:0;mso-width-percent:0;mso-height-percent:0" o:hrpct="458" o:hralign="center" o:hrstd="t" o:hr="t" fillcolor="#a0a0a0" stroked="f"/>
         </w:pict>
       </w:r>
     </w:p>
@@ -7725,11 +8596,11 @@
       <w:pPr>
         <w:pStyle w:val="Heading2"/>
       </w:pPr>
-      <w:bookmarkStart w:id="53" w:name="_Toc223364399"/>
+      <w:bookmarkStart w:id="64" w:name="_Toc223364399"/>
       <w:r>
         <w:t>4. Parsing de dates répété</w:t>
       </w:r>
-      <w:bookmarkEnd w:id="53"/>
+      <w:bookmarkEnd w:id="64"/>
     </w:p>
     <w:p>
       <w:pPr>
@@ -7818,8 +8689,8 @@
           <w:noProof/>
           <w14:ligatures w14:val="standardContextual"/>
         </w:rPr>
-        <w:pict w14:anchorId="4F1A3C48">
-          <v:rect id="_x0000_i1025" alt="" style="width:376.25pt;height:.05pt;mso-width-percent:0;mso-height-percent:0;mso-width-percent:0;mso-height-percent:0" o:hrpct="804" o:hralign="center" o:hrstd="t" o:hr="t" fillcolor="#a0a0a0" stroked="f"/>
+        <w:pict w14:anchorId="5B50FCB9">
+          <v:rect id="_x0000_i1025" alt="" style="width:214.35pt;height:.05pt;mso-width-percent:0;mso-height-percent:0;mso-width-percent:0;mso-height-percent:0" o:hrpct="458" o:hralign="center" o:hrstd="t" o:hr="t" fillcolor="#a0a0a0" stroked="f"/>
         </w:pict>
       </w:r>
     </w:p>
@@ -7827,11 +8698,11 @@
       <w:pPr>
         <w:pStyle w:val="Heading2"/>
       </w:pPr>
-      <w:bookmarkStart w:id="54" w:name="_Toc223364400"/>
+      <w:bookmarkStart w:id="65" w:name="_Toc223364400"/>
       <w:r>
         <w:t>5. Résumé des priorités</w:t>
       </w:r>
-      <w:bookmarkEnd w:id="54"/>
+      <w:bookmarkEnd w:id="65"/>
     </w:p>
     <w:tbl>
       <w:tblPr>
@@ -10402,7 +11273,7 @@
   <w:style w:type="paragraph" w:default="1" w:styleId="Normal">
     <w:name w:val="Normal"/>
     <w:qFormat/>
-    <w:rsid w:val="000B154E"/>
+    <w:rsid w:val="00D378AD"/>
     <w:pPr>
       <w:spacing w:after="0" w:line="240" w:lineRule="auto"/>
     </w:pPr>
@@ -11190,6 +12061,15 @@
       <w:u w:val="single"/>
     </w:rPr>
   </w:style>
+  <w:style w:type="paragraph" w:customStyle="1" w:styleId="Code">
+    <w:name w:val="Code"/>
+    <w:basedOn w:val="Normal"/>
+    <w:qFormat/>
+    <w:rsid w:val="00E40888"/>
+    <w:rPr>
+      <w:color w:val="FFFFFF" w:themeColor="background1"/>
+    </w:rPr>
+  </w:style>
 </w:styles>
 </file>
 
